--- a/5 семак/Выч_Машины/Домашка/Ответы на вопросы.docx
+++ b/5 семак/Выч_Машины/Домашка/Ответы на вопросы.docx
@@ -6785,7 +6785,8 @@
             </w:pPr>
             <w:r>
               <w:rPr>
-                <w:lang w:val="ru-RU"/>
+                <w:noProof/>
+                <w:lang w:eastAsia="ru-RU"/>
               </w:rPr>
               <w:drawing>
                 <wp:inline distT="0" distB="0" distL="0" distR="0" wp14:anchorId="222D564B" wp14:editId="73097776">
@@ -14065,14 +14066,7 @@
                   <w:rFonts w:ascii="Cambria Math" w:hAnsi="Cambria Math"/>
                   <w:sz w:val="24"/>
                 </w:rPr>
-                <m:t>=</m:t>
-              </m:r>
-              <m:r>
-                <w:rPr>
-                  <w:rFonts w:ascii="Cambria Math" w:hAnsi="Cambria Math"/>
-                  <w:sz w:val="24"/>
-                </w:rPr>
-                <m:t>0,9∙r17+0,1∙x17</m:t>
+                <m:t>=0,9∙r17+0,1∙x17</m:t>
               </m:r>
             </m:oMath>
           </w:p>
@@ -14108,14 +14102,7 @@
                       <w:rFonts w:ascii="Cambria Math" w:hAnsi="Cambria Math"/>
                       <w:sz w:val="24"/>
                     </w:rPr>
-                    <m:t>dx</m:t>
-                  </m:r>
-                  <m:r>
-                    <w:rPr>
-                      <w:rFonts w:ascii="Cambria Math" w:hAnsi="Cambria Math"/>
-                      <w:sz w:val="24"/>
-                    </w:rPr>
-                    <m:t>17</m:t>
+                    <m:t>dx17</m:t>
                   </m:r>
                 </m:num>
                 <m:den>
@@ -14133,14 +14120,7 @@
                   <w:rFonts w:ascii="Cambria Math" w:hAnsi="Cambria Math"/>
                   <w:sz w:val="24"/>
                 </w:rPr>
-                <m:t>=</m:t>
-              </m:r>
-              <m:r>
-                <w:rPr>
-                  <w:rFonts w:ascii="Cambria Math" w:hAnsi="Cambria Math"/>
-                  <w:sz w:val="24"/>
-                </w:rPr>
-                <m:t>0,9∙r17+0,1∙x17</m:t>
+                <m:t>=0,9∙r17+0,1∙x17</m:t>
               </m:r>
             </m:oMath>
           </w:p>
@@ -14198,15 +14178,7 @@
                   <w:sz w:val="24"/>
                   <w:highlight w:val="green"/>
                 </w:rPr>
-                <m:t>=</m:t>
-              </m:r>
-              <m:r>
-                <w:rPr>
-                  <w:rFonts w:ascii="Cambria Math" w:hAnsi="Cambria Math"/>
-                  <w:sz w:val="24"/>
-                  <w:highlight w:val="green"/>
-                </w:rPr>
-                <m:t>0,9∙r17+0,1∙x17</m:t>
+                <m:t>=0,9∙r17+0,1∙x17</m:t>
               </m:r>
             </m:oMath>
           </w:p>
@@ -14613,8 +14585,6 @@
                 </m:r>
               </m:oMath>
             </m:oMathPara>
-            <w:bookmarkStart w:id="0" w:name="_GoBack"/>
-            <w:bookmarkEnd w:id="0"/>
           </w:p>
         </w:tc>
       </w:tr>
@@ -14926,21 +14896,7 @@
                   <w:rFonts w:ascii="Cambria Math" w:hAnsi="Cambria Math"/>
                   <w:sz w:val="24"/>
                 </w:rPr>
-                <m:t>=-0,9∙</m:t>
-              </m:r>
-              <m:r>
-                <w:rPr>
-                  <w:rFonts w:ascii="Cambria Math" w:hAnsi="Cambria Math"/>
-                  <w:sz w:val="24"/>
-                </w:rPr>
-                <m:t>y20</m:t>
-              </m:r>
-              <m:r>
-                <w:rPr>
-                  <w:rFonts w:ascii="Cambria Math" w:hAnsi="Cambria Math"/>
-                  <w:sz w:val="24"/>
-                </w:rPr>
-                <m:t>+0,1∙x17</m:t>
+                <m:t>=-0,9∙y20+0,1∙x17</m:t>
               </m:r>
             </m:oMath>
           </w:p>
@@ -14994,21 +14950,7 @@
                   <w:rFonts w:ascii="Cambria Math" w:hAnsi="Cambria Math"/>
                   <w:sz w:val="24"/>
                 </w:rPr>
-                <m:t>=0,9∙</m:t>
-              </m:r>
-              <m:r>
-                <w:rPr>
-                  <w:rFonts w:ascii="Cambria Math" w:hAnsi="Cambria Math"/>
-                  <w:sz w:val="24"/>
-                </w:rPr>
-                <m:t>y20</m:t>
-              </m:r>
-              <m:r>
-                <w:rPr>
-                  <w:rFonts w:ascii="Cambria Math" w:hAnsi="Cambria Math"/>
-                  <w:sz w:val="24"/>
-                </w:rPr>
-                <m:t>+0,1∙x17</m:t>
+                <m:t>=0,9∙y20+0,1∙x17</m:t>
               </m:r>
             </m:oMath>
           </w:p>
@@ -15090,16 +15032,7 @@
                 <w:rPr>
                   <w:rFonts w:ascii="Cambria Math" w:hAnsi="Cambria Math"/>
                 </w:rPr>
-                <m:t>20</m:t>
-              </m:r>
-              <m:r>
-                <m:rPr>
-                  <m:sty m:val="p"/>
-                </m:rPr>
-                <w:rPr>
-                  <w:rFonts w:ascii="Cambria Math" w:hAnsi="Cambria Math"/>
-                </w:rPr>
-                <m:t>+0,1∙</m:t>
+                <m:t>20+0,1∙</m:t>
               </m:r>
               <m:r>
                 <w:rPr>
@@ -15173,16 +15106,7 @@
                     <w:rPr>
                       <w:rFonts w:ascii="Cambria Math" w:hAnsi="Cambria Math"/>
                     </w:rPr>
-                    <m:t>(</m:t>
-                  </m:r>
-                  <m:r>
-                    <m:rPr>
-                      <m:sty m:val="p"/>
-                    </m:rPr>
-                    <w:rPr>
-                      <w:rFonts w:ascii="Cambria Math" w:hAnsi="Cambria Math"/>
-                    </w:rPr>
-                    <m:t>0,9∙</m:t>
+                    <m:t>(0,9∙</m:t>
                   </m:r>
                   <m:r>
                     <w:rPr>
@@ -15197,16 +15121,7 @@
                     <w:rPr>
                       <w:rFonts w:ascii="Cambria Math" w:hAnsi="Cambria Math"/>
                     </w:rPr>
-                    <m:t>20</m:t>
-                  </m:r>
-                  <m:r>
-                    <m:rPr>
-                      <m:sty m:val="p"/>
-                    </m:rPr>
-                    <w:rPr>
-                      <w:rFonts w:ascii="Cambria Math" w:hAnsi="Cambria Math"/>
-                    </w:rPr>
-                    <m:t>+0,1∙</m:t>
+                    <m:t>20+0,1∙</m:t>
                   </m:r>
                   <m:r>
                     <w:rPr>
@@ -15221,16 +15136,7 @@
                     <w:rPr>
                       <w:rFonts w:ascii="Cambria Math" w:hAnsi="Cambria Math"/>
                     </w:rPr>
-                    <m:t>17</m:t>
-                  </m:r>
-                  <m:r>
-                    <m:rPr>
-                      <m:sty m:val="p"/>
-                    </m:rPr>
-                    <w:rPr>
-                      <w:rFonts w:ascii="Cambria Math" w:hAnsi="Cambria Math"/>
-                    </w:rPr>
-                    <m:t>)</m:t>
+                    <m:t>17)</m:t>
                   </m:r>
                 </m:e>
               </m:nary>
@@ -15972,12 +15878,4814 @@
         <w:rPr>
           <w:sz w:val="24"/>
         </w:rPr>
+      </w:pPr>
+    </w:p>
+    <w:p>
+      <w:pPr>
+        <w:pStyle w:val="a6"/>
+      </w:pPr>
+      <w:r>
+        <w:t>Вопрос 38</w:t>
+      </w:r>
+      <w:r>
+        <w:t xml:space="preserve"> </w:t>
+      </w:r>
+    </w:p>
+    <w:p>
+      <w:pPr>
+        <w:pStyle w:val="a6"/>
+      </w:pPr>
+      <w:r>
+        <w:t xml:space="preserve">К какому классу принадлежит адрес </w:t>
+      </w:r>
+      <w:r>
+        <w:rPr>
+          <w:bCs/>
+          <w:lang w:val="en-US"/>
+        </w:rPr>
+        <w:t>xxx</w:t>
+      </w:r>
+      <w:r>
+        <w:rPr>
+          <w:bCs/>
+        </w:rPr>
+        <w:t>.</w:t>
+      </w:r>
+      <w:r>
+        <w:rPr>
+          <w:bCs/>
+          <w:lang w:val="en-US"/>
+        </w:rPr>
+        <w:t>xxx</w:t>
+      </w:r>
+      <w:r>
+        <w:rPr>
+          <w:bCs/>
+        </w:rPr>
+        <w:t>.</w:t>
+      </w:r>
+      <w:proofErr w:type="gramStart"/>
+      <w:r>
+        <w:rPr>
+          <w:bCs/>
+          <w:lang w:val="en-US"/>
+        </w:rPr>
+        <w:t>xx</w:t>
+      </w:r>
+      <w:r>
+        <w:rPr>
+          <w:bCs/>
+        </w:rPr>
+        <w:t>.</w:t>
+      </w:r>
+      <w:r>
+        <w:rPr>
+          <w:bCs/>
+          <w:lang w:val="en-US"/>
+        </w:rPr>
+        <w:t>xx</w:t>
+      </w:r>
+      <w:proofErr w:type="gramEnd"/>
+      <w:r>
+        <w:rPr>
+          <w:bCs/>
+        </w:rPr>
+        <w:t xml:space="preserve">? </w:t>
+      </w:r>
+      <w:r>
+        <w:rPr>
+          <w:bCs/>
+          <w:lang w:val="en-US"/>
+        </w:rPr>
+        <w:t>A</w:t>
+      </w:r>
+      <w:proofErr w:type="gramStart"/>
+      <w:r>
+        <w:rPr>
+          <w:bCs/>
+        </w:rPr>
+        <w:t>,</w:t>
+      </w:r>
+      <w:r>
+        <w:rPr>
+          <w:bCs/>
+          <w:lang w:val="en-US"/>
+        </w:rPr>
+        <w:t>B</w:t>
+      </w:r>
+      <w:r>
+        <w:rPr>
+          <w:bCs/>
+        </w:rPr>
+        <w:t>,</w:t>
+      </w:r>
+      <w:r>
+        <w:rPr>
+          <w:bCs/>
+          <w:lang w:val="en-US"/>
+        </w:rPr>
+        <w:t>C</w:t>
+      </w:r>
+      <w:r>
+        <w:rPr>
+          <w:bCs/>
+        </w:rPr>
+        <w:t>,</w:t>
+      </w:r>
+      <w:r>
+        <w:rPr>
+          <w:bCs/>
+          <w:lang w:val="en-US"/>
+        </w:rPr>
+        <w:t>D</w:t>
+      </w:r>
+      <w:proofErr w:type="gramEnd"/>
+      <w:r>
+        <w:rPr>
+          <w:bCs/>
+        </w:rPr>
+        <w:t xml:space="preserve"> </w:t>
+      </w:r>
+    </w:p>
+    <w:p>
+      <w:pPr>
+        <w:rPr>
+          <w:bCs/>
+          <w:i/>
+        </w:rPr>
+      </w:pPr>
+      <w:r>
+        <w:rPr>
+          <w:bCs/>
+          <w:i/>
+        </w:rPr>
+        <w:t xml:space="preserve">Отвечая на вопрос, необходимо знать, как на класс </w:t>
+      </w:r>
+      <w:r>
+        <w:rPr>
+          <w:i/>
+          <w:lang w:val="en-US"/>
+        </w:rPr>
+        <w:t>IP</w:t>
+      </w:r>
+      <w:r>
+        <w:rPr>
+          <w:i/>
+        </w:rPr>
+        <w:t>-ад</w:t>
+      </w:r>
+      <w:r>
+        <w:rPr>
+          <w:i/>
+        </w:rPr>
+        <w:softHyphen/>
+        <w:t>реса влияет значение первого октета. Знать диапазоны для первого октета.</w:t>
+      </w:r>
+    </w:p>
+    <w:p>
+      <w:r>
+        <w:t>Класс IP-адреса определяется значениями первого и второго октетов. Первый октет определяет адрес сети, а второй - адрес хоста в этой сети.</w:t>
+      </w:r>
+    </w:p>
+    <w:p>
+      <w:r>
+        <w:t>Существует пять классов IP-адресов, обозначаемых буквами A, B, C, D и E. Класс адреса определяется значением первого октета (первые восемь бит) адреса.</w:t>
+      </w:r>
+    </w:p>
+    <w:p>
+      <w:r>
+        <w:t>Диапазоны адресов для первого октета в различных классах IP-адресов:</w:t>
+      </w:r>
+    </w:p>
+    <w:p>
+      <w:r>
+        <w:t>– Класс A: от 1.0.0.0 до 126.0.0.0, где первые восемь бит — это адрес сети, а последние 24 бита - адрес хоста в этой сети</w:t>
+      </w:r>
+      <w:r>
+        <w:t>,</w:t>
+      </w:r>
+      <w:r>
+        <w:t xml:space="preserve"> </w:t>
+      </w:r>
+      <w:r>
+        <w:t xml:space="preserve">маска </w:t>
+      </w:r>
+      <w:r>
+        <w:rPr>
+          <w:rFonts w:ascii="Arial" w:hAnsi="Arial" w:cs="Arial"/>
+          <w:color w:val="333333"/>
+          <w:shd w:val="clear" w:color="auto" w:fill="FFFFFF"/>
+        </w:rPr>
+        <w:t>255.0.0.0</w:t>
+      </w:r>
+    </w:p>
+    <w:p>
+      <w:r>
+        <w:t>– Класс B: от 128.1.0.0 до 191.255.0.0, где первый октет (16 бит) — это адрес подсети, второй октет (8 бит) - адрес хоста внутри подсети</w:t>
+      </w:r>
+      <w:r>
+        <w:t xml:space="preserve">, маска </w:t>
+      </w:r>
+      <w:r>
+        <w:rPr>
+          <w:rFonts w:ascii="Arial" w:hAnsi="Arial" w:cs="Arial"/>
+          <w:color w:val="333333"/>
+          <w:shd w:val="clear" w:color="auto" w:fill="FFFFFF"/>
+        </w:rPr>
+        <w:t>255.255.0.0</w:t>
+      </w:r>
+    </w:p>
+    <w:p>
+      <w:r>
+        <w:lastRenderedPageBreak/>
+        <w:t>– Класс C: от 192.0.1.0 до 223.255.255</w:t>
+      </w:r>
+      <w:r>
+        <w:t xml:space="preserve">, маска </w:t>
+      </w:r>
+      <w:r>
+        <w:rPr>
+          <w:rFonts w:ascii="Arial" w:hAnsi="Arial" w:cs="Arial"/>
+          <w:color w:val="333333"/>
+          <w:shd w:val="clear" w:color="auto" w:fill="FFFFFF"/>
+        </w:rPr>
+        <w:t>255.255.255.0</w:t>
+      </w:r>
+      <w:r>
+        <w:tab/>
+      </w:r>
+    </w:p>
+    <w:p>
+      <w:pPr>
+        <w:rPr>
+          <w:szCs w:val="28"/>
+        </w:rPr>
+      </w:pPr>
+      <w:r>
+        <w:t xml:space="preserve">– </w:t>
+      </w:r>
+      <w:r>
+        <w:rPr>
+          <w:shd w:val="clear" w:color="auto" w:fill="FFFFFF"/>
+        </w:rPr>
+        <w:t>Класс D: 224.0.0.0–239.255.255.255, маска 255.255.255.255</w:t>
+      </w:r>
+    </w:p>
+    <w:p>
+      <w:pPr>
+        <w:pStyle w:val="a6"/>
+      </w:pPr>
+      <w:r>
+        <w:t>Вопрос 39</w:t>
+      </w:r>
+    </w:p>
+    <w:p>
+      <w:pPr>
+        <w:pStyle w:val="a6"/>
+      </w:pPr>
+      <w:r>
+        <w:t xml:space="preserve">Какие из следующих адресов являются зарезервированными? Вам будут предложены на выбор значения </w:t>
+      </w:r>
+      <w:r>
+        <w:rPr>
+          <w:lang w:val="en-US"/>
+        </w:rPr>
+        <w:t>IP</w:t>
+      </w:r>
+      <w:r>
+        <w:t xml:space="preserve">-адресов с указанием числового значения первого октета и класса адреса, например, будет написано в одном из вариантов: «Адреса класса А, со значением первого октета 0». </w:t>
+      </w:r>
+    </w:p>
+    <w:p>
+      <w:r>
+        <w:t>Под словом зарезервировано подразумевается, что адрес используется, например, для тестирования сетевого адаптера. Т.е. если б вы увидели «адрес класса С, со значением последнего октета 255», то сказали бы, что такой адрес имеет специальное назначение. Такой адрес означает, что пакет является широковещательным сообщением для всех узлов данной сети.</w:t>
+      </w:r>
+    </w:p>
+    <w:p>
+      <w:r>
+        <w:t>Существует несколько зарезервированных адресов для различных классов сетей. Вот некоторые из них:</w:t>
+      </w:r>
+    </w:p>
+    <w:p>
+      <w:r>
+        <w:t>– Адрес 0.0.0.0 используется для обозначения “все нули” и обычно используется в качестве адреса по умолчанию для маршрутизаторов.</w:t>
+      </w:r>
+    </w:p>
+    <w:p>
+      <w:r>
+        <w:t>– Адреса с первым октетом в диапазоне от 10.0.0.0 до 10.255.255.254 зарезервированы для частных локальных сетей и не могут быть использованы для доступа к Интернету.</w:t>
+      </w:r>
+    </w:p>
+    <w:p>
+      <w:r>
+        <w:t>– Адреса с первыми тремя октетами 172.16.0.0–172.31.255.254 также зарезервированы для частных сетей, но используются в более крупных организациях.</w:t>
+      </w:r>
+    </w:p>
+    <w:p>
+      <w:r>
+        <w:t>– Адреса с октетами от 192.168.0.0 до 192.168.255.254 используются для домашних и небольших офисных сетей и также зарезервированы.</w:t>
+      </w:r>
+    </w:p>
+    <w:p>
+      <w:pPr>
+        <w:pStyle w:val="a6"/>
+      </w:pPr>
+      <w:r>
+        <w:t>Вопрос 40</w:t>
+      </w:r>
+    </w:p>
+    <w:p>
+      <w:pPr>
+        <w:pStyle w:val="a6"/>
+      </w:pPr>
+      <w:r>
+        <w:t>Каково десятичное значение октета 10011001? Будет стоять любое другое значение в двоичной системе. Требуется перевести в десятичную систему счисления, сложив суммы значений битов в октет.</w:t>
+      </w:r>
+    </w:p>
+    <w:p>
+      <w:r>
+        <w:t>Для определения десятичного значения октета необходимо перевести двоичные данные в десятичные значения. Октет содержит восемь битов, каждый из которых имеет значение либо 0, либо 1. Если бит равен 1, то его значение прибавляется к общей сумме, в противном случае оно равно 0.</w:t>
+      </w:r>
+    </w:p>
+    <w:p>
+      <w:r>
+        <w:lastRenderedPageBreak/>
+        <w:t>В данном случае октет выглядит следующим образом: 10011001. Теперь необходимо сложить значения каждого бита: 1 + 2 + 8 + 16 + 32 + 64 + 128 + 256 = 513.</w:t>
+      </w:r>
+    </w:p>
+    <w:p>
+      <w:r>
+        <w:t>Таким образом, десятичное значение данного октета равно 513.</w:t>
+      </w:r>
+    </w:p>
+    <w:p>
+      <w:pPr>
+        <w:pStyle w:val="a6"/>
+      </w:pPr>
+      <w:r>
+        <w:t>Вопрос 41</w:t>
+      </w:r>
+    </w:p>
+    <w:p>
+      <w:pPr>
+        <w:pStyle w:val="a6"/>
+      </w:pPr>
+      <w:r>
+        <w:t>Каково двоичное значение числа ХХХ? Переход из десятичной в двоичную систему.</w:t>
+      </w:r>
+    </w:p>
+    <w:p>
+      <w:r>
+        <w:t>Чтобы перевести число из десятичной системы счисления в двоичную, нужно разделить число на 2 и записывать остатки от деления. Полученная последовательность остатков от деления, записанная справа налево, и есть двоичное представление исходного числа.</w:t>
+      </w:r>
+    </w:p>
+    <w:p>
+      <w:r>
+        <w:t>Например, переведем число 100 в двоичное представление:</w:t>
+      </w:r>
+    </w:p>
+    <w:p>
+      <w:r>
+        <w:t>100 / 2 = 50 остаток 0</w:t>
+      </w:r>
+    </w:p>
+    <w:p>
+      <w:r>
+        <w:t>50 / 2 = 25 остаток 0</w:t>
+      </w:r>
+    </w:p>
+    <w:p>
+      <w:r>
+        <w:t>25 / 2 = 12 остаток 1</w:t>
+      </w:r>
+    </w:p>
+    <w:p>
+      <w:r>
+        <w:t>12 / 2 = 6 остаток 0</w:t>
+      </w:r>
+    </w:p>
+    <w:p>
+      <w:r>
+        <w:t>6 / 2 = 3 остаток 0</w:t>
+      </w:r>
+    </w:p>
+    <w:p>
+      <w:r>
+        <w:t>3 / 2 = 1 остаток 1</w:t>
+      </w:r>
+    </w:p>
+    <w:p>
+      <w:r>
+        <w:t>1 / 2 = 0 остаток 1</w:t>
+      </w:r>
+    </w:p>
+    <w:p>
+      <w:r>
+        <w:t>Записываем остатки от деления справа налево и получаем ответ: 1100100.</w:t>
+      </w:r>
+    </w:p>
+    <w:p>
+      <w:pPr>
+        <w:pStyle w:val="a6"/>
+      </w:pPr>
+      <w:r>
+        <w:t>Вопрос 42</w:t>
+      </w:r>
+    </w:p>
+    <w:p>
+      <w:pPr>
+        <w:pStyle w:val="a6"/>
+      </w:pPr>
+      <w:r>
+        <w:t>Какие из следующих предложений описывают часто встречающиеся типич</w:t>
+      </w:r>
+      <w:r>
+        <w:softHyphen/>
+        <w:t>ные проблемы с адресацией? (Выберите все правильные ответы.)</w:t>
+      </w:r>
+    </w:p>
+    <w:p>
+      <w:pPr>
+        <w:rPr>
+          <w:color w:val="000000" w:themeColor="text1"/>
+        </w:rPr>
+      </w:pPr>
+      <w:r>
+        <w:rPr>
+          <w:color w:val="000000" w:themeColor="text1"/>
+          <w:highlight w:val="green"/>
+        </w:rPr>
+        <w:t xml:space="preserve">А. На узле установлен неверный идентификатор сети. </w:t>
+      </w:r>
+      <w:r>
+        <w:rPr>
+          <w:color w:val="000000" w:themeColor="text1"/>
+          <w:highlight w:val="green"/>
+          <w:lang w:val="en-US"/>
+        </w:rPr>
+        <w:t>Q</w:t>
+      </w:r>
+      <w:r>
+        <w:rPr>
+          <w:color w:val="000000" w:themeColor="text1"/>
+        </w:rPr>
+        <w:t xml:space="preserve">   </w:t>
+      </w:r>
+    </w:p>
+    <w:p>
+      <w:r>
+        <w:t xml:space="preserve">В. Узел не настроен на использование </w:t>
+      </w:r>
+      <w:r>
+        <w:rPr>
+          <w:lang w:val="en-US"/>
+        </w:rPr>
+        <w:t>DNS</w:t>
+      </w:r>
+      <w:r>
+        <w:t>.</w:t>
+      </w:r>
+    </w:p>
+    <w:p>
+      <w:r>
+        <w:t>С. Узел использует тот же идентификатор узла, что и другой узел в той же сети.</w:t>
+      </w:r>
+    </w:p>
+    <w:p>
+      <w:r>
+        <w:rPr>
+          <w:lang w:val="en-US"/>
+        </w:rPr>
+        <w:t>D</w:t>
+      </w:r>
+      <w:r>
+        <w:t>. Узел использует тот же идентификатор сети, что и другие узлы в той же сети.</w:t>
+      </w:r>
+    </w:p>
+    <w:p>
+      <w:pPr>
+        <w:pStyle w:val="a6"/>
+      </w:pPr>
+      <w:r>
+        <w:t>Вопрос 43</w:t>
+      </w:r>
+    </w:p>
+    <w:p>
+      <w:pPr>
+        <w:pStyle w:val="a6"/>
+      </w:pPr>
+      <w:r>
+        <w:t>Выберите ответ, который наилучшим образом описывает функции маски подсети.</w:t>
+      </w:r>
+    </w:p>
+    <w:p>
+      <w:r>
+        <w:t xml:space="preserve">А. Маска сети используется для маскирования части </w:t>
+      </w:r>
+      <w:r>
+        <w:rPr>
+          <w:lang w:val="en-US"/>
+        </w:rPr>
+        <w:t>IP</w:t>
+      </w:r>
+      <w:r>
+        <w:t xml:space="preserve">-адреса в </w:t>
+      </w:r>
+      <w:r>
+        <w:rPr>
+          <w:lang w:val="en-US"/>
+        </w:rPr>
+        <w:t>TCP</w:t>
+      </w:r>
+      <w:r>
+        <w:t>/</w:t>
+      </w:r>
+      <w:r>
+        <w:rPr>
+          <w:lang w:val="en-US"/>
+        </w:rPr>
+        <w:t>IP</w:t>
+      </w:r>
+      <w:r>
+        <w:t>-сети.</w:t>
+      </w:r>
+    </w:p>
+    <w:p>
+      <w:r>
+        <w:lastRenderedPageBreak/>
+        <w:t xml:space="preserve">В. Маска подсети позволяет определить расположение других </w:t>
+      </w:r>
+      <w:r>
+        <w:rPr>
+          <w:lang w:val="en-US"/>
+        </w:rPr>
+        <w:t>TCP</w:t>
+      </w:r>
+      <w:r>
+        <w:t>/</w:t>
+      </w:r>
+      <w:r>
+        <w:rPr>
+          <w:lang w:val="en-US"/>
+        </w:rPr>
+        <w:t>IP</w:t>
+      </w:r>
+      <w:r>
+        <w:t>-узлов.</w:t>
+      </w:r>
+    </w:p>
+    <w:p>
+      <w:r>
+        <w:t>С. Маска подсети используется для того, чтобы помочь TCP/IP отделить идентификатор сети от идентификатора узла. Это помогает в опреде</w:t>
+      </w:r>
+      <w:r>
+        <w:softHyphen/>
+        <w:t>лении положения других ТСР/1Р-узлов.</w:t>
+      </w:r>
+    </w:p>
+    <w:p>
+      <w:pPr>
+        <w:rPr>
+          <w:color w:val="000000" w:themeColor="text1"/>
+        </w:rPr>
+      </w:pPr>
+      <w:r>
+        <w:rPr>
+          <w:color w:val="000000" w:themeColor="text1"/>
+          <w:highlight w:val="green"/>
+          <w:lang w:val="en-US"/>
+        </w:rPr>
+        <w:t>D</w:t>
+      </w:r>
+      <w:r>
+        <w:rPr>
+          <w:color w:val="000000" w:themeColor="text1"/>
+          <w:highlight w:val="green"/>
+        </w:rPr>
+        <w:t>. Маска подсети используется для того, чтобы помочь TCP/IP отделить идентификатор сети от идентификатора узла. Это помогает в опреде</w:t>
+      </w:r>
+      <w:r>
+        <w:rPr>
+          <w:color w:val="000000" w:themeColor="text1"/>
+          <w:highlight w:val="green"/>
+        </w:rPr>
+        <w:softHyphen/>
+        <w:t xml:space="preserve">лении </w:t>
+      </w:r>
+      <w:r>
+        <w:rPr>
+          <w:color w:val="000000" w:themeColor="text1"/>
+          <w:highlight w:val="green"/>
+          <w:lang w:val="en-US"/>
+        </w:rPr>
+        <w:t>IP</w:t>
+      </w:r>
+      <w:r>
+        <w:rPr>
+          <w:color w:val="000000" w:themeColor="text1"/>
+          <w:highlight w:val="green"/>
+        </w:rPr>
+        <w:t>-адресов других ТСРДР-узлов.</w:t>
+      </w:r>
+    </w:p>
+    <w:p>
+      <w:pPr>
+        <w:pStyle w:val="a6"/>
+        <w:rPr>
+          <w:bCs/>
+        </w:rPr>
+      </w:pPr>
+      <w:r>
+        <w:rPr>
+          <w:bCs/>
+        </w:rPr>
+        <w:t>Вопрос 44</w:t>
+      </w:r>
+      <w:r>
+        <w:rPr>
+          <w:bCs/>
+        </w:rPr>
+        <w:t xml:space="preserve"> </w:t>
+      </w:r>
+      <w:r>
+        <w:t>Какова маска подсети по умолчанию для идентификатора сети класса В?</w:t>
+      </w:r>
+    </w:p>
+    <w:p>
+      <w:r>
+        <w:t>В. 255.255.0.0 О</w:t>
+      </w:r>
+    </w:p>
+    <w:p>
+      <w:hyperlink r:id="rId72" w:history="1">
+        <w:r>
+          <w:rPr>
+            <w:rStyle w:val="a9"/>
+          </w:rPr>
+          <w:t>https://translated.turbopages.org/proxy_u/en-ru.ru.4755710b-672b236f-d8eeb428-74722d776562/https/www.geeksforgeeks.org/introduction-of-classful-ip-addressing/</w:t>
+        </w:r>
+      </w:hyperlink>
+    </w:p>
+    <w:p>
+      <w:r>
+        <w:rPr>
+          <w:b/>
+          <w:bCs/>
+          <w:highlight w:val="green"/>
+        </w:rPr>
+        <w:t>Правильный ответ на этот вопрос</w:t>
+      </w:r>
+      <w:r>
+        <w:rPr>
+          <w:b/>
+          <w:bCs/>
+        </w:rPr>
+        <w:t xml:space="preserve"> </w:t>
+      </w:r>
+      <w:r>
+        <w:t xml:space="preserve">— </w:t>
+      </w:r>
+      <w:r>
+        <w:rPr>
+          <w:b/>
+          <w:bCs/>
+        </w:rPr>
+        <w:t xml:space="preserve">…. </w:t>
+      </w:r>
+      <w:r>
+        <w:t xml:space="preserve">Запомните, что маска подсети по умолчанию для какого-либо класса адресов соответствует количеству октетов, используемому адресами этого класса для идентификаторов сети и узла. Адреса класса </w:t>
+      </w:r>
+      <w:proofErr w:type="gramStart"/>
+      <w:r>
+        <w:t>В используют</w:t>
+      </w:r>
+      <w:proofErr w:type="gramEnd"/>
+      <w:r>
+        <w:t xml:space="preserve"> первые два октета IP-адреса для идентификатора сети. Следовательно, в маске по умолчанию первые два октета должны быть заполнены единицами (что означает 255 в десятичной записи), чтобы показать, что идентификатор сети занимает два первых октета.</w:t>
+      </w:r>
+    </w:p>
+    <w:p>
+      <w:pPr>
+        <w:pStyle w:val="a6"/>
+      </w:pPr>
+      <w:r>
+        <w:t xml:space="preserve">Вопрос 45 </w:t>
+      </w:r>
+      <w:r>
+        <w:t>в</w:t>
+      </w:r>
+      <w:r>
+        <w:t xml:space="preserve"> каком случае узлу не нужен уникальный ТСР/IР-адрес?</w:t>
+      </w:r>
+    </w:p>
+    <w:p>
+      <w:pPr>
+        <w:rPr>
+          <w:rFonts w:cs="Times New Roman"/>
+          <w:shd w:val="clear" w:color="auto" w:fill="FFFFFF"/>
+        </w:rPr>
+      </w:pPr>
+      <w:r>
+        <w:rPr>
+          <w:rStyle w:val="aa"/>
+          <w:rFonts w:cs="Times New Roman"/>
+          <w:b w:val="0"/>
+          <w:color w:val="000000" w:themeColor="text1"/>
+          <w:shd w:val="clear" w:color="auto" w:fill="FFFFFF"/>
+        </w:rPr>
+        <w:t xml:space="preserve">В случае </w:t>
+      </w:r>
+      <w:proofErr w:type="spellStart"/>
+      <w:r>
+        <w:rPr>
+          <w:rStyle w:val="aa"/>
+          <w:rFonts w:cs="Times New Roman"/>
+          <w:b w:val="0"/>
+          <w:color w:val="000000" w:themeColor="text1"/>
+          <w:shd w:val="clear" w:color="auto" w:fill="FFFFFF"/>
+        </w:rPr>
+        <w:t>Windows</w:t>
+      </w:r>
+      <w:proofErr w:type="spellEnd"/>
+      <w:r>
+        <w:rPr>
+          <w:rStyle w:val="aa"/>
+          <w:rFonts w:cs="Times New Roman"/>
+          <w:b w:val="0"/>
+          <w:color w:val="000000" w:themeColor="text1"/>
+          <w:shd w:val="clear" w:color="auto" w:fill="FFFFFF"/>
+        </w:rPr>
+        <w:t xml:space="preserve"> NT </w:t>
+      </w:r>
+      <w:proofErr w:type="spellStart"/>
+      <w:r>
+        <w:rPr>
+          <w:rStyle w:val="aa"/>
+          <w:rFonts w:cs="Times New Roman"/>
+          <w:b w:val="0"/>
+          <w:color w:val="000000" w:themeColor="text1"/>
+          <w:shd w:val="clear" w:color="auto" w:fill="FFFFFF"/>
+        </w:rPr>
+        <w:t>Server</w:t>
+      </w:r>
+      <w:proofErr w:type="spellEnd"/>
+      <w:r>
+        <w:rPr>
+          <w:rStyle w:val="aa"/>
+          <w:rFonts w:cs="Times New Roman"/>
+          <w:b w:val="0"/>
+          <w:color w:val="000000" w:themeColor="text1"/>
+          <w:shd w:val="clear" w:color="auto" w:fill="FFFFFF"/>
+        </w:rPr>
+        <w:t xml:space="preserve">, настроенного на использование только </w:t>
+      </w:r>
+      <w:proofErr w:type="spellStart"/>
+      <w:r>
+        <w:rPr>
+          <w:rStyle w:val="aa"/>
+          <w:rFonts w:cs="Times New Roman"/>
+          <w:b w:val="0"/>
+          <w:color w:val="000000" w:themeColor="text1"/>
+          <w:shd w:val="clear" w:color="auto" w:fill="FFFFFF"/>
+        </w:rPr>
+        <w:t>NetBEUI</w:t>
+      </w:r>
+      <w:proofErr w:type="spellEnd"/>
+      <w:r>
+        <w:rPr>
+          <w:rStyle w:val="aa"/>
+          <w:rFonts w:cs="Times New Roman"/>
+          <w:b w:val="0"/>
+          <w:color w:val="000000" w:themeColor="text1"/>
+          <w:shd w:val="clear" w:color="auto" w:fill="FFFFFF"/>
+        </w:rPr>
+        <w:t>, узлу не нужен уникальный TCP/IP-адрес</w:t>
+      </w:r>
+      <w:r>
+        <w:rPr>
+          <w:rFonts w:cs="Times New Roman"/>
+          <w:shd w:val="clear" w:color="auto" w:fill="FFFFFF"/>
+        </w:rPr>
+        <w:t>, так как для работы по этому протоколу не требуется уникальная идентификация каждого узла.</w:t>
+      </w:r>
+    </w:p>
+    <w:p>
+      <w:pPr>
+        <w:rPr>
+          <w:sz w:val="32"/>
+          <w:shd w:val="clear" w:color="auto" w:fill="FFFFFF"/>
+        </w:rPr>
+      </w:pPr>
+      <w:r>
+        <w:rPr>
+          <w:rStyle w:val="fontstyle01"/>
+          <w:sz w:val="28"/>
+        </w:rPr>
+        <w:t xml:space="preserve">Отступление: </w:t>
+      </w:r>
+      <w:r>
+        <w:rPr>
+          <w:rStyle w:val="fontstyle21"/>
+          <w:sz w:val="28"/>
+        </w:rPr>
+        <w:t>Каждый узел, настроенный на использование TCP/IP в IP-сети нуждается в</w:t>
+      </w:r>
+      <w:r>
+        <w:rPr>
+          <w:rFonts w:cs="Times New Roman"/>
+          <w:sz w:val="32"/>
+        </w:rPr>
+        <w:t xml:space="preserve"> </w:t>
+      </w:r>
+      <w:r>
+        <w:rPr>
+          <w:rStyle w:val="fontstyle21"/>
+          <w:sz w:val="28"/>
+        </w:rPr>
+        <w:t>уникальном TCP/IP-адресе. Это относится к рабочим станциям, серверам, сетевым принтерам и IP</w:t>
+      </w:r>
+      <w:r>
+        <w:rPr>
+          <w:rStyle w:val="fontstyle21"/>
+          <w:sz w:val="28"/>
+        </w:rPr>
+        <w:t xml:space="preserve"> </w:t>
+      </w:r>
+      <w:r>
+        <w:rPr>
+          <w:rStyle w:val="fontstyle21"/>
+          <w:sz w:val="28"/>
+        </w:rPr>
+        <w:t>маршрутизаторам.</w:t>
+      </w:r>
+    </w:p>
+    <w:p>
+      <w:pPr>
+        <w:pStyle w:val="a6"/>
+      </w:pPr>
+      <w:r>
+        <w:t>Вопрос 46</w:t>
+      </w:r>
+      <w:r>
+        <w:t xml:space="preserve"> Сколько узлов может по умолчанию поддерживать сеть класса А, В, С (может выпасть любая сеть класса в вопросе)?</w:t>
+      </w:r>
+    </w:p>
+    <w:p>
+      <w:pPr>
+        <w:rPr>
+          <w:b/>
+          <w:shd w:val="clear" w:color="auto" w:fill="FFFFFF"/>
+        </w:rPr>
+      </w:pPr>
+      <w:r>
+        <w:rPr>
+          <w:bCs/>
+        </w:rPr>
+        <w:t xml:space="preserve">Для ответа на вопрос </w:t>
+      </w:r>
+      <w:r>
+        <w:t>нужно знать формулу для вычисления количества допустимых</w:t>
+      </w:r>
+      <w:r>
+        <w:t xml:space="preserve"> </w:t>
+      </w:r>
+      <w:r>
+        <w:t>идентификаторов узлов, образован</w:t>
+      </w:r>
+      <w:r>
+        <w:t xml:space="preserve">ных n битами, формула имеет вид </w:t>
+      </w:r>
+      <w:r>
+        <w:t>2</w:t>
+      </w:r>
+      <w:r>
+        <w:rPr>
+          <w:sz w:val="16"/>
+          <w:szCs w:val="16"/>
+        </w:rPr>
+        <w:t xml:space="preserve">n </w:t>
+      </w:r>
+      <w:r>
+        <w:t>- 2. Т.е. нужно знать,</w:t>
+      </w:r>
+      <w:r>
+        <w:t xml:space="preserve"> </w:t>
+      </w:r>
+      <w:r>
+        <w:t>сколько по умолчанию в с</w:t>
+      </w:r>
+      <w:r>
+        <w:t xml:space="preserve">ети класса А (или В, или С, или </w:t>
+      </w:r>
+      <w:r>
+        <w:lastRenderedPageBreak/>
+        <w:t>D) используется бит для</w:t>
+      </w:r>
+      <w:r>
+        <w:t xml:space="preserve"> </w:t>
+      </w:r>
+      <w:r>
+        <w:t>идентификаторов узлов и применить формулу для расчета количества узлов 2</w:t>
+      </w:r>
+      <w:r>
+        <w:rPr>
+          <w:sz w:val="16"/>
+          <w:szCs w:val="16"/>
+        </w:rPr>
+        <w:t xml:space="preserve">n </w:t>
+      </w:r>
+      <w:r>
+        <w:t>- 2 = ХХХХ.</w:t>
+      </w:r>
+    </w:p>
+    <w:p>
+      <w:hyperlink r:id="rId73" w:history="1">
+        <w:r>
+          <w:rPr>
+            <w:rStyle w:val="a9"/>
+          </w:rPr>
+          <w:t>https://translated.turbopages.org/proxy_u/en-ru.ru.6e067c52-672b2638-4c7d8fed-74722d776562/https/www.geeksforgeeks.org/what-are-the-maximum-networks-and-hosts-in-a-class-a-b-and-c-network/</w:t>
+        </w:r>
+      </w:hyperlink>
+    </w:p>
+    <w:p>
+      <w:r>
+        <w:rPr>
+          <w:noProof/>
+          <w:lang w:eastAsia="ru-RU"/>
+        </w:rPr>
+        <w:drawing>
+          <wp:inline distT="0" distB="0" distL="0" distR="0" wp14:anchorId="1F5843B0" wp14:editId="18298B9C">
+            <wp:extent cx="5340350" cy="1785635"/>
+            <wp:effectExtent l="0" t="0" r="0" b="5080"/>
+            <wp:docPr id="28" name="Рисунок 28"/>
+            <wp:cNvGraphicFramePr>
+              <a:graphicFrameLocks xmlns:a="http://schemas.openxmlformats.org/drawingml/2006/main" noChangeAspect="1"/>
+            </wp:cNvGraphicFramePr>
+            <a:graphic xmlns:a="http://schemas.openxmlformats.org/drawingml/2006/main">
+              <a:graphicData uri="http://schemas.openxmlformats.org/drawingml/2006/picture">
+                <pic:pic xmlns:pic="http://schemas.openxmlformats.org/drawingml/2006/picture">
+                  <pic:nvPicPr>
+                    <pic:cNvPr id="1" name=""/>
+                    <pic:cNvPicPr/>
+                  </pic:nvPicPr>
+                  <pic:blipFill>
+                    <a:blip r:embed="rId74"/>
+                    <a:stretch>
+                      <a:fillRect/>
+                    </a:stretch>
+                  </pic:blipFill>
+                  <pic:spPr>
+                    <a:xfrm>
+                      <a:off x="0" y="0"/>
+                      <a:ext cx="5350525" cy="1789037"/>
+                    </a:xfrm>
+                    <a:prstGeom prst="rect">
+                      <a:avLst/>
+                    </a:prstGeom>
+                  </pic:spPr>
+                </pic:pic>
+              </a:graphicData>
+            </a:graphic>
+          </wp:inline>
+        </w:drawing>
+      </w:r>
+    </w:p>
+    <w:p>
+      <w:pPr>
+        <w:rPr>
+          <w:b/>
+          <w:bCs/>
+        </w:rPr>
+      </w:pPr>
+    </w:p>
+    <w:p>
+      <w:pPr>
+        <w:rPr>
+          <w:b/>
+          <w:bCs/>
+        </w:rPr>
+      </w:pPr>
+    </w:p>
+    <w:tbl>
+      <w:tblPr>
+        <w:tblStyle w:val="ac"/>
+        <w:tblW w:w="0" w:type="auto"/>
+        <w:tblLook w:val="04A0" w:firstRow="1" w:lastRow="0" w:firstColumn="1" w:lastColumn="0" w:noHBand="0" w:noVBand="1"/>
+      </w:tblPr>
+      <w:tblGrid>
+        <w:gridCol w:w="496"/>
+        <w:gridCol w:w="3685"/>
+        <w:gridCol w:w="5245"/>
+      </w:tblGrid>
+      <w:tr>
+        <w:tc>
+          <w:tcPr>
+            <w:tcW w:w="496" w:type="dxa"/>
+          </w:tcPr>
+          <w:p>
+            <w:pPr>
+              <w:ind w:firstLine="0"/>
+            </w:pPr>
+            <w:r>
+              <w:t>47</w:t>
+            </w:r>
+          </w:p>
+        </w:tc>
+        <w:tc>
+          <w:tcPr>
+            <w:tcW w:w="3685" w:type="dxa"/>
+          </w:tcPr>
+          <w:p>
+            <w:pPr>
+              <w:ind w:left="28" w:right="36" w:firstLine="0"/>
+              <w:rPr>
+                <w:kern w:val="0"/>
+                <w14:ligatures w14:val="none"/>
+              </w:rPr>
+            </w:pPr>
+            <w:r>
+              <w:rPr>
+                <w:rStyle w:val="fontstyle01"/>
+                <w:b w:val="0"/>
+              </w:rPr>
+              <w:t xml:space="preserve">Что из нижеприведенного </w:t>
+            </w:r>
+            <w:r>
+              <w:rPr>
+                <w:rStyle w:val="fontstyle21"/>
+              </w:rPr>
+              <w:t xml:space="preserve">НЕ верно </w:t>
+            </w:r>
+            <w:r>
+              <w:rPr>
+                <w:rStyle w:val="fontstyle01"/>
+                <w:b w:val="0"/>
+              </w:rPr>
+              <w:t>в отношении</w:t>
+            </w:r>
+            <w:r>
+              <w:br/>
+            </w:r>
+            <w:r>
+              <w:rPr>
+                <w:rStyle w:val="fontstyle01"/>
+                <w:b w:val="0"/>
+              </w:rPr>
+              <w:t>сетей с выделенным сервером?</w:t>
+            </w:r>
+          </w:p>
+          <w:p>
+            <w:pPr>
+              <w:ind w:left="28" w:right="36" w:firstLine="0"/>
+            </w:pPr>
+          </w:p>
+        </w:tc>
+        <w:tc>
+          <w:tcPr>
+            <w:tcW w:w="5245" w:type="dxa"/>
+          </w:tcPr>
+          <w:p>
+            <w:pPr>
+              <w:ind w:left="106" w:right="117" w:firstLine="0"/>
+              <w:rPr>
+                <w:shd w:val="clear" w:color="auto" w:fill="FFFFFF"/>
+              </w:rPr>
+            </w:pPr>
+            <w:r>
+              <w:rPr>
+                <w:shd w:val="clear" w:color="auto" w:fill="FFFFFF"/>
+              </w:rPr>
+              <w:t>2. Все компьютеры сети действуют и как клиенты, и как серверы.</w:t>
+            </w:r>
+            <w:r>
+              <w:br/>
+            </w:r>
+          </w:p>
+          <w:p>
+            <w:pPr>
+              <w:ind w:left="106" w:right="117" w:firstLine="0"/>
+              <w:rPr>
+                <w:shd w:val="clear" w:color="auto" w:fill="FFFFFF"/>
+              </w:rPr>
+            </w:pPr>
+            <w:r>
+              <w:rPr>
+                <w:shd w:val="clear" w:color="auto" w:fill="FFFFFF"/>
+              </w:rPr>
+              <w:t xml:space="preserve">В сетях с выделенным сервером один или несколько серверов предоставляют ресурсы и услуги, в то время как остальные компьютеры в сети функционируют как клиенты, использующие эти ресурсы. В такой архитектуре клиенты не выступают в роли серверов, что отличает ее от сетей </w:t>
+            </w:r>
+            <w:proofErr w:type="spellStart"/>
+            <w:r>
+              <w:rPr>
+                <w:shd w:val="clear" w:color="auto" w:fill="FFFFFF"/>
+              </w:rPr>
+              <w:t>однорангового</w:t>
+            </w:r>
+            <w:proofErr w:type="spellEnd"/>
+            <w:r>
+              <w:rPr>
+                <w:shd w:val="clear" w:color="auto" w:fill="FFFFFF"/>
+              </w:rPr>
+              <w:t xml:space="preserve"> типа, где все устройства могут действовать как равные и предоставлять ресурсы друг другу.</w:t>
+            </w:r>
+          </w:p>
+        </w:tc>
+      </w:tr>
+      <w:tr>
+        <w:tc>
+          <w:tcPr>
+            <w:tcW w:w="496" w:type="dxa"/>
+          </w:tcPr>
+          <w:p>
+            <w:pPr>
+              <w:ind w:firstLine="0"/>
+            </w:pPr>
+            <w:r>
+              <w:t>48</w:t>
+            </w:r>
+          </w:p>
+        </w:tc>
+        <w:tc>
+          <w:tcPr>
+            <w:tcW w:w="3685" w:type="dxa"/>
+          </w:tcPr>
+          <w:p>
+            <w:pPr>
+              <w:ind w:firstLine="0"/>
+              <w:rPr>
+                <w:rStyle w:val="fontstyle01"/>
+                <w:b w:val="0"/>
+              </w:rPr>
+            </w:pPr>
+            <w:r>
+              <w:rPr>
+                <w:rStyle w:val="fontstyle01"/>
+                <w:b w:val="0"/>
+              </w:rPr>
+              <w:t xml:space="preserve">Что из нижеприведенного </w:t>
+            </w:r>
+            <w:r>
+              <w:rPr>
+                <w:rStyle w:val="fontstyle21"/>
+                <w:b/>
+              </w:rPr>
+              <w:t>НЕ описывает</w:t>
+            </w:r>
+            <w:r>
+              <w:rPr>
+                <w:b/>
+              </w:rPr>
+              <w:t xml:space="preserve"> </w:t>
+            </w:r>
+            <w:r>
+              <w:rPr>
+                <w:rStyle w:val="fontstyle01"/>
+                <w:b w:val="0"/>
+              </w:rPr>
+              <w:t>преимущества крупномасштабной сети с</w:t>
+            </w:r>
+            <w:r>
+              <w:rPr>
+                <w:b/>
+              </w:rPr>
+              <w:br/>
+            </w:r>
+            <w:r>
+              <w:rPr>
+                <w:rStyle w:val="fontstyle01"/>
+                <w:b w:val="0"/>
+              </w:rPr>
+              <w:t>выделенным сервером?</w:t>
+            </w:r>
+          </w:p>
+          <w:p>
+            <w:pPr>
+              <w:ind w:firstLine="0"/>
+              <w:rPr>
+                <w:rStyle w:val="fontstyle01"/>
+                <w:rFonts w:cstheme="minorBidi"/>
+                <w:b w:val="0"/>
+                <w:bCs w:val="0"/>
+                <w:color w:val="auto"/>
+                <w:kern w:val="0"/>
+                <w:szCs w:val="22"/>
+                <w14:ligatures w14:val="none"/>
+              </w:rPr>
+            </w:pPr>
+          </w:p>
+        </w:tc>
+        <w:tc>
+          <w:tcPr>
+            <w:tcW w:w="5245" w:type="dxa"/>
+          </w:tcPr>
+          <w:p>
+            <w:pPr>
+              <w:pStyle w:val="a3"/>
+              <w:numPr>
+                <w:ilvl w:val="0"/>
+                <w:numId w:val="33"/>
+              </w:numPr>
+              <w:spacing w:line="240" w:lineRule="auto"/>
+              <w:ind w:right="117"/>
+              <w:rPr>
+                <w:kern w:val="0"/>
+                <w:sz w:val="24"/>
+                <w14:ligatures w14:val="none"/>
+              </w:rPr>
+            </w:pPr>
+            <w:r>
+              <w:rPr>
+                <w:rStyle w:val="fontstyle01"/>
+                <w:b w:val="0"/>
+              </w:rPr>
+              <w:t>Легкость администрирования.</w:t>
+            </w:r>
+          </w:p>
+          <w:p>
+            <w:pPr>
+              <w:pStyle w:val="a3"/>
+              <w:numPr>
+                <w:ilvl w:val="0"/>
+                <w:numId w:val="33"/>
+              </w:numPr>
+              <w:spacing w:line="240" w:lineRule="auto"/>
+              <w:ind w:right="117"/>
+              <w:rPr>
+                <w:rStyle w:val="fontstyle01"/>
+                <w:rFonts w:cstheme="minorBidi"/>
+                <w:b w:val="0"/>
+                <w:bCs w:val="0"/>
+                <w:color w:val="auto"/>
+                <w:kern w:val="0"/>
+                <w:szCs w:val="22"/>
+                <w14:ligatures w14:val="none"/>
+              </w:rPr>
+            </w:pPr>
+            <w:r>
+              <w:rPr>
+                <w:rStyle w:val="fontstyle01"/>
+                <w:b w:val="0"/>
+              </w:rPr>
+              <w:t>Централизованное резервное</w:t>
+            </w:r>
+            <w:r>
+              <w:rPr>
+                <w:rStyle w:val="fontstyle01"/>
+                <w:b w:val="0"/>
+              </w:rPr>
+              <w:t xml:space="preserve"> копирование </w:t>
+            </w:r>
+            <w:r>
+              <w:rPr>
+                <w:rStyle w:val="fontstyle01"/>
+                <w:b w:val="0"/>
+              </w:rPr>
+              <w:t>сетевых данных.</w:t>
+            </w:r>
+          </w:p>
+          <w:p>
+            <w:pPr>
+              <w:pStyle w:val="a3"/>
+              <w:numPr>
+                <w:ilvl w:val="0"/>
+                <w:numId w:val="33"/>
+              </w:numPr>
+              <w:spacing w:line="240" w:lineRule="auto"/>
+              <w:ind w:right="117"/>
+              <w:rPr>
+                <w:rStyle w:val="fontstyle01"/>
+                <w:rFonts w:cstheme="minorBidi"/>
+                <w:b w:val="0"/>
+                <w:bCs w:val="0"/>
+                <w:color w:val="auto"/>
+                <w:kern w:val="0"/>
+                <w:szCs w:val="22"/>
+                <w:highlight w:val="green"/>
+                <w14:ligatures w14:val="none"/>
+              </w:rPr>
+            </w:pPr>
+            <w:r>
+              <w:rPr>
+                <w:rStyle w:val="fontstyle01"/>
+                <w:b w:val="0"/>
+                <w:highlight w:val="green"/>
+              </w:rPr>
+              <w:t>Невысокая стоимость реализации.</w:t>
+            </w:r>
+          </w:p>
+          <w:p>
+            <w:pPr>
+              <w:pStyle w:val="a3"/>
+              <w:numPr>
+                <w:ilvl w:val="0"/>
+                <w:numId w:val="33"/>
+              </w:numPr>
+              <w:spacing w:line="240" w:lineRule="auto"/>
+              <w:ind w:right="117"/>
+              <w:rPr>
+                <w:kern w:val="0"/>
+                <w:sz w:val="24"/>
+                <w14:ligatures w14:val="none"/>
+              </w:rPr>
+            </w:pPr>
+            <w:r>
+              <w:rPr>
+                <w:rStyle w:val="fontstyle01"/>
+                <w:b w:val="0"/>
+              </w:rPr>
+              <w:t>Повышенная производительность.</w:t>
+            </w:r>
+          </w:p>
+          <w:p>
+            <w:pPr>
+              <w:ind w:left="106" w:right="117" w:firstLine="0"/>
+              <w:rPr>
+                <w:shd w:val="clear" w:color="auto" w:fill="FFFFFF"/>
+              </w:rPr>
+            </w:pPr>
+          </w:p>
+        </w:tc>
+      </w:tr>
+      <w:tr>
+        <w:tc>
+          <w:tcPr>
+            <w:tcW w:w="496" w:type="dxa"/>
+          </w:tcPr>
+          <w:p>
+            <w:pPr>
+              <w:ind w:firstLine="0"/>
+            </w:pPr>
+            <w:r>
+              <w:t>49</w:t>
+            </w:r>
+          </w:p>
+        </w:tc>
+        <w:tc>
+          <w:tcPr>
+            <w:tcW w:w="3685" w:type="dxa"/>
+          </w:tcPr>
+          <w:p>
+            <w:pPr>
+              <w:ind w:firstLine="0"/>
+              <w:rPr>
+                <w:rStyle w:val="fontstyle01"/>
+                <w:b w:val="0"/>
+              </w:rPr>
+            </w:pPr>
+            <w:r>
+              <w:rPr>
+                <w:sz w:val="24"/>
+              </w:rPr>
+              <w:t xml:space="preserve">Что из себя представляет </w:t>
+            </w:r>
+            <w:proofErr w:type="spellStart"/>
+            <w:r>
+              <w:rPr>
+                <w:sz w:val="24"/>
+              </w:rPr>
+              <w:t>одноранговая</w:t>
+            </w:r>
+            <w:proofErr w:type="spellEnd"/>
+            <w:r>
+              <w:rPr>
+                <w:sz w:val="24"/>
+              </w:rPr>
+              <w:t xml:space="preserve"> сеть?</w:t>
+            </w:r>
+          </w:p>
+        </w:tc>
+        <w:tc>
+          <w:tcPr>
+            <w:tcW w:w="5245" w:type="dxa"/>
+          </w:tcPr>
+          <w:p>
+            <w:pPr>
+              <w:rPr>
+                <w:rFonts w:cs="Times New Roman"/>
+              </w:rPr>
+            </w:pPr>
+            <w:proofErr w:type="spellStart"/>
+            <w:r>
+              <w:rPr>
+                <w:rStyle w:val="aa"/>
+                <w:rFonts w:eastAsiaTheme="majorEastAsia" w:cs="Times New Roman"/>
+                <w:b w:val="0"/>
+                <w:color w:val="000000" w:themeColor="text1"/>
+                <w:sz w:val="24"/>
+              </w:rPr>
+              <w:t>Одноранговая</w:t>
+            </w:r>
+            <w:proofErr w:type="spellEnd"/>
+            <w:r>
+              <w:rPr>
+                <w:rStyle w:val="aa"/>
+                <w:rFonts w:eastAsiaTheme="majorEastAsia" w:cs="Times New Roman"/>
+                <w:b w:val="0"/>
+                <w:color w:val="000000" w:themeColor="text1"/>
+                <w:sz w:val="24"/>
+              </w:rPr>
+              <w:t xml:space="preserve"> сеть</w:t>
+            </w:r>
+            <w:r>
+              <w:rPr>
+                <w:rFonts w:cs="Times New Roman"/>
+                <w:sz w:val="24"/>
+              </w:rPr>
+              <w:t xml:space="preserve"> (или пиринговая, от англ. </w:t>
+            </w:r>
+            <w:proofErr w:type="spellStart"/>
+            <w:r>
+              <w:rPr>
+                <w:rFonts w:cs="Times New Roman"/>
+                <w:sz w:val="24"/>
+              </w:rPr>
+              <w:t>Peer-to-Peer</w:t>
+            </w:r>
+            <w:proofErr w:type="spellEnd"/>
+            <w:r>
+              <w:rPr>
+                <w:rFonts w:cs="Times New Roman"/>
+                <w:sz w:val="24"/>
+              </w:rPr>
+              <w:t>, P2P — равный к равному) — это </w:t>
+            </w:r>
+            <w:r>
+              <w:rPr>
+                <w:rStyle w:val="aa"/>
+                <w:rFonts w:eastAsiaTheme="majorEastAsia" w:cs="Times New Roman"/>
+                <w:b w:val="0"/>
+                <w:color w:val="000000" w:themeColor="text1"/>
+                <w:sz w:val="24"/>
+              </w:rPr>
+              <w:t xml:space="preserve">логическая компьютерная сеть, создаваемая </w:t>
+            </w:r>
+            <w:r>
+              <w:rPr>
+                <w:rStyle w:val="aa"/>
+                <w:rFonts w:eastAsiaTheme="majorEastAsia" w:cs="Times New Roman"/>
+                <w:b w:val="0"/>
+                <w:color w:val="000000" w:themeColor="text1"/>
+                <w:sz w:val="24"/>
+              </w:rPr>
+              <w:lastRenderedPageBreak/>
+              <w:t>поверх другой компьютерной сети, в которой все участники имеют равные права и функции</w:t>
+            </w:r>
+            <w:r>
+              <w:rPr>
+                <w:rFonts w:cs="Times New Roman"/>
+                <w:b/>
+                <w:sz w:val="24"/>
+              </w:rPr>
+              <w:t>.</w:t>
+            </w:r>
+          </w:p>
+        </w:tc>
+      </w:tr>
+      <w:tr>
+        <w:tc>
+          <w:tcPr>
+            <w:tcW w:w="496" w:type="dxa"/>
+          </w:tcPr>
+          <w:p>
+            <w:pPr>
+              <w:ind w:firstLine="0"/>
+            </w:pPr>
+            <w:r>
+              <w:lastRenderedPageBreak/>
+              <w:t>50</w:t>
+            </w:r>
+          </w:p>
+        </w:tc>
+        <w:tc>
+          <w:tcPr>
+            <w:tcW w:w="3685" w:type="dxa"/>
+          </w:tcPr>
+          <w:p>
+            <w:pPr>
+              <w:ind w:left="28" w:right="36" w:firstLine="0"/>
+              <w:rPr>
+                <w:rStyle w:val="fontstyle01"/>
+                <w:b w:val="0"/>
+              </w:rPr>
+            </w:pPr>
+            <w:r>
+              <w:rPr>
+                <w:sz w:val="24"/>
+              </w:rPr>
+              <w:t>Что из нижепр</w:t>
+            </w:r>
+            <w:r>
+              <w:rPr>
+                <w:sz w:val="24"/>
+              </w:rPr>
+              <w:t xml:space="preserve">иведенного описывает недостатки </w:t>
+            </w:r>
+            <w:proofErr w:type="spellStart"/>
+            <w:r>
+              <w:rPr>
+                <w:sz w:val="24"/>
+              </w:rPr>
+              <w:t>одноранговой</w:t>
+            </w:r>
+            <w:proofErr w:type="spellEnd"/>
+            <w:r>
+              <w:rPr>
+                <w:sz w:val="24"/>
+              </w:rPr>
+              <w:t xml:space="preserve"> сети?</w:t>
+            </w:r>
+          </w:p>
+        </w:tc>
+        <w:tc>
+          <w:tcPr>
+            <w:tcW w:w="5245" w:type="dxa"/>
+          </w:tcPr>
+          <w:p>
+            <w:pPr>
+              <w:pStyle w:val="a3"/>
+              <w:numPr>
+                <w:ilvl w:val="0"/>
+                <w:numId w:val="35"/>
+              </w:numPr>
+              <w:ind w:left="110" w:right="117" w:firstLine="283"/>
+              <w:rPr>
+                <w:sz w:val="24"/>
+                <w:highlight w:val="green"/>
+              </w:rPr>
+            </w:pPr>
+            <w:r>
+              <w:rPr>
+                <w:sz w:val="24"/>
+                <w:highlight w:val="green"/>
+              </w:rPr>
+              <w:t xml:space="preserve">Неисправность сервера может сделать сеть неработоспособной; в лучшем случае ее результатом будет потеря сетевых ресурсов. </w:t>
+            </w:r>
+          </w:p>
+          <w:p>
+            <w:pPr>
+              <w:pStyle w:val="a3"/>
+              <w:numPr>
+                <w:ilvl w:val="0"/>
+                <w:numId w:val="35"/>
+              </w:numPr>
+              <w:ind w:left="110" w:right="117" w:firstLine="283"/>
+              <w:rPr>
+                <w:sz w:val="24"/>
+              </w:rPr>
+            </w:pPr>
+            <w:r>
+              <w:rPr>
+                <w:sz w:val="24"/>
+              </w:rPr>
+              <w:t xml:space="preserve">Стоимость сети возрастает вследствие выделенного оборудования и специализированного программного обеспечения. </w:t>
+            </w:r>
+          </w:p>
+          <w:p>
+            <w:pPr>
+              <w:pStyle w:val="a3"/>
+              <w:numPr>
+                <w:ilvl w:val="0"/>
+                <w:numId w:val="35"/>
+              </w:numPr>
+              <w:ind w:left="110" w:right="117" w:firstLine="283"/>
+              <w:rPr>
+                <w:sz w:val="24"/>
+              </w:rPr>
+            </w:pPr>
+            <w:r>
+              <w:rPr>
+                <w:sz w:val="24"/>
+              </w:rPr>
+              <w:t>Когда вы получаете доступ к разде</w:t>
+            </w:r>
+            <w:r>
+              <w:rPr>
+                <w:sz w:val="24"/>
+              </w:rPr>
+              <w:t>ленным ресурсам, машина, некото</w:t>
+            </w:r>
+            <w:r>
+              <w:rPr>
+                <w:sz w:val="24"/>
+              </w:rPr>
+              <w:t>рой эти ресурсы располагаются, и</w:t>
+            </w:r>
+            <w:r>
+              <w:rPr>
+                <w:sz w:val="24"/>
+              </w:rPr>
+              <w:t>спытывает падение производитель</w:t>
+            </w:r>
+            <w:r>
+              <w:rPr>
+                <w:sz w:val="24"/>
+              </w:rPr>
+              <w:t xml:space="preserve">ности. </w:t>
+            </w:r>
+          </w:p>
+          <w:p>
+            <w:pPr>
+              <w:pStyle w:val="a3"/>
+              <w:numPr>
+                <w:ilvl w:val="0"/>
+                <w:numId w:val="35"/>
+              </w:numPr>
+              <w:ind w:left="110" w:right="117" w:firstLine="283"/>
+              <w:rPr>
+                <w:shd w:val="clear" w:color="auto" w:fill="FFFFFF"/>
+              </w:rPr>
+            </w:pPr>
+            <w:r>
+              <w:rPr>
+                <w:sz w:val="24"/>
+              </w:rPr>
+              <w:t>Для управления сложным спец</w:t>
+            </w:r>
+            <w:r>
+              <w:rPr>
+                <w:sz w:val="24"/>
+              </w:rPr>
+              <w:t>иализированным программным обес</w:t>
+            </w:r>
+            <w:r>
+              <w:rPr>
+                <w:sz w:val="24"/>
+              </w:rPr>
+              <w:t>печением требуется квалифицированный персонал, что увеличивает общую стоимость.</w:t>
+            </w:r>
+          </w:p>
+        </w:tc>
+      </w:tr>
+      <w:tr>
+        <w:tc>
+          <w:tcPr>
+            <w:tcW w:w="496" w:type="dxa"/>
+          </w:tcPr>
+          <w:p>
+            <w:pPr>
+              <w:ind w:firstLine="0"/>
+            </w:pPr>
+            <w:r>
+              <w:t>51</w:t>
+            </w:r>
+          </w:p>
+        </w:tc>
+        <w:tc>
+          <w:tcPr>
+            <w:tcW w:w="3685" w:type="dxa"/>
+          </w:tcPr>
+          <w:p>
+            <w:pPr>
+              <w:ind w:left="28" w:right="36" w:firstLine="0"/>
+              <w:rPr>
+                <w:rStyle w:val="fontstyle01"/>
+                <w:b w:val="0"/>
+              </w:rPr>
+            </w:pPr>
+            <w:r>
+              <w:rPr>
+                <w:sz w:val="24"/>
+                <w:szCs w:val="24"/>
+              </w:rPr>
+              <w:t>Какими параметрами можно описать локальную сеть? Что входит в ее функции?</w:t>
+            </w:r>
+          </w:p>
+        </w:tc>
+        <w:tc>
+          <w:tcPr>
+            <w:tcW w:w="5245" w:type="dxa"/>
+          </w:tcPr>
+          <w:p>
+            <w:pPr>
+              <w:ind w:left="106" w:right="117" w:firstLine="0"/>
+              <w:rPr>
+                <w:sz w:val="24"/>
+                <w:szCs w:val="24"/>
+                <w:shd w:val="clear" w:color="auto" w:fill="FFFFFF"/>
+              </w:rPr>
+            </w:pPr>
+          </w:p>
+        </w:tc>
+      </w:tr>
+      <w:tr>
+        <w:tc>
+          <w:tcPr>
+            <w:tcW w:w="496" w:type="dxa"/>
+          </w:tcPr>
+          <w:p>
+            <w:pPr>
+              <w:ind w:firstLine="0"/>
+            </w:pPr>
+            <w:r>
+              <w:t>52</w:t>
+            </w:r>
+          </w:p>
+        </w:tc>
+        <w:tc>
+          <w:tcPr>
+            <w:tcW w:w="3685" w:type="dxa"/>
+          </w:tcPr>
+          <w:p>
+            <w:pPr>
+              <w:ind w:left="28" w:right="36" w:firstLine="0"/>
+              <w:rPr>
+                <w:rStyle w:val="fontstyle01"/>
+                <w:b w:val="0"/>
+              </w:rPr>
+            </w:pPr>
+            <w:r>
+              <w:rPr>
+                <w:sz w:val="24"/>
+                <w:szCs w:val="24"/>
+              </w:rPr>
+              <w:t>Какие из нижеприведенных терминов описывают специализированное программное обеспечение, которое дает компьютеру возможность принимать участие в сетевых коммуникациях?</w:t>
+            </w:r>
+          </w:p>
+        </w:tc>
+        <w:tc>
+          <w:tcPr>
+            <w:tcW w:w="5245" w:type="dxa"/>
+          </w:tcPr>
+          <w:p>
+            <w:pPr>
+              <w:ind w:left="106" w:right="117" w:firstLine="0"/>
+              <w:rPr>
+                <w:sz w:val="24"/>
+                <w:szCs w:val="24"/>
+                <w:shd w:val="clear" w:color="auto" w:fill="FFFFFF"/>
+              </w:rPr>
+            </w:pPr>
+            <w:r>
+              <w:rPr>
+                <w:sz w:val="24"/>
+                <w:szCs w:val="24"/>
+                <w:shd w:val="clear" w:color="auto" w:fill="FFFFFF"/>
+              </w:rPr>
+              <w:t>Сетевая операционная система</w:t>
+            </w:r>
+          </w:p>
+        </w:tc>
+      </w:tr>
+    </w:tbl>
+    <w:p>
+      <w:pPr>
+        <w:pStyle w:val="a4"/>
+        <w:rPr>
+          <w:shd w:val="clear" w:color="auto" w:fill="FFFFFF"/>
+        </w:rPr>
+      </w:pPr>
+      <w:r>
+        <w:rPr>
+          <w:shd w:val="clear" w:color="auto" w:fill="FFFFFF"/>
+        </w:rPr>
+        <w:t>Комментарии</w:t>
+      </w:r>
+    </w:p>
+    <w:p>
+      <w:pPr>
+        <w:pStyle w:val="a6"/>
+        <w:rPr>
+          <w:shd w:val="clear" w:color="auto" w:fill="FFFFFF"/>
+        </w:rPr>
+      </w:pPr>
+      <w:r>
+        <w:rPr>
+          <w:shd w:val="clear" w:color="auto" w:fill="FFFFFF"/>
+        </w:rPr>
+        <w:t>Вопрос 48</w:t>
+      </w:r>
+    </w:p>
+    <w:p>
+      <w:hyperlink r:id="rId75" w:history="1">
+        <w:r>
+          <w:rPr>
+            <w:rStyle w:val="a9"/>
+          </w:rPr>
+          <w:t>https://studfile.net/preview/6826315/page:7/</w:t>
+        </w:r>
+      </w:hyperlink>
+    </w:p>
+    <w:p>
+      <w:pPr>
+        <w:pStyle w:val="a8"/>
+      </w:pPr>
+      <w:r>
+        <w:rPr>
+          <w:noProof/>
+          <w:lang w:eastAsia="ru-RU"/>
+        </w:rPr>
+        <w:drawing>
+          <wp:inline distT="0" distB="0" distL="0" distR="0" wp14:anchorId="0CDD9CE4" wp14:editId="2CD899AA">
+            <wp:extent cx="5940425" cy="2311400"/>
+            <wp:effectExtent l="0" t="0" r="3175" b="0"/>
+            <wp:docPr id="29" name="Рисунок 29"/>
+            <wp:cNvGraphicFramePr>
+              <a:graphicFrameLocks xmlns:a="http://schemas.openxmlformats.org/drawingml/2006/main" noChangeAspect="1"/>
+            </wp:cNvGraphicFramePr>
+            <a:graphic xmlns:a="http://schemas.openxmlformats.org/drawingml/2006/main">
+              <a:graphicData uri="http://schemas.openxmlformats.org/drawingml/2006/picture">
+                <pic:pic xmlns:pic="http://schemas.openxmlformats.org/drawingml/2006/picture">
+                  <pic:nvPicPr>
+                    <pic:cNvPr id="1" name=""/>
+                    <pic:cNvPicPr/>
+                  </pic:nvPicPr>
+                  <pic:blipFill>
+                    <a:blip r:embed="rId76"/>
+                    <a:stretch>
+                      <a:fillRect/>
+                    </a:stretch>
+                  </pic:blipFill>
+                  <pic:spPr>
+                    <a:xfrm>
+                      <a:off x="0" y="0"/>
+                      <a:ext cx="5940425" cy="2311400"/>
+                    </a:xfrm>
+                    <a:prstGeom prst="rect">
+                      <a:avLst/>
+                    </a:prstGeom>
+                  </pic:spPr>
+                </pic:pic>
+              </a:graphicData>
+            </a:graphic>
+          </wp:inline>
+        </w:drawing>
+      </w:r>
+    </w:p>
+    <w:p>
+      <w:pPr>
+        <w:pStyle w:val="a6"/>
+      </w:pPr>
+      <w:r>
+        <w:lastRenderedPageBreak/>
+        <w:t>Вопрос 49</w:t>
+      </w:r>
+    </w:p>
+    <w:p>
+      <w:pPr>
+        <w:rPr>
+          <w:rFonts w:cs="Times New Roman"/>
+        </w:rPr>
+      </w:pPr>
+      <w:proofErr w:type="spellStart"/>
+      <w:r>
+        <w:rPr>
+          <w:rStyle w:val="aa"/>
+          <w:rFonts w:eastAsiaTheme="majorEastAsia" w:cs="Times New Roman"/>
+          <w:b w:val="0"/>
+          <w:color w:val="000000" w:themeColor="text1"/>
+        </w:rPr>
+        <w:t>Одноранговая</w:t>
+      </w:r>
+      <w:proofErr w:type="spellEnd"/>
+      <w:r>
+        <w:rPr>
+          <w:rStyle w:val="aa"/>
+          <w:rFonts w:eastAsiaTheme="majorEastAsia" w:cs="Times New Roman"/>
+          <w:b w:val="0"/>
+          <w:color w:val="000000" w:themeColor="text1"/>
+        </w:rPr>
+        <w:t xml:space="preserve"> сеть</w:t>
+      </w:r>
+      <w:r>
+        <w:rPr>
+          <w:rFonts w:cs="Times New Roman"/>
+        </w:rPr>
+        <w:t xml:space="preserve"> (или пиринговая, от англ. </w:t>
+      </w:r>
+      <w:proofErr w:type="spellStart"/>
+      <w:r>
+        <w:rPr>
+          <w:rFonts w:cs="Times New Roman"/>
+        </w:rPr>
+        <w:t>Peer-to-Peer</w:t>
+      </w:r>
+      <w:proofErr w:type="spellEnd"/>
+      <w:r>
+        <w:rPr>
+          <w:rFonts w:cs="Times New Roman"/>
+        </w:rPr>
+        <w:t>, P2P — равный к равному) — это </w:t>
+      </w:r>
+      <w:r>
+        <w:rPr>
+          <w:rStyle w:val="aa"/>
+          <w:rFonts w:eastAsiaTheme="majorEastAsia" w:cs="Times New Roman"/>
+          <w:b w:val="0"/>
+          <w:color w:val="000000" w:themeColor="text1"/>
+        </w:rPr>
+        <w:t>логическая компьютерная сеть, создаваемая поверх другой компьютерной сети, в которой все участники имеют равные права и функции</w:t>
+      </w:r>
+      <w:r>
+        <w:rPr>
+          <w:rFonts w:cs="Times New Roman"/>
+          <w:b/>
+        </w:rPr>
+        <w:t>.</w:t>
+      </w:r>
+    </w:p>
+    <w:p>
+      <w:pPr>
+        <w:rPr>
+          <w:rFonts w:cs="Times New Roman"/>
+        </w:rPr>
+      </w:pPr>
+      <w:r>
+        <w:rPr>
+          <w:rFonts w:cs="Times New Roman"/>
+        </w:rPr>
+        <w:t>Обычно в такой сети отсутствует явное разграничение между клиентом и сервером, а каждый сетевой узел выполняет функции как клиента, так и сервера.</w:t>
+      </w:r>
+    </w:p>
+    <w:p>
+      <w:pPr>
+        <w:rPr>
+          <w:rFonts w:cs="Times New Roman"/>
+        </w:rPr>
+      </w:pPr>
+      <w:r>
+        <w:rPr>
+          <w:rStyle w:val="aa"/>
+          <w:rFonts w:eastAsiaTheme="majorEastAsia" w:cs="Times New Roman"/>
+          <w:color w:val="333333"/>
+        </w:rPr>
+        <w:t xml:space="preserve">Преимущества </w:t>
+      </w:r>
+      <w:proofErr w:type="spellStart"/>
+      <w:r>
+        <w:rPr>
+          <w:rStyle w:val="aa"/>
+          <w:rFonts w:eastAsiaTheme="majorEastAsia" w:cs="Times New Roman"/>
+          <w:color w:val="333333"/>
+        </w:rPr>
+        <w:t>одноранговых</w:t>
+      </w:r>
+      <w:proofErr w:type="spellEnd"/>
+      <w:r>
+        <w:rPr>
+          <w:rStyle w:val="aa"/>
+          <w:rFonts w:eastAsiaTheme="majorEastAsia" w:cs="Times New Roman"/>
+          <w:color w:val="333333"/>
+        </w:rPr>
+        <w:t xml:space="preserve"> сетей:</w:t>
+      </w:r>
+    </w:p>
+    <w:p>
+      <w:pPr>
+        <w:rPr>
+          <w:rFonts w:cs="Times New Roman"/>
+        </w:rPr>
+      </w:pPr>
+      <w:r>
+        <w:rPr>
+          <w:rFonts w:cs="Times New Roman"/>
+        </w:rPr>
+        <w:t xml:space="preserve">-  </w:t>
+      </w:r>
+      <w:r>
+        <w:rPr>
+          <w:rFonts w:cs="Times New Roman"/>
+        </w:rPr>
+        <w:t>масштабируемость,</w:t>
+      </w:r>
+    </w:p>
+    <w:p>
+      <w:pPr>
+        <w:rPr>
+          <w:rFonts w:cs="Times New Roman"/>
+        </w:rPr>
+      </w:pPr>
+      <w:r>
+        <w:rPr>
+          <w:rFonts w:cs="Times New Roman"/>
+        </w:rPr>
+        <w:t xml:space="preserve">- </w:t>
+      </w:r>
+      <w:r>
+        <w:rPr>
+          <w:rFonts w:cs="Times New Roman"/>
+        </w:rPr>
+        <w:t>устойчивость,</w:t>
+      </w:r>
+    </w:p>
+    <w:p>
+      <w:pPr>
+        <w:rPr>
+          <w:rFonts w:cs="Times New Roman"/>
+        </w:rPr>
+      </w:pPr>
+      <w:r>
+        <w:rPr>
+          <w:rFonts w:cs="Times New Roman"/>
+        </w:rPr>
+        <w:t xml:space="preserve">- </w:t>
+      </w:r>
+      <w:r>
+        <w:rPr>
+          <w:rFonts w:cs="Times New Roman"/>
+        </w:rPr>
+        <w:t>приватность.</w:t>
+      </w:r>
+    </w:p>
+    <w:p>
+      <w:pPr>
+        <w:rPr>
+          <w:rFonts w:cs="Times New Roman"/>
+        </w:rPr>
+      </w:pPr>
+      <w:r>
+        <w:rPr>
+          <w:rStyle w:val="aa"/>
+          <w:rFonts w:eastAsiaTheme="majorEastAsia" w:cs="Times New Roman"/>
+          <w:color w:val="333333"/>
+        </w:rPr>
+        <w:t>Области применения:</w:t>
+      </w:r>
+    </w:p>
+    <w:p>
+      <w:pPr>
+        <w:rPr>
+          <w:rFonts w:cs="Times New Roman"/>
+        </w:rPr>
+      </w:pPr>
+      <w:r>
+        <w:rPr>
+          <w:rFonts w:cs="Times New Roman"/>
+        </w:rPr>
+        <w:t xml:space="preserve">- </w:t>
+      </w:r>
+      <w:r>
+        <w:rPr>
+          <w:rFonts w:cs="Times New Roman"/>
+        </w:rPr>
+        <w:t xml:space="preserve">децентрализованный </w:t>
+      </w:r>
+      <w:proofErr w:type="spellStart"/>
+      <w:r>
+        <w:rPr>
+          <w:rFonts w:cs="Times New Roman"/>
+        </w:rPr>
+        <w:t>файлообмен</w:t>
+      </w:r>
+      <w:proofErr w:type="spellEnd"/>
+      <w:r>
+        <w:rPr>
+          <w:rFonts w:cs="Times New Roman"/>
+        </w:rPr>
+        <w:t>,</w:t>
+      </w:r>
+    </w:p>
+    <w:p>
+      <w:pPr>
+        <w:rPr>
+          <w:rFonts w:cs="Times New Roman"/>
+        </w:rPr>
+      </w:pPr>
+      <w:r>
+        <w:rPr>
+          <w:rFonts w:cs="Times New Roman"/>
+        </w:rPr>
+        <w:t xml:space="preserve">- </w:t>
+      </w:r>
+      <w:r>
+        <w:rPr>
+          <w:rFonts w:cs="Times New Roman"/>
+        </w:rPr>
+        <w:t>средства обеспечения анонимности в Интернете,</w:t>
+      </w:r>
+    </w:p>
+    <w:p>
+      <w:pPr>
+        <w:rPr>
+          <w:rFonts w:cs="Times New Roman"/>
+        </w:rPr>
+      </w:pPr>
+      <w:r>
+        <w:rPr>
+          <w:rFonts w:cs="Times New Roman"/>
+        </w:rPr>
+        <w:t>- крипто валюты</w:t>
+      </w:r>
+      <w:r>
+        <w:rPr>
+          <w:rFonts w:cs="Times New Roman"/>
+        </w:rPr>
+        <w:t>.</w:t>
+      </w:r>
+    </w:p>
+    <w:p>
+      <w:pPr>
+        <w:pStyle w:val="a8"/>
+      </w:pPr>
+      <w:r>
+        <w:rPr>
+          <w:noProof/>
+          <w:lang w:eastAsia="ru-RU"/>
+        </w:rPr>
+        <w:drawing>
+          <wp:inline distT="0" distB="0" distL="0" distR="0" wp14:anchorId="0C8BE980" wp14:editId="6E8985B3">
+            <wp:extent cx="5222788" cy="2994660"/>
+            <wp:effectExtent l="0" t="0" r="0" b="0"/>
+            <wp:docPr id="30" name="Рисунок 30"/>
+            <wp:cNvGraphicFramePr>
+              <a:graphicFrameLocks xmlns:a="http://schemas.openxmlformats.org/drawingml/2006/main" noChangeAspect="1"/>
+            </wp:cNvGraphicFramePr>
+            <a:graphic xmlns:a="http://schemas.openxmlformats.org/drawingml/2006/main">
+              <a:graphicData uri="http://schemas.openxmlformats.org/drawingml/2006/picture">
+                <pic:pic xmlns:pic="http://schemas.openxmlformats.org/drawingml/2006/picture">
+                  <pic:nvPicPr>
+                    <pic:cNvPr id="1" name=""/>
+                    <pic:cNvPicPr/>
+                  </pic:nvPicPr>
+                  <pic:blipFill>
+                    <a:blip r:embed="rId77"/>
+                    <a:stretch>
+                      <a:fillRect/>
+                    </a:stretch>
+                  </pic:blipFill>
+                  <pic:spPr>
+                    <a:xfrm>
+                      <a:off x="0" y="0"/>
+                      <a:ext cx="5243693" cy="3006647"/>
+                    </a:xfrm>
+                    <a:prstGeom prst="rect">
+                      <a:avLst/>
+                    </a:prstGeom>
+                  </pic:spPr>
+                </pic:pic>
+              </a:graphicData>
+            </a:graphic>
+          </wp:inline>
+        </w:drawing>
+      </w:r>
+    </w:p>
+    <w:p>
+      <w:pPr>
+        <w:pStyle w:val="a6"/>
+      </w:pPr>
+      <w:r>
+        <w:t>Вопрос 50</w:t>
+      </w:r>
+    </w:p>
+    <w:p>
+      <w:hyperlink r:id="rId78" w:history="1">
+        <w:r>
+          <w:rPr>
+            <w:rStyle w:val="a9"/>
+          </w:rPr>
+          <w:t>https://studfile.net/preview/6071088/page:11/</w:t>
+        </w:r>
+      </w:hyperlink>
+    </w:p>
+    <w:p>
+      <w:pPr>
+        <w:pStyle w:val="a8"/>
+      </w:pPr>
+      <w:r>
+        <w:rPr>
+          <w:noProof/>
+          <w:lang w:eastAsia="ru-RU"/>
+        </w:rPr>
+        <w:drawing>
+          <wp:inline distT="0" distB="0" distL="0" distR="0" wp14:anchorId="2CDB18B1" wp14:editId="6C4F1118">
+            <wp:extent cx="5915851" cy="1638529"/>
+            <wp:effectExtent l="0" t="0" r="0" b="0"/>
+            <wp:docPr id="31" name="Рисунок 31"/>
+            <wp:cNvGraphicFramePr>
+              <a:graphicFrameLocks xmlns:a="http://schemas.openxmlformats.org/drawingml/2006/main" noChangeAspect="1"/>
+            </wp:cNvGraphicFramePr>
+            <a:graphic xmlns:a="http://schemas.openxmlformats.org/drawingml/2006/main">
+              <a:graphicData uri="http://schemas.openxmlformats.org/drawingml/2006/picture">
+                <pic:pic xmlns:pic="http://schemas.openxmlformats.org/drawingml/2006/picture">
+                  <pic:nvPicPr>
+                    <pic:cNvPr id="1" name=""/>
+                    <pic:cNvPicPr/>
+                  </pic:nvPicPr>
+                  <pic:blipFill>
+                    <a:blip r:embed="rId79"/>
+                    <a:stretch>
+                      <a:fillRect/>
+                    </a:stretch>
+                  </pic:blipFill>
+                  <pic:spPr>
+                    <a:xfrm>
+                      <a:off x="0" y="0"/>
+                      <a:ext cx="5915851" cy="1638529"/>
+                    </a:xfrm>
+                    <a:prstGeom prst="rect">
+                      <a:avLst/>
+                    </a:prstGeom>
+                  </pic:spPr>
+                </pic:pic>
+              </a:graphicData>
+            </a:graphic>
+          </wp:inline>
+        </w:drawing>
+      </w:r>
+    </w:p>
+    <w:p>
+      <w:pPr>
+        <w:pStyle w:val="a6"/>
+      </w:pPr>
+      <w:r>
+        <w:lastRenderedPageBreak/>
+        <w:t>Вопрос 51</w:t>
+      </w:r>
+    </w:p>
+    <w:p>
+      <w:pPr>
+        <w:rPr>
+          <w:lang w:eastAsia="ru-RU"/>
+        </w:rPr>
+      </w:pPr>
+      <w:r>
+        <w:rPr>
+          <w:b/>
+          <w:bCs/>
+          <w:lang w:eastAsia="ru-RU"/>
+        </w:rPr>
+        <w:t>Локальная сеть</w:t>
+      </w:r>
+      <w:r>
+        <w:rPr>
+          <w:lang w:eastAsia="ru-RU"/>
+        </w:rPr>
+        <w:t> — это комплекс оборудования и программного обеспечения, обеспечивающий передачу, хранение и обработку информации.</w:t>
+      </w:r>
+    </w:p>
+    <w:p>
+      <w:pPr>
+        <w:rPr>
+          <w:szCs w:val="28"/>
+          <w:lang w:eastAsia="ru-RU"/>
+        </w:rPr>
+      </w:pPr>
+      <w:r>
+        <w:rPr>
+          <w:szCs w:val="28"/>
+          <w:lang w:eastAsia="ru-RU"/>
+        </w:rPr>
+        <w:t>Функции локальной сети:</w:t>
+      </w:r>
+    </w:p>
+    <w:p>
+      <w:pPr>
+        <w:pStyle w:val="a3"/>
+        <w:numPr>
+          <w:ilvl w:val="0"/>
+          <w:numId w:val="34"/>
+        </w:numPr>
+        <w:ind w:left="0" w:firstLine="1134"/>
+        <w:rPr>
+          <w:szCs w:val="28"/>
+          <w:lang w:eastAsia="ru-RU"/>
+        </w:rPr>
+      </w:pPr>
+      <w:r>
+        <w:rPr>
+          <w:szCs w:val="28"/>
+          <w:lang w:eastAsia="ru-RU"/>
+        </w:rPr>
+        <w:t>Осуществление совместного доступа к данным, программам и оборудованию.</w:t>
+      </w:r>
+    </w:p>
+    <w:p>
+      <w:pPr>
+        <w:pStyle w:val="a3"/>
+        <w:numPr>
+          <w:ilvl w:val="0"/>
+          <w:numId w:val="34"/>
+        </w:numPr>
+        <w:ind w:left="0" w:firstLine="1134"/>
+        <w:rPr>
+          <w:szCs w:val="28"/>
+          <w:lang w:eastAsia="ru-RU"/>
+        </w:rPr>
+      </w:pPr>
+      <w:r>
+        <w:rPr>
+          <w:szCs w:val="28"/>
+          <w:lang w:eastAsia="ru-RU"/>
+        </w:rPr>
+        <w:t>Предоставление возможности совместного использования оборудования.</w:t>
+      </w:r>
+    </w:p>
+    <w:p>
+      <w:pPr>
+        <w:pStyle w:val="a3"/>
+        <w:numPr>
+          <w:ilvl w:val="0"/>
+          <w:numId w:val="34"/>
+        </w:numPr>
+        <w:ind w:left="0" w:firstLine="1134"/>
+        <w:rPr>
+          <w:szCs w:val="28"/>
+          <w:lang w:eastAsia="ru-RU"/>
+        </w:rPr>
+      </w:pPr>
+      <w:r>
+        <w:rPr>
+          <w:szCs w:val="28"/>
+          <w:lang w:eastAsia="ru-RU"/>
+        </w:rPr>
+        <w:t>Административная функция: контроль хода работ над проектами в сети проще, чем с множеством автономных компьютеров.</w:t>
+      </w:r>
+    </w:p>
+    <w:p>
+      <w:pPr>
+        <w:pStyle w:val="a6"/>
+        <w:rPr>
+          <w:rFonts w:eastAsia="Times New Roman"/>
+          <w:lang w:eastAsia="ru-RU"/>
+        </w:rPr>
+      </w:pPr>
+      <w:r>
+        <w:rPr>
+          <w:rFonts w:eastAsia="Times New Roman"/>
+          <w:lang w:eastAsia="ru-RU"/>
+        </w:rPr>
+        <w:t>В состав локальной сети входит следующее оборудование:</w:t>
+      </w:r>
+    </w:p>
+    <w:p>
+      <w:pPr>
+        <w:pStyle w:val="a3"/>
+        <w:numPr>
+          <w:ilvl w:val="0"/>
+          <w:numId w:val="34"/>
+        </w:numPr>
+        <w:rPr>
+          <w:lang w:eastAsia="ru-RU"/>
+        </w:rPr>
+      </w:pPr>
+      <w:r>
+        <w:rPr>
+          <w:lang w:eastAsia="ru-RU"/>
+        </w:rPr>
+        <w:t xml:space="preserve">Активное оборудование: коммутаторы, маршрутизаторы, </w:t>
+      </w:r>
+      <w:proofErr w:type="spellStart"/>
+      <w:r>
+        <w:rPr>
+          <w:lang w:eastAsia="ru-RU"/>
+        </w:rPr>
+        <w:t>медиаконвекторы</w:t>
+      </w:r>
+      <w:proofErr w:type="spellEnd"/>
+      <w:r>
+        <w:rPr>
+          <w:lang w:eastAsia="ru-RU"/>
+        </w:rPr>
+        <w:t>.</w:t>
+      </w:r>
+    </w:p>
+    <w:p>
+      <w:pPr>
+        <w:pStyle w:val="a3"/>
+        <w:numPr>
+          <w:ilvl w:val="0"/>
+          <w:numId w:val="34"/>
+        </w:numPr>
+        <w:rPr>
+          <w:lang w:eastAsia="ru-RU"/>
+        </w:rPr>
+      </w:pPr>
+      <w:r>
+        <w:rPr>
+          <w:lang w:eastAsia="ru-RU"/>
+        </w:rPr>
+        <w:t>Пассивное оборудование: кабели, монтажные шкафы, кабельные каналы, коммутационные панели, информационные розетки.</w:t>
+      </w:r>
+    </w:p>
+    <w:p>
+      <w:pPr>
+        <w:pStyle w:val="a3"/>
+        <w:numPr>
+          <w:ilvl w:val="0"/>
+          <w:numId w:val="34"/>
+        </w:numPr>
+        <w:rPr>
+          <w:lang w:eastAsia="ru-RU"/>
+        </w:rPr>
+      </w:pPr>
+      <w:r>
+        <w:rPr>
+          <w:lang w:eastAsia="ru-RU"/>
+        </w:rPr>
+        <w:t>Компьютерное и периферийное оборудование: серверы, рабочие станции, принтеры, сканеры.</w:t>
+      </w:r>
+    </w:p>
+    <w:p>
+      <w:hyperlink r:id="rId80" w:history="1">
+        <w:r>
+          <w:rPr>
+            <w:rStyle w:val="a9"/>
+          </w:rPr>
+          <w:t>https://centerstart.ru/content/subproject/%D0%BB%D0%BE%D0%BA%D0%B0%D0%BB%D1%8C%D0%BD%D1%8B%D0%B5-%D1%81%D0%B5%D1%82%D0%B8-%D0%BB%D0%B2%D1%81</w:t>
+        </w:r>
+      </w:hyperlink>
+    </w:p>
+    <w:p>
+      <w:pPr>
+        <w:rPr>
+          <w:b/>
+          <w:bCs/>
+        </w:rPr>
+      </w:pPr>
+      <w:r>
+        <w:rPr>
+          <w:b/>
+          <w:bCs/>
+        </w:rPr>
+        <w:t>В</w:t>
+      </w:r>
+      <w:r>
+        <w:rPr>
+          <w:b/>
+          <w:bCs/>
+        </w:rPr>
+        <w:t>опрос 52</w:t>
+      </w:r>
+    </w:p>
+    <w:p>
+      <w:pPr>
+        <w:rPr>
+          <w:b/>
+          <w:bCs/>
+        </w:rPr>
+      </w:pPr>
+      <w:r>
+        <w:rPr>
+          <w:b/>
+          <w:bCs/>
+        </w:rPr>
+        <w:t>В</w:t>
+      </w:r>
+      <w:r>
+        <w:rPr>
+          <w:b/>
+          <w:bCs/>
+        </w:rPr>
+        <w:t>опрос 53</w:t>
+      </w:r>
+    </w:p>
+    <w:p>
+      <w:pPr>
+        <w:pStyle w:val="a6"/>
+        <w:rPr>
+          <w:bCs/>
+        </w:rPr>
+      </w:pPr>
+      <w:r>
+        <w:t>Определение и назначение, подкрепить фото. Мост.</w:t>
+      </w:r>
+    </w:p>
+    <w:p>
+      <w:hyperlink r:id="rId81" w:history="1">
+        <w:r>
+          <w:rPr>
+            <w:rStyle w:val="a9"/>
+          </w:rPr>
+          <w:t>https://translated.turbopages.org/proxy_u/en-ru.ru.c2c3872e-672b446e-68bce43a-74722d776562/https/www.geeksforgeeks.org/what-is-bridge-in-computer-network-types-uses-functions-differences/</w:t>
+        </w:r>
+      </w:hyperlink>
+    </w:p>
+    <w:p>
+      <w:pPr>
+        <w:pStyle w:val="a8"/>
+      </w:pPr>
+      <w:r>
+        <w:rPr>
+          <w:noProof/>
+          <w:lang w:eastAsia="ru-RU"/>
+        </w:rPr>
+        <w:lastRenderedPageBreak/>
+        <w:drawing>
+          <wp:inline distT="0" distB="0" distL="0" distR="0" wp14:anchorId="304FBAE8" wp14:editId="7DC2336A">
+            <wp:extent cx="2425993" cy="2331720"/>
+            <wp:effectExtent l="0" t="0" r="0" b="0"/>
+            <wp:docPr id="64" name="Рисунок 64"/>
+            <wp:cNvGraphicFramePr>
+              <a:graphicFrameLocks xmlns:a="http://schemas.openxmlformats.org/drawingml/2006/main" noChangeAspect="1"/>
+            </wp:cNvGraphicFramePr>
+            <a:graphic xmlns:a="http://schemas.openxmlformats.org/drawingml/2006/main">
+              <a:graphicData uri="http://schemas.openxmlformats.org/drawingml/2006/picture">
+                <pic:pic xmlns:pic="http://schemas.openxmlformats.org/drawingml/2006/picture">
+                  <pic:nvPicPr>
+                    <pic:cNvPr id="1" name=""/>
+                    <pic:cNvPicPr/>
+                  </pic:nvPicPr>
+                  <pic:blipFill>
+                    <a:blip r:embed="rId82"/>
+                    <a:stretch>
+                      <a:fillRect/>
+                    </a:stretch>
+                  </pic:blipFill>
+                  <pic:spPr>
+                    <a:xfrm>
+                      <a:off x="0" y="0"/>
+                      <a:ext cx="2507892" cy="2410436"/>
+                    </a:xfrm>
+                    <a:prstGeom prst="rect">
+                      <a:avLst/>
+                    </a:prstGeom>
+                  </pic:spPr>
+                </pic:pic>
+              </a:graphicData>
+            </a:graphic>
+          </wp:inline>
+        </w:drawing>
+      </w:r>
+      <w:r>
+        <w:rPr>
+          <w:noProof/>
+          <w:lang w:eastAsia="ru-RU"/>
+        </w:rPr>
+        <w:drawing>
+          <wp:inline distT="0" distB="0" distL="0" distR="0" wp14:anchorId="1E3B613F" wp14:editId="670E6B8D">
+            <wp:extent cx="3311525" cy="1061246"/>
+            <wp:effectExtent l="0" t="0" r="3175" b="5715"/>
+            <wp:docPr id="65" name="Рисунок 65"/>
+            <wp:cNvGraphicFramePr>
+              <a:graphicFrameLocks xmlns:a="http://schemas.openxmlformats.org/drawingml/2006/main" noChangeAspect="1"/>
+            </wp:cNvGraphicFramePr>
+            <a:graphic xmlns:a="http://schemas.openxmlformats.org/drawingml/2006/main">
+              <a:graphicData uri="http://schemas.openxmlformats.org/drawingml/2006/picture">
+                <pic:pic xmlns:pic="http://schemas.openxmlformats.org/drawingml/2006/picture">
+                  <pic:nvPicPr>
+                    <pic:cNvPr id="1" name=""/>
+                    <pic:cNvPicPr/>
+                  </pic:nvPicPr>
+                  <pic:blipFill>
+                    <a:blip r:embed="rId83"/>
+                    <a:stretch>
+                      <a:fillRect/>
+                    </a:stretch>
+                  </pic:blipFill>
+                  <pic:spPr>
+                    <a:xfrm>
+                      <a:off x="0" y="0"/>
+                      <a:ext cx="3477238" cy="1114352"/>
+                    </a:xfrm>
+                    <a:prstGeom prst="rect">
+                      <a:avLst/>
+                    </a:prstGeom>
+                  </pic:spPr>
+                </pic:pic>
+              </a:graphicData>
+            </a:graphic>
+          </wp:inline>
+        </w:drawing>
+      </w:r>
+    </w:p>
+    <w:p>
+      <w:pPr>
+        <w:rPr>
+          <w:b/>
+          <w:bCs/>
+        </w:rPr>
+      </w:pPr>
+      <w:r>
+        <w:rPr>
+          <w:b/>
+          <w:bCs/>
+        </w:rPr>
+        <w:t>Вопрос 54</w:t>
+      </w:r>
+    </w:p>
+    <w:p>
+      <w:pPr>
+        <w:pStyle w:val="a6"/>
+        <w:rPr>
+          <w:bCs/>
+        </w:rPr>
+      </w:pPr>
+      <w:r>
+        <w:t>Определение и назначение, подкрепить фото. Шлюз.</w:t>
+      </w:r>
+    </w:p>
+    <w:p>
+      <w:pPr>
+        <w:rPr>
+          <w:b/>
+          <w:bCs/>
+        </w:rPr>
+      </w:pPr>
+      <w:r>
+        <w:t>Сетевой шлюз - это устройство или программное обеспечение, которое служит точкой соединения между двумя или более сетями. Он позволяет различным сетям взаимодействовать друг с другом, обеспечивая конвертацию протоколов, шифрование данных и управление трафиком. Шлюзы используются для подключения локальных сетей к Интернету, объединения различных типов оборудования и обеспечения безопасности данных.</w:t>
+      </w:r>
+    </w:p>
+    <w:p>
+      <w:hyperlink r:id="rId84" w:history="1">
+        <w:r>
+          <w:rPr>
+            <w:rStyle w:val="a9"/>
+          </w:rPr>
+          <w:t>https://skyeng.ru/magazine/wiki/it-industriya/chto-takoe-shliuz/</w:t>
+        </w:r>
+      </w:hyperlink>
+    </w:p>
+    <w:p>
+      <w:pPr>
+        <w:pStyle w:val="a8"/>
+      </w:pPr>
+      <w:r>
+        <w:rPr>
+          <w:noProof/>
+          <w:lang w:eastAsia="ru-RU"/>
+        </w:rPr>
+        <w:drawing>
+          <wp:inline distT="0" distB="0" distL="0" distR="0" wp14:anchorId="2F40ECDF" wp14:editId="68CBE905">
+            <wp:extent cx="5547020" cy="2058119"/>
+            <wp:effectExtent l="0" t="0" r="0" b="0"/>
+            <wp:docPr id="66" name="Рисунок 66"/>
+            <wp:cNvGraphicFramePr>
+              <a:graphicFrameLocks xmlns:a="http://schemas.openxmlformats.org/drawingml/2006/main" noChangeAspect="1"/>
+            </wp:cNvGraphicFramePr>
+            <a:graphic xmlns:a="http://schemas.openxmlformats.org/drawingml/2006/main">
+              <a:graphicData uri="http://schemas.openxmlformats.org/drawingml/2006/picture">
+                <pic:pic xmlns:pic="http://schemas.openxmlformats.org/drawingml/2006/picture">
+                  <pic:nvPicPr>
+                    <pic:cNvPr id="1" name=""/>
+                    <pic:cNvPicPr/>
+                  </pic:nvPicPr>
+                  <pic:blipFill>
+                    <a:blip r:embed="rId85"/>
+                    <a:stretch>
+                      <a:fillRect/>
+                    </a:stretch>
+                  </pic:blipFill>
+                  <pic:spPr>
+                    <a:xfrm>
+                      <a:off x="0" y="0"/>
+                      <a:ext cx="5553780" cy="2060627"/>
+                    </a:xfrm>
+                    <a:prstGeom prst="rect">
+                      <a:avLst/>
+                    </a:prstGeom>
+                  </pic:spPr>
+                </pic:pic>
+              </a:graphicData>
+            </a:graphic>
+          </wp:inline>
+        </w:drawing>
+      </w:r>
+    </w:p>
+    <w:p>
+      <w:pPr>
+        <w:rPr>
+          <w:b/>
+          <w:bCs/>
+        </w:rPr>
+      </w:pPr>
+      <w:r>
+        <w:rPr>
+          <w:b/>
+          <w:bCs/>
+        </w:rPr>
+        <w:t>Вопрос 55</w:t>
+      </w:r>
+    </w:p>
+    <w:p>
+      <w:pPr>
+        <w:pStyle w:val="a6"/>
+      </w:pPr>
+      <w:r>
+        <w:t xml:space="preserve">Определение и назначение, подкрепить фото. </w:t>
+      </w:r>
+      <w:r>
+        <w:rPr>
+          <w:snapToGrid w:val="0"/>
+        </w:rPr>
+        <w:t>Маршрутизатор.</w:t>
+      </w:r>
+    </w:p>
+    <w:p>
+      <w:r>
+        <w:t>Маршрутизатор (</w:t>
+      </w:r>
+      <w:proofErr w:type="spellStart"/>
+      <w:r>
+        <w:t>Router</w:t>
+      </w:r>
+      <w:proofErr w:type="spellEnd"/>
+      <w:r>
+        <w:t xml:space="preserve">) - это устройство или программное обеспечение, которое обеспечивает маршрутизацию пакетов данных между различными </w:t>
+      </w:r>
+      <w:r>
+        <w:lastRenderedPageBreak/>
+        <w:t>сетями. Маршрутизаторы используются для соединения сетей разных размеров, таких как домашние, офисные, корпоративные и глобальные сети. Они выполняют эту функцию путем определения наилучшего пути для отправки данных на основе сетевой информации, такой как адрес назначения, текущая нагрузка на сеть и другие факторы.</w:t>
+      </w:r>
+    </w:p>
+    <w:p>
+      <w:pPr>
+        <w:rPr>
+          <w:b/>
+          <w:bCs/>
+        </w:rPr>
+      </w:pPr>
+      <w:r>
+        <w:t>Назначение маршрутизатора заключается в эффективной и быстрой передаче данных между различными сетями, обеспечивая тем самым оптимальное использование сетевых ресурсов, безопасность данных и доступность сетевых сервисов. Кроме того, маршрутизаторы могут выполнять дополнительные функции, такие как фильтрация входящего и исходящего трафика, балансировка нагрузки, управление доступом и т.д.</w:t>
+      </w:r>
+    </w:p>
+    <w:p>
+      <w:hyperlink r:id="rId86" w:history="1">
+        <w:r>
+          <w:rPr>
+            <w:rStyle w:val="a9"/>
+          </w:rPr>
+          <w:t>https://skyeng.ru/magazine/wiki/it-industriya/chto-takoe-marshrutizator/</w:t>
+        </w:r>
+      </w:hyperlink>
+    </w:p>
+    <w:p>
+      <w:hyperlink r:id="rId87" w:history="1">
+        <w:r>
+          <w:rPr>
+            <w:rStyle w:val="a9"/>
+          </w:rPr>
+          <w:t>https://rootstore.ru/news/marshrutizatory-chto-eto-takoe-i-zachem-oni-nuzhny/</w:t>
+        </w:r>
+      </w:hyperlink>
+    </w:p>
+    <w:p>
+      <w:pPr>
+        <w:pStyle w:val="a8"/>
+      </w:pPr>
+      <w:r>
+        <w:rPr>
+          <w:noProof/>
+          <w:lang w:eastAsia="ru-RU"/>
+        </w:rPr>
+        <w:drawing>
+          <wp:inline distT="0" distB="0" distL="0" distR="0" wp14:anchorId="71B765FD" wp14:editId="23D0A0CF">
+            <wp:extent cx="5134692" cy="2886478"/>
+            <wp:effectExtent l="0" t="0" r="8890" b="9525"/>
+            <wp:docPr id="67" name="Рисунок 67"/>
+            <wp:cNvGraphicFramePr>
+              <a:graphicFrameLocks xmlns:a="http://schemas.openxmlformats.org/drawingml/2006/main" noChangeAspect="1"/>
+            </wp:cNvGraphicFramePr>
+            <a:graphic xmlns:a="http://schemas.openxmlformats.org/drawingml/2006/main">
+              <a:graphicData uri="http://schemas.openxmlformats.org/drawingml/2006/picture">
+                <pic:pic xmlns:pic="http://schemas.openxmlformats.org/drawingml/2006/picture">
+                  <pic:nvPicPr>
+                    <pic:cNvPr id="1" name=""/>
+                    <pic:cNvPicPr/>
+                  </pic:nvPicPr>
+                  <pic:blipFill>
+                    <a:blip r:embed="rId88"/>
+                    <a:stretch>
+                      <a:fillRect/>
+                    </a:stretch>
+                  </pic:blipFill>
+                  <pic:spPr>
+                    <a:xfrm>
+                      <a:off x="0" y="0"/>
+                      <a:ext cx="5134692" cy="2886478"/>
+                    </a:xfrm>
+                    <a:prstGeom prst="rect">
+                      <a:avLst/>
+                    </a:prstGeom>
+                  </pic:spPr>
+                </pic:pic>
+              </a:graphicData>
+            </a:graphic>
+          </wp:inline>
+        </w:drawing>
+      </w:r>
+    </w:p>
+    <w:p>
+      <w:pPr>
+        <w:pStyle w:val="a6"/>
+      </w:pPr>
+      <w:r>
+        <w:t>Вопрос 56</w:t>
+      </w:r>
+    </w:p>
+    <w:p>
+      <w:pPr>
+        <w:pStyle w:val="a6"/>
+      </w:pPr>
+      <w:r>
+        <w:t xml:space="preserve">Определение и назначение, подкрепить фото. </w:t>
+      </w:r>
+      <w:r>
+        <w:rPr>
+          <w:snapToGrid w:val="0"/>
+        </w:rPr>
+        <w:t>Мост-маршрутизатор.</w:t>
+      </w:r>
+    </w:p>
+    <w:p>
+      <w:pPr>
+        <w:rPr>
+          <w:rFonts w:cs="Times New Roman"/>
+          <w:szCs w:val="28"/>
+        </w:rPr>
+      </w:pPr>
+      <w:r>
+        <w:rPr>
+          <w:rStyle w:val="aa"/>
+          <w:rFonts w:eastAsiaTheme="majorEastAsia" w:cs="Times New Roman"/>
+          <w:color w:val="333333"/>
+          <w:szCs w:val="28"/>
+        </w:rPr>
+        <w:t>Мостовой маршрутизатор</w:t>
+      </w:r>
+      <w:r>
+        <w:rPr>
+          <w:rFonts w:cs="Times New Roman"/>
+          <w:szCs w:val="28"/>
+        </w:rPr>
+        <w:t> — это </w:t>
+      </w:r>
+      <w:r>
+        <w:rPr>
+          <w:rStyle w:val="aa"/>
+          <w:rFonts w:eastAsiaTheme="majorEastAsia" w:cs="Times New Roman"/>
+          <w:b w:val="0"/>
+          <w:color w:val="333333"/>
+          <w:szCs w:val="28"/>
+        </w:rPr>
+        <w:t>сетевое устройство, которое работает</w:t>
+      </w:r>
+      <w:r>
+        <w:rPr>
+          <w:rStyle w:val="aa"/>
+          <w:rFonts w:eastAsiaTheme="majorEastAsia" w:cs="Times New Roman"/>
+          <w:color w:val="333333"/>
+          <w:szCs w:val="28"/>
+        </w:rPr>
+        <w:t xml:space="preserve"> </w:t>
+      </w:r>
+      <w:r>
+        <w:rPr>
+          <w:rStyle w:val="aa"/>
+          <w:rFonts w:eastAsiaTheme="majorEastAsia" w:cs="Times New Roman"/>
+          <w:b w:val="0"/>
+          <w:color w:val="333333"/>
+          <w:szCs w:val="28"/>
+        </w:rPr>
+        <w:t>как мост и как маршрутизатор</w:t>
+      </w:r>
+      <w:r>
+        <w:rPr>
+          <w:rFonts w:cs="Times New Roman"/>
+          <w:szCs w:val="28"/>
+        </w:rPr>
+        <w:t xml:space="preserve">. Он маршрутизирует пакеты по известным протоколам и пересылает все остальные </w:t>
+      </w:r>
+      <w:r>
+        <w:rPr>
+          <w:rFonts w:cs="Times New Roman"/>
+          <w:szCs w:val="28"/>
+        </w:rPr>
+        <w:t>пакеты, как это сделал бы мост.</w:t>
+      </w:r>
+    </w:p>
+    <w:p>
+      <w:pPr>
+        <w:rPr>
+          <w:rFonts w:cs="Times New Roman"/>
+          <w:szCs w:val="28"/>
+        </w:rPr>
+      </w:pPr>
+      <w:r>
+        <w:rPr>
+          <w:rStyle w:val="aa"/>
+          <w:rFonts w:eastAsiaTheme="majorEastAsia" w:cs="Times New Roman"/>
+          <w:color w:val="333333"/>
+          <w:szCs w:val="28"/>
+        </w:rPr>
+        <w:t>Назначение мост-маршрутизатора</w:t>
+      </w:r>
+      <w:r>
+        <w:rPr>
+          <w:rFonts w:cs="Times New Roman"/>
+          <w:szCs w:val="28"/>
+        </w:rPr>
+        <w:t>:</w:t>
+      </w:r>
+    </w:p>
+    <w:p>
+      <w:pPr>
+        <w:pStyle w:val="a3"/>
+        <w:numPr>
+          <w:ilvl w:val="0"/>
+          <w:numId w:val="36"/>
+        </w:numPr>
+        <w:rPr>
+          <w:rFonts w:cs="Times New Roman"/>
+          <w:szCs w:val="28"/>
+        </w:rPr>
+      </w:pPr>
+      <w:r>
+        <w:rPr>
+          <w:rFonts w:cs="Times New Roman"/>
+          <w:szCs w:val="28"/>
+        </w:rPr>
+        <w:t>эффективно управлять пакетами</w:t>
+      </w:r>
+      <w:r>
+        <w:rPr>
+          <w:rFonts w:cs="Times New Roman"/>
+          <w:szCs w:val="28"/>
+        </w:rPr>
+        <w:t xml:space="preserve"> в сети со многими протоколами;</w:t>
+      </w:r>
+    </w:p>
+    <w:p>
+      <w:pPr>
+        <w:pStyle w:val="a3"/>
+        <w:numPr>
+          <w:ilvl w:val="0"/>
+          <w:numId w:val="36"/>
+        </w:numPr>
+        <w:rPr>
+          <w:rFonts w:cs="Times New Roman"/>
+          <w:szCs w:val="28"/>
+        </w:rPr>
+      </w:pPr>
+      <w:r>
+        <w:rPr>
+          <w:rFonts w:cs="Times New Roman"/>
+          <w:szCs w:val="28"/>
+        </w:rPr>
+        <w:t>уменьшать нагрузку на каналы, изолируя и перенаправляя сетевой трафик; </w:t>
+      </w:r>
+    </w:p>
+    <w:p>
+      <w:pPr>
+        <w:pStyle w:val="a3"/>
+        <w:numPr>
+          <w:ilvl w:val="0"/>
+          <w:numId w:val="36"/>
+        </w:numPr>
+        <w:rPr>
+          <w:rFonts w:cs="Times New Roman"/>
+          <w:szCs w:val="28"/>
+        </w:rPr>
+      </w:pPr>
+      <w:r>
+        <w:rPr>
+          <w:rFonts w:cs="Times New Roman"/>
+          <w:szCs w:val="28"/>
+        </w:rPr>
+        <w:t>соединять сети; </w:t>
+      </w:r>
+    </w:p>
+    <w:p>
+      <w:pPr>
+        <w:pStyle w:val="a3"/>
+        <w:numPr>
+          <w:ilvl w:val="0"/>
+          <w:numId w:val="36"/>
+        </w:numPr>
+        <w:rPr>
+          <w:rFonts w:cs="Times New Roman"/>
+          <w:szCs w:val="28"/>
+        </w:rPr>
+      </w:pPr>
+      <w:r>
+        <w:rPr>
+          <w:rFonts w:cs="Times New Roman"/>
+          <w:szCs w:val="28"/>
+        </w:rPr>
+        <w:lastRenderedPageBreak/>
+        <w:t>обеспечивать безопасность некоторых фрагментов сети, контролируя доступ к ним. </w:t>
+      </w:r>
+    </w:p>
+    <w:p>
+      <w:pPr>
+        <w:rPr>
+          <w:rFonts w:cs="Times New Roman"/>
+          <w:szCs w:val="28"/>
+        </w:rPr>
+      </w:pPr>
+      <w:r>
+        <w:rPr>
+          <w:rFonts w:cs="Times New Roman"/>
+          <w:szCs w:val="28"/>
+        </w:rPr>
+        <w:t xml:space="preserve">Мосты-маршрутизаторы используются в сетях, работающих с несколькими протоколами, например, с </w:t>
+      </w:r>
+      <w:proofErr w:type="spellStart"/>
+      <w:r>
+        <w:rPr>
+          <w:rFonts w:cs="Times New Roman"/>
+          <w:szCs w:val="28"/>
+        </w:rPr>
+        <w:t>NetBEUI</w:t>
+      </w:r>
+      <w:proofErr w:type="spellEnd"/>
+      <w:r>
+        <w:rPr>
+          <w:rFonts w:cs="Times New Roman"/>
+          <w:szCs w:val="28"/>
+        </w:rPr>
+        <w:t>, IPX/SPX и TCP/IP, поэтому они также называются много</w:t>
+      </w:r>
+      <w:r>
+        <w:rPr>
+          <w:rFonts w:cs="Times New Roman"/>
+          <w:szCs w:val="28"/>
+        </w:rPr>
+        <w:t>протокольными маршрутизаторами.</w:t>
+      </w:r>
+    </w:p>
+    <w:p>
+      <w:hyperlink r:id="rId89" w:history="1">
+        <w:r>
+          <w:rPr>
+            <w:rStyle w:val="a9"/>
+          </w:rPr>
+          <w:t>https://blog.ishosting.com/ru/what-is-network-bridge</w:t>
+        </w:r>
+      </w:hyperlink>
+    </w:p>
+    <w:p>
+      <w:pPr>
+        <w:pStyle w:val="a8"/>
+      </w:pPr>
+      <w:r>
+        <w:rPr>
+          <w:noProof/>
+          <w:lang w:eastAsia="ru-RU"/>
+        </w:rPr>
+        <w:drawing>
+          <wp:inline distT="0" distB="0" distL="0" distR="0" wp14:anchorId="15B5EF75" wp14:editId="7FB00F33">
+            <wp:extent cx="4843145" cy="2516054"/>
+            <wp:effectExtent l="0" t="0" r="0" b="0"/>
+            <wp:docPr id="68" name="Рисунок 68"/>
+            <wp:cNvGraphicFramePr>
+              <a:graphicFrameLocks xmlns:a="http://schemas.openxmlformats.org/drawingml/2006/main" noChangeAspect="1"/>
+            </wp:cNvGraphicFramePr>
+            <a:graphic xmlns:a="http://schemas.openxmlformats.org/drawingml/2006/main">
+              <a:graphicData uri="http://schemas.openxmlformats.org/drawingml/2006/picture">
+                <pic:pic xmlns:pic="http://schemas.openxmlformats.org/drawingml/2006/picture">
+                  <pic:nvPicPr>
+                    <pic:cNvPr id="1" name=""/>
+                    <pic:cNvPicPr/>
+                  </pic:nvPicPr>
+                  <pic:blipFill>
+                    <a:blip r:embed="rId90"/>
+                    <a:stretch>
+                      <a:fillRect/>
+                    </a:stretch>
+                  </pic:blipFill>
+                  <pic:spPr>
+                    <a:xfrm>
+                      <a:off x="0" y="0"/>
+                      <a:ext cx="4896276" cy="2543656"/>
+                    </a:xfrm>
+                    <a:prstGeom prst="rect">
+                      <a:avLst/>
+                    </a:prstGeom>
+                  </pic:spPr>
+                </pic:pic>
+              </a:graphicData>
+            </a:graphic>
+          </wp:inline>
+        </w:drawing>
+      </w:r>
+    </w:p>
+    <w:p>
+      <w:pPr>
+        <w:rPr>
+          <w:b/>
+          <w:bCs/>
+        </w:rPr>
+      </w:pPr>
+      <w:r>
+        <w:rPr>
+          <w:b/>
+          <w:bCs/>
+        </w:rPr>
+        <w:t>Вопрос 57</w:t>
+      </w:r>
+    </w:p>
+    <w:p>
+      <w:pPr>
+        <w:pStyle w:val="a6"/>
+        <w:rPr>
+          <w:bCs/>
+        </w:rPr>
+      </w:pPr>
+      <w:r>
+        <w:t xml:space="preserve">Определение и назначение, подкрепить фото. </w:t>
+      </w:r>
+      <w:r>
+        <w:rPr>
+          <w:snapToGrid w:val="0"/>
+        </w:rPr>
+        <w:t>Мультиплексор.</w:t>
+      </w:r>
+    </w:p>
+    <w:p>
+      <w:r>
+        <w:t>Мультиплексор (</w:t>
+      </w:r>
+      <w:proofErr w:type="spellStart"/>
+      <w:r>
+        <w:t>Multiplexer</w:t>
+      </w:r>
+      <w:proofErr w:type="spellEnd"/>
+      <w:r>
+        <w:t>) - это устройство, которое позволяет передавать несколько сигналов или сигналов разных типов по одному физическому каналу связи.</w:t>
+      </w:r>
+    </w:p>
+    <w:p>
+      <w:r>
+        <w:t>Назначение мультиплексора заключается в уплотнении или объединении нескольких низкоскоростных сигналов в один высокочастотный сигнал для повышения эффективности использования полосы пропускания канала связи и упрощения коммутации и маршрутизации данных в сети. Мультиплексоры также используются для разделения или демультиплексирования высокочастотного сигнала на несколько низкочастотных сигналов для их дальнейшей обработки, что позволяет увеличить количество доступных каналов связи и улучшить качество передачи данных.</w:t>
+      </w:r>
+    </w:p>
+    <w:p>
+      <w:pPr>
+        <w:rPr>
+          <w:rStyle w:val="a9"/>
+        </w:rPr>
+      </w:pPr>
+      <w:hyperlink r:id="rId91" w:history="1">
+        <w:r>
+          <w:rPr>
+            <w:rStyle w:val="a9"/>
+          </w:rPr>
+          <w:t>https://3d-diy.ru/wiki/components/multipleksor/</w:t>
+        </w:r>
+      </w:hyperlink>
+    </w:p>
+    <w:p>
+      <w:pPr>
+        <w:pStyle w:val="a8"/>
+      </w:pPr>
+      <w:r>
+        <w:rPr>
+          <w:noProof/>
+          <w:lang w:eastAsia="ru-RU"/>
+        </w:rPr>
+        <w:lastRenderedPageBreak/>
+        <w:drawing>
+          <wp:inline distT="0" distB="0" distL="0" distR="0" wp14:anchorId="20442478" wp14:editId="7137DCB1">
+            <wp:extent cx="3819525" cy="3266972"/>
+            <wp:effectExtent l="0" t="0" r="0" b="0"/>
+            <wp:docPr id="69" name="Рисунок 69"/>
+            <wp:cNvGraphicFramePr>
+              <a:graphicFrameLocks xmlns:a="http://schemas.openxmlformats.org/drawingml/2006/main" noChangeAspect="1"/>
+            </wp:cNvGraphicFramePr>
+            <a:graphic xmlns:a="http://schemas.openxmlformats.org/drawingml/2006/main">
+              <a:graphicData uri="http://schemas.openxmlformats.org/drawingml/2006/picture">
+                <pic:pic xmlns:pic="http://schemas.openxmlformats.org/drawingml/2006/picture">
+                  <pic:nvPicPr>
+                    <pic:cNvPr id="1" name=""/>
+                    <pic:cNvPicPr/>
+                  </pic:nvPicPr>
+                  <pic:blipFill>
+                    <a:blip r:embed="rId92"/>
+                    <a:stretch>
+                      <a:fillRect/>
+                    </a:stretch>
+                  </pic:blipFill>
+                  <pic:spPr>
+                    <a:xfrm>
+                      <a:off x="0" y="0"/>
+                      <a:ext cx="3841262" cy="3285564"/>
+                    </a:xfrm>
+                    <a:prstGeom prst="rect">
+                      <a:avLst/>
+                    </a:prstGeom>
+                  </pic:spPr>
+                </pic:pic>
+              </a:graphicData>
+            </a:graphic>
+          </wp:inline>
+        </w:drawing>
+      </w:r>
+    </w:p>
+    <w:p>
+      <w:pPr>
+        <w:rPr>
+          <w:b/>
+          <w:bCs/>
+        </w:rPr>
+      </w:pPr>
+      <w:r>
+        <w:rPr>
+          <w:b/>
+          <w:bCs/>
+        </w:rPr>
+        <w:t>Вопрос 58</w:t>
+      </w:r>
+    </w:p>
+    <w:p>
+      <w:pPr>
+        <w:pStyle w:val="a6"/>
+        <w:rPr>
+          <w:bCs/>
+        </w:rPr>
+      </w:pPr>
+      <w:r>
+        <w:t xml:space="preserve">Определение и назначение, подкрепить фото. </w:t>
+      </w:r>
+      <w:r>
+        <w:rPr>
+          <w:snapToGrid w:val="0"/>
+        </w:rPr>
+        <w:t>Усилитель.</w:t>
+      </w:r>
+    </w:p>
+    <w:p>
+      <w:hyperlink r:id="rId93" w:history="1">
+        <w:r>
+          <w:rPr>
+            <w:rStyle w:val="a9"/>
+          </w:rPr>
+          <w:t>https://siblec.ru/radiotekhnika-i-elektronika/elektronika/2-elementy-i-uzly-analogovykh-ustrojstv/2-2-usiliteli</w:t>
+        </w:r>
+      </w:hyperlink>
+    </w:p>
+    <w:p>
+      <w:pPr>
+        <w:rPr>
+          <w:rFonts w:cs="Times New Roman"/>
+        </w:rPr>
+      </w:pPr>
+      <w:r>
+        <w:rPr>
+          <w:rStyle w:val="aa"/>
+          <w:rFonts w:eastAsiaTheme="majorEastAsia" w:cs="Times New Roman"/>
+          <w:color w:val="000000" w:themeColor="text1"/>
+        </w:rPr>
+        <w:t>Усилитель</w:t>
+      </w:r>
+      <w:r>
+        <w:rPr>
+          <w:rFonts w:cs="Times New Roman"/>
+        </w:rPr>
+        <w:t> — это </w:t>
+      </w:r>
+      <w:r>
+        <w:rPr>
+          <w:rStyle w:val="aa"/>
+          <w:rFonts w:eastAsiaTheme="majorEastAsia" w:cs="Times New Roman"/>
+          <w:b w:val="0"/>
+          <w:color w:val="333333"/>
+          <w:highlight w:val="green"/>
+        </w:rPr>
+        <w:t>устройство, предназначенное для усиления входного электрического сигнала</w:t>
+      </w:r>
+      <w:r>
+        <w:rPr>
+          <w:rFonts w:cs="Times New Roman"/>
+        </w:rPr>
+        <w:t> по напряжению, току или мощности за счёт преобразования энергии источника питан</w:t>
+      </w:r>
+      <w:r>
+        <w:rPr>
+          <w:rFonts w:cs="Times New Roman"/>
+        </w:rPr>
+        <w:t>ия в энергию выходного сигнала.</w:t>
+      </w:r>
+    </w:p>
+    <w:p>
+      <w:r>
+        <w:rPr>
+          <w:rStyle w:val="aa"/>
+          <w:rFonts w:eastAsiaTheme="majorEastAsia" w:cs="Times New Roman"/>
+          <w:color w:val="000000" w:themeColor="text1"/>
+        </w:rPr>
+        <w:t>Назначение усилителя</w:t>
+      </w:r>
+      <w:r>
+        <w:rPr>
+          <w:rFonts w:cs="Times New Roman"/>
+        </w:rPr>
+        <w:t> — преобразование маломощного электрического сигнала, поступающего от источника, в мощный, способный управлять электроакустическими преобразователями — громкоговорителями или наушниками — без каких-либо нежелательных влияний на исходный сигнал, то есть без его искажения</w:t>
+      </w:r>
+      <w:r>
+        <w:t>.</w:t>
+      </w:r>
+    </w:p>
+    <w:p>
+      <w:pPr>
+        <w:pStyle w:val="a8"/>
+      </w:pPr>
+      <w:r>
+        <w:rPr>
+          <w:noProof/>
+          <w:lang w:eastAsia="ru-RU"/>
+        </w:rPr>
+        <w:drawing>
+          <wp:inline distT="0" distB="0" distL="0" distR="0" wp14:anchorId="071A6EFC" wp14:editId="1C20769E">
+            <wp:extent cx="3565121" cy="2148840"/>
+            <wp:effectExtent l="0" t="0" r="0" b="3810"/>
+            <wp:docPr id="70" name="Рисунок 70"/>
+            <wp:cNvGraphicFramePr>
+              <a:graphicFrameLocks xmlns:a="http://schemas.openxmlformats.org/drawingml/2006/main" noChangeAspect="1"/>
+            </wp:cNvGraphicFramePr>
+            <a:graphic xmlns:a="http://schemas.openxmlformats.org/drawingml/2006/main">
+              <a:graphicData uri="http://schemas.openxmlformats.org/drawingml/2006/picture">
+                <pic:pic xmlns:pic="http://schemas.openxmlformats.org/drawingml/2006/picture">
+                  <pic:nvPicPr>
+                    <pic:cNvPr id="1" name=""/>
+                    <pic:cNvPicPr/>
+                  </pic:nvPicPr>
+                  <pic:blipFill>
+                    <a:blip r:embed="rId94"/>
+                    <a:stretch>
+                      <a:fillRect/>
+                    </a:stretch>
+                  </pic:blipFill>
+                  <pic:spPr>
+                    <a:xfrm>
+                      <a:off x="0" y="0"/>
+                      <a:ext cx="3570382" cy="2152011"/>
+                    </a:xfrm>
+                    <a:prstGeom prst="rect">
+                      <a:avLst/>
+                    </a:prstGeom>
+                  </pic:spPr>
+                </pic:pic>
+              </a:graphicData>
+            </a:graphic>
+          </wp:inline>
+        </w:drawing>
+      </w:r>
+    </w:p>
+    <w:p>
+      <w:pPr>
+        <w:rPr>
+          <w:b/>
+          <w:bCs/>
+        </w:rPr>
+      </w:pPr>
+    </w:p>
+    <w:p>
+      <w:pPr>
+        <w:rPr>
+          <w:b/>
+          <w:bCs/>
+        </w:rPr>
+      </w:pPr>
+    </w:p>
+    <w:p>
+      <w:pPr>
+        <w:rPr>
+          <w:b/>
+          <w:bCs/>
+        </w:rPr>
+      </w:pPr>
+      <w:r>
+        <w:rPr>
+          <w:b/>
+          <w:bCs/>
+        </w:rPr>
+        <w:lastRenderedPageBreak/>
+        <w:t>Вопрос 59</w:t>
+      </w:r>
+    </w:p>
+    <w:p>
+      <w:pPr>
+        <w:pStyle w:val="a6"/>
+      </w:pPr>
+      <w:r>
+        <w:t xml:space="preserve">Определение и назначение, подкрепить фото. </w:t>
+      </w:r>
+      <w:r>
+        <w:rPr>
+          <w:snapToGrid w:val="0"/>
+        </w:rPr>
+        <w:t>Повторитель.</w:t>
+      </w:r>
+    </w:p>
+    <w:p>
+      <w:hyperlink r:id="rId95" w:history="1">
+        <w:r>
+          <w:rPr>
+            <w:rStyle w:val="a9"/>
+          </w:rPr>
+          <w:t>https://ru.ruwiki.ru/wiki/%D0%9F%D0%BE%D0%B2%D1%82%D0%BE%D1%80%D0%B8%D1%82%D0%B5%D0%BB%D1%8C_(%D1%81%D0%B5%D1%82%D0%B5%D0%B2%D0%BE%D0%B5_%D0%BE%D0%B1%D0%BE%D1%80%D1%83%D0%B4%D0%BE%D0%B2%D0%B0%D0%BD%D0%B8%D0%B5)</w:t>
+        </w:r>
+      </w:hyperlink>
+    </w:p>
+    <w:p>
+      <w:pPr>
+        <w:rPr>
+          <w:rFonts w:cs="Times New Roman"/>
+        </w:rPr>
+      </w:pPr>
+      <w:r>
+        <w:rPr>
+          <w:rStyle w:val="aa"/>
+          <w:rFonts w:eastAsiaTheme="majorEastAsia" w:cs="Times New Roman"/>
+          <w:color w:val="000000" w:themeColor="text1"/>
+        </w:rPr>
+        <w:t>Повторитель</w:t>
+      </w:r>
+      <w:r>
+        <w:rPr>
+          <w:rFonts w:cs="Times New Roman"/>
+        </w:rPr>
+        <w:t> (</w:t>
+      </w:r>
+      <w:proofErr w:type="spellStart"/>
+      <w:r>
+        <w:rPr>
+          <w:rFonts w:cs="Times New Roman"/>
+        </w:rPr>
+        <w:t>репи́тер</w:t>
+      </w:r>
+      <w:proofErr w:type="spellEnd"/>
+      <w:r>
+        <w:rPr>
+          <w:rFonts w:cs="Times New Roman"/>
+        </w:rPr>
+        <w:t xml:space="preserve">, от англ. </w:t>
+      </w:r>
+      <w:proofErr w:type="spellStart"/>
+      <w:r>
+        <w:rPr>
+          <w:rFonts w:cs="Times New Roman"/>
+        </w:rPr>
+        <w:t>repeater</w:t>
+      </w:r>
+      <w:proofErr w:type="spellEnd"/>
+      <w:r>
+        <w:rPr>
+          <w:rFonts w:cs="Times New Roman"/>
+        </w:rPr>
+        <w:t>) — </w:t>
+      </w:r>
+      <w:r>
+        <w:rPr>
+          <w:rStyle w:val="aa"/>
+          <w:rFonts w:eastAsiaTheme="majorEastAsia" w:cs="Times New Roman"/>
+          <w:b w:val="0"/>
+          <w:color w:val="000000" w:themeColor="text1"/>
+        </w:rPr>
+        <w:t>сетевое оборудование, предназначенное для увеличения расстояния сетевого соединения и его расширения за пределы одного сегмента или для организации двух ветвей</w:t>
+      </w:r>
+      <w:r>
+        <w:rPr>
+          <w:rFonts w:cs="Times New Roman"/>
+        </w:rPr>
+        <w:t>, путём повторения электр</w:t>
+      </w:r>
+      <w:r>
+        <w:rPr>
+          <w:rFonts w:cs="Times New Roman"/>
+        </w:rPr>
+        <w:t>ического сигнала «один в один».</w:t>
+      </w:r>
+    </w:p>
+    <w:p>
+      <w:pPr>
+        <w:rPr>
+          <w:rFonts w:cs="Times New Roman"/>
+        </w:rPr>
+      </w:pPr>
+      <w:r>
+        <w:rPr>
+          <w:rStyle w:val="aa"/>
+          <w:rFonts w:eastAsiaTheme="majorEastAsia" w:cs="Times New Roman"/>
+          <w:color w:val="000000" w:themeColor="text1"/>
+        </w:rPr>
+        <w:t>Назначение</w:t>
+      </w:r>
+      <w:r>
+        <w:rPr>
+          <w:rFonts w:cs="Times New Roman"/>
+        </w:rPr>
+        <w:t> повторителя в том, что он принимает сигнал с одного сегмента кабеля и побитно транслирует его в другой сегмент, восстанавливая при этом амплитуду и форму сигнала.</w:t>
+      </w:r>
+    </w:p>
+    <w:p>
+      <w:r>
+        <w:rPr>
+          <w:noProof/>
+          <w:lang w:eastAsia="ru-RU"/>
+        </w:rPr>
+        <w:drawing>
+          <wp:inline distT="0" distB="0" distL="0" distR="0" wp14:anchorId="2473404D" wp14:editId="74768696">
+            <wp:extent cx="5578918" cy="3589472"/>
+            <wp:effectExtent l="0" t="0" r="3175" b="0"/>
+            <wp:docPr id="71" name="Рисунок 71"/>
+            <wp:cNvGraphicFramePr>
+              <a:graphicFrameLocks xmlns:a="http://schemas.openxmlformats.org/drawingml/2006/main" noChangeAspect="1"/>
+            </wp:cNvGraphicFramePr>
+            <a:graphic xmlns:a="http://schemas.openxmlformats.org/drawingml/2006/main">
+              <a:graphicData uri="http://schemas.openxmlformats.org/drawingml/2006/picture">
+                <pic:pic xmlns:pic="http://schemas.openxmlformats.org/drawingml/2006/picture">
+                  <pic:nvPicPr>
+                    <pic:cNvPr id="1" name=""/>
+                    <pic:cNvPicPr/>
+                  </pic:nvPicPr>
+                  <pic:blipFill>
+                    <a:blip r:embed="rId96"/>
+                    <a:stretch>
+                      <a:fillRect/>
+                    </a:stretch>
+                  </pic:blipFill>
+                  <pic:spPr>
+                    <a:xfrm>
+                      <a:off x="0" y="0"/>
+                      <a:ext cx="5589561" cy="3596320"/>
+                    </a:xfrm>
+                    <a:prstGeom prst="rect">
+                      <a:avLst/>
+                    </a:prstGeom>
+                  </pic:spPr>
+                </pic:pic>
+              </a:graphicData>
+            </a:graphic>
+          </wp:inline>
+        </w:drawing>
+      </w:r>
+    </w:p>
+    <w:p>
+      <w:pPr>
+        <w:rPr>
+          <w:b/>
+          <w:bCs/>
+        </w:rPr>
+      </w:pPr>
+      <w:r>
+        <w:rPr>
+          <w:b/>
+          <w:bCs/>
+        </w:rPr>
+        <w:t>Вопрос 60</w:t>
+      </w:r>
+    </w:p>
+    <w:p>
+      <w:pPr>
+        <w:pStyle w:val="a6"/>
+        <w:rPr>
+          <w:bCs/>
+        </w:rPr>
+      </w:pPr>
+      <w:r>
+        <w:t xml:space="preserve">Определение и назначение, подкрепить фото. </w:t>
+      </w:r>
+      <w:r>
+        <w:rPr>
+          <w:snapToGrid w:val="0"/>
+        </w:rPr>
+        <w:t>Измерители отраженного сигнала.</w:t>
+      </w:r>
+    </w:p>
+    <w:p>
+      <w:r>
+        <w:t>https://spb.tze1.ru/articles/detail/kak-vybrat-opticheskiy-reflektor/</w:t>
+      </w:r>
+    </w:p>
+    <w:p>
+      <w:r>
+        <w:t xml:space="preserve">Измерители отраженного сигнала, также известные как отражательные измерители или </w:t>
+      </w:r>
+      <w:proofErr w:type="spellStart"/>
+      <w:r>
+        <w:t>Reflectometers</w:t>
+      </w:r>
+      <w:proofErr w:type="spellEnd"/>
+      <w:r>
+        <w:t xml:space="preserve">, — это устройства, предназначенные для анализа качества передачи сигнала в кабельных системах и выявления проблем, таких как разрывы, обрывы, неправильные подключения или несоответствия в </w:t>
+      </w:r>
+      <w:r>
+        <w:lastRenderedPageBreak/>
+        <w:t>характеристиках кабеля. Они используют принцип отражения сигнала для выявления местоположения дефектов и других аномалий на трассе кабеля.</w:t>
+      </w:r>
+      <w:r>
+        <w:br/>
+        <w:t>Назначение:</w:t>
+      </w:r>
+    </w:p>
+    <w:p>
+      <w:r>
+        <w:t>1.</w:t>
+      </w:r>
+      <w:r>
+        <w:t>Тестирование кабелей: Используются для проверки состояния и характеристики кабелей, таких как витая пара, коаксиальные и оптические волоконные кабели.</w:t>
+      </w:r>
+    </w:p>
+    <w:p>
+      <w:r>
+        <w:t xml:space="preserve">2. </w:t>
+      </w:r>
+      <w:r>
+        <w:t>Поиск неисправностей: Позволяют быстро определить местонахождение неисправностей, таких как разрывы, короткие замыкания, искажения и другие проблемы.</w:t>
+      </w:r>
+    </w:p>
+    <w:p>
+      <w:r>
+        <w:t xml:space="preserve">3. </w:t>
+      </w:r>
+      <w:r>
+        <w:t>Контроль качества: Помогают в оценке качества новых кабелей перед их установкой, а также во время эксплуатации сети.</w:t>
+      </w:r>
+    </w:p>
+    <w:p>
+      <w:r>
+        <w:t xml:space="preserve">4. </w:t>
+      </w:r>
+      <w:r>
+        <w:t>Обслуживание сетей: Используются в процессе обслуживания и профилактики, позволяя клиенту иметь уверенность в качестве связи.</w:t>
+      </w:r>
+    </w:p>
+    <w:p>
+      <w:r>
+        <w:t xml:space="preserve">Классическими примерами являются Отражающие Время (OTDR, </w:t>
+      </w:r>
+      <w:proofErr w:type="spellStart"/>
+      <w:r>
+        <w:t>Optical</w:t>
+      </w:r>
+      <w:proofErr w:type="spellEnd"/>
+      <w:r>
+        <w:t xml:space="preserve"> </w:t>
+      </w:r>
+      <w:proofErr w:type="spellStart"/>
+      <w:r>
+        <w:t>Time-Domain</w:t>
+      </w:r>
+      <w:proofErr w:type="spellEnd"/>
+      <w:r>
+        <w:t xml:space="preserve"> </w:t>
+      </w:r>
+      <w:proofErr w:type="spellStart"/>
+      <w:r>
+        <w:t>Reflectometer</w:t>
+      </w:r>
+      <w:proofErr w:type="spellEnd"/>
+      <w:r>
+        <w:t>) для оптического волокна и TDR (</w:t>
+      </w:r>
+      <w:proofErr w:type="spellStart"/>
+      <w:r>
+        <w:t>Time-Domain</w:t>
+      </w:r>
+      <w:proofErr w:type="spellEnd"/>
+      <w:r>
+        <w:t xml:space="preserve"> </w:t>
+      </w:r>
+      <w:proofErr w:type="spellStart"/>
+      <w:r>
+        <w:t>Reflectometer</w:t>
+      </w:r>
+      <w:proofErr w:type="spellEnd"/>
+      <w:r>
+        <w:t>) для медных кабелей.</w:t>
+      </w:r>
+    </w:p>
+    <w:p>
+      <w:pPr>
+        <w:pStyle w:val="a8"/>
+      </w:pPr>
+      <w:r>
+        <w:rPr>
+          <w:noProof/>
+          <w:lang w:eastAsia="ru-RU"/>
+        </w:rPr>
+        <w:drawing>
+          <wp:inline distT="0" distB="0" distL="0" distR="0" wp14:anchorId="021626AD" wp14:editId="26D669D4">
+            <wp:extent cx="2754597" cy="1806462"/>
+            <wp:effectExtent l="0" t="0" r="8255" b="3810"/>
+            <wp:docPr id="72" name="Рисунок 72"/>
+            <wp:cNvGraphicFramePr>
+              <a:graphicFrameLocks xmlns:a="http://schemas.openxmlformats.org/drawingml/2006/main" noChangeAspect="1"/>
+            </wp:cNvGraphicFramePr>
+            <a:graphic xmlns:a="http://schemas.openxmlformats.org/drawingml/2006/main">
+              <a:graphicData uri="http://schemas.openxmlformats.org/drawingml/2006/picture">
+                <pic:pic xmlns:pic="http://schemas.openxmlformats.org/drawingml/2006/picture">
+                  <pic:nvPicPr>
+                    <pic:cNvPr id="1" name=""/>
+                    <pic:cNvPicPr/>
+                  </pic:nvPicPr>
+                  <pic:blipFill>
+                    <a:blip r:embed="rId97"/>
+                    <a:stretch>
+                      <a:fillRect/>
+                    </a:stretch>
+                  </pic:blipFill>
+                  <pic:spPr>
+                    <a:xfrm>
+                      <a:off x="0" y="0"/>
+                      <a:ext cx="2783817" cy="1825625"/>
+                    </a:xfrm>
+                    <a:prstGeom prst="rect">
+                      <a:avLst/>
+                    </a:prstGeom>
+                  </pic:spPr>
+                </pic:pic>
+              </a:graphicData>
+            </a:graphic>
+          </wp:inline>
+        </w:drawing>
+      </w:r>
+      <w:r>
+        <w:rPr>
+          <w:noProof/>
+        </w:rPr>
+        <w:t xml:space="preserve"> </w:t>
+      </w:r>
+      <w:r>
+        <w:rPr>
+          <w:noProof/>
+          <w:lang w:eastAsia="ru-RU"/>
+        </w:rPr>
+        <w:drawing>
+          <wp:inline distT="0" distB="0" distL="0" distR="0" wp14:anchorId="0AA6BF97" wp14:editId="3A10B89B">
+            <wp:extent cx="2911726" cy="1809603"/>
+            <wp:effectExtent l="0" t="0" r="3175" b="635"/>
+            <wp:docPr id="73" name="Рисунок 73"/>
+            <wp:cNvGraphicFramePr>
+              <a:graphicFrameLocks xmlns:a="http://schemas.openxmlformats.org/drawingml/2006/main" noChangeAspect="1"/>
+            </wp:cNvGraphicFramePr>
+            <a:graphic xmlns:a="http://schemas.openxmlformats.org/drawingml/2006/main">
+              <a:graphicData uri="http://schemas.openxmlformats.org/drawingml/2006/picture">
+                <pic:pic xmlns:pic="http://schemas.openxmlformats.org/drawingml/2006/picture">
+                  <pic:nvPicPr>
+                    <pic:cNvPr id="1" name=""/>
+                    <pic:cNvPicPr/>
+                  </pic:nvPicPr>
+                  <pic:blipFill>
+                    <a:blip r:embed="rId98"/>
+                    <a:stretch>
+                      <a:fillRect/>
+                    </a:stretch>
+                  </pic:blipFill>
+                  <pic:spPr>
+                    <a:xfrm>
+                      <a:off x="0" y="0"/>
+                      <a:ext cx="2963615" cy="1841852"/>
+                    </a:xfrm>
+                    <a:prstGeom prst="rect">
+                      <a:avLst/>
+                    </a:prstGeom>
+                  </pic:spPr>
+                </pic:pic>
+              </a:graphicData>
+            </a:graphic>
+          </wp:inline>
+        </w:drawing>
+      </w:r>
+    </w:p>
+    <w:p>
+      <w:pPr>
+        <w:rPr>
+          <w:rStyle w:val="a7"/>
+        </w:rPr>
+      </w:pPr>
+      <w:r>
+        <w:rPr>
+          <w:rStyle w:val="a7"/>
+        </w:rPr>
+        <w:t>В</w:t>
+      </w:r>
+      <w:r>
+        <w:rPr>
+          <w:rStyle w:val="a7"/>
+        </w:rPr>
+        <w:t>опрос 61</w:t>
+      </w:r>
+    </w:p>
+    <w:p>
+      <w:r>
+        <w:rPr>
+          <w:rStyle w:val="a7"/>
+        </w:rPr>
+        <w:t xml:space="preserve">В вашей компании имеются две локальные сети, каждая из которых использует различные протоколы. Вам нужно соединить обе локальные сети, но вы не хотите настраивать дополнительные протоколы для какой-либо из сетей. Какой тип устройства мог бы </w:t>
+      </w:r>
+      <w:r>
+        <w:rPr>
+          <w:rStyle w:val="a7"/>
+        </w:rPr>
+        <w:lastRenderedPageBreak/>
+        <w:t>решить эту задачу? См. пункты-6-13 вопросы ранее, они будут фигурировать в ответах.</w:t>
+      </w:r>
+    </w:p>
+    <w:p>
+      <w:pPr>
+        <w:rPr>
+          <w:rFonts w:ascii="Segoe UI" w:hAnsi="Segoe UI" w:cs="Segoe UI"/>
+          <w:color w:val="000000"/>
+          <w:shd w:val="clear" w:color="auto" w:fill="FFFFFF"/>
+        </w:rPr>
+      </w:pPr>
+      <w:r>
+        <w:t>Мост-маршрутизатор</w:t>
+      </w:r>
+    </w:p>
+    <w:p>
+      <w:pPr>
+        <w:pStyle w:val="a6"/>
+      </w:pPr>
+      <w:r>
+        <w:t>В</w:t>
+      </w:r>
+      <w:r>
+        <w:t>опрос 62</w:t>
+      </w:r>
+    </w:p>
+    <w:p>
+      <w:pPr>
+        <w:pStyle w:val="a6"/>
+      </w:pPr>
+      <w:r>
+        <w:t>Вам нужно соединить два сетевых сегмента, расстояние между которыми равно 1000 метрам. Какой из следующих типов кабеля может передавать данные на расстояние 1000 метров без повторителя?</w:t>
+      </w:r>
+    </w:p>
+    <w:p>
+      <w:pPr>
+        <w:rPr>
+          <w:szCs w:val="26"/>
+        </w:rPr>
+      </w:pPr>
+      <w:r>
+        <w:t>Витая пара категории 5e или выше</w:t>
+      </w:r>
+    </w:p>
+    <w:p>
+      <w:pPr>
+        <w:pStyle w:val="a6"/>
+      </w:pPr>
+      <w:r>
+        <w:t>В</w:t>
+      </w:r>
+      <w:r>
+        <w:t>опрос 63</w:t>
+      </w:r>
+    </w:p>
+    <w:p>
+      <w:pPr>
+        <w:pStyle w:val="a6"/>
+      </w:pPr>
+      <w:r>
+        <w:rPr>
+          <w:snapToGrid w:val="0"/>
+        </w:rPr>
+        <w:t>Как маршрутизатор уменьшает широковещательные штормы в сети?</w:t>
+      </w:r>
+    </w:p>
+    <w:p>
+      <w:pPr>
+        <w:rPr>
+          <w:rFonts w:cs="Times New Roman"/>
+          <w:color w:val="000000" w:themeColor="text1"/>
+        </w:rPr>
+      </w:pPr>
+      <w:r>
+        <w:rPr>
+          <w:rStyle w:val="aa"/>
+          <w:rFonts w:eastAsiaTheme="majorEastAsia" w:cs="Times New Roman"/>
+          <w:color w:val="000000" w:themeColor="text1"/>
+        </w:rPr>
+        <w:t>Маршрутизатор уменьшает широковещательные штормы в сети, игнорируя весь широковещательный трафик канального уровня и не передавая его в соседнюю сеть или её сегмент</w:t>
+      </w:r>
+      <w:r>
+        <w:rPr>
+          <w:rFonts w:cs="Times New Roman"/>
+          <w:color w:val="000000" w:themeColor="text1"/>
+        </w:rPr>
+        <w:t xml:space="preserve">.  </w:t>
+      </w:r>
+    </w:p>
+    <w:p>
+      <w:pPr>
+        <w:rPr>
+          <w:rFonts w:cs="Times New Roman"/>
+          <w:color w:val="000000" w:themeColor="text1"/>
+        </w:rPr>
+      </w:pPr>
+      <w:r>
+        <w:rPr>
+          <w:rFonts w:cs="Times New Roman"/>
+          <w:color w:val="000000" w:themeColor="text1"/>
+        </w:rPr>
+        <w:t>Когда маршрутизатор получает широковещательный пакет, он отбрасывает его (исключая направленные широковещательные рассылки).</w:t>
+      </w:r>
+    </w:p>
+    <w:p>
+      <w:pPr>
+        <w:rPr>
+          <w:rFonts w:cs="Times New Roman"/>
+          <w:color w:val="000000" w:themeColor="text1"/>
+          <w:shd w:val="clear" w:color="auto" w:fill="FFFFFF"/>
+        </w:rPr>
+      </w:pPr>
+      <w:r>
+        <w:rPr>
+          <w:rFonts w:cs="Times New Roman"/>
+          <w:color w:val="000000" w:themeColor="text1"/>
+          <w:shd w:val="clear" w:color="auto" w:fill="FFFFFF"/>
+        </w:rPr>
+        <w:t>Маршрутизатор уменьшает широковещательные штормы в сети следующими способами:</w:t>
+      </w:r>
+    </w:p>
+    <w:p>
+      <w:pPr>
+        <w:rPr>
+          <w:rFonts w:cs="Times New Roman"/>
+          <w:color w:val="000000" w:themeColor="text1"/>
+          <w:shd w:val="clear" w:color="auto" w:fill="FFFFFF"/>
+        </w:rPr>
+      </w:pPr>
+      <w:r>
+        <w:rPr>
+          <w:rFonts w:cs="Times New Roman"/>
+          <w:color w:val="000000" w:themeColor="text1"/>
+          <w:shd w:val="clear" w:color="auto" w:fill="FFFFFF"/>
+        </w:rPr>
+        <w:t>1. Создание коллизионных доменов - Маршрутизатор разделяет сети на различные коллизионные домены, что предотвращает распространение широковещательных пакетов между ними. Каждый порт маршрутизатора создает отдельный домен, таким образом, широковещательные пакеты остаются в пределах одного домена и не влияют на другие.</w:t>
+      </w:r>
+    </w:p>
+    <w:p>
+      <w:pPr>
+        <w:rPr>
+          <w:rFonts w:cs="Times New Roman"/>
+          <w:color w:val="000000" w:themeColor="text1"/>
+          <w:shd w:val="clear" w:color="auto" w:fill="FFFFFF"/>
+        </w:rPr>
+      </w:pPr>
+      <w:r>
+        <w:rPr>
+          <w:rFonts w:cs="Times New Roman"/>
+          <w:color w:val="000000" w:themeColor="text1"/>
+          <w:shd w:val="clear" w:color="auto" w:fill="FFFFFF"/>
+        </w:rPr>
+        <w:t>2. Фильтрация широковещательных пакетов - Маршрутизатор может выполнять фильтрацию пакетов, что позволяет ему игнорировать или ограничивать широковещательные пакеты, которые не предназначены для других сетей.</w:t>
+      </w:r>
+    </w:p>
+    <w:p>
+      <w:pPr>
+        <w:rPr>
+          <w:rFonts w:cs="Times New Roman"/>
+          <w:color w:val="000000" w:themeColor="text1"/>
+          <w:shd w:val="clear" w:color="auto" w:fill="FFFFFF"/>
+        </w:rPr>
+      </w:pPr>
+      <w:r>
+        <w:rPr>
+          <w:rFonts w:cs="Times New Roman"/>
+          <w:color w:val="000000" w:themeColor="text1"/>
+          <w:shd w:val="clear" w:color="auto" w:fill="FFFFFF"/>
+        </w:rPr>
+        <w:t>3. Маршрутизация трафика - Уменьшая количество устройств в одном домене, маршрутизатор эффективно управляет трафиком и предотвращает перегрузки, которые могут привести к широковещательным бурям.</w:t>
+      </w:r>
+    </w:p>
+    <w:p>
+      <w:pPr>
+        <w:rPr>
+          <w:rFonts w:cs="Times New Roman"/>
+          <w:color w:val="000000" w:themeColor="text1"/>
+          <w:shd w:val="clear" w:color="auto" w:fill="FFFFFF"/>
+        </w:rPr>
+      </w:pPr>
+      <w:r>
+        <w:rPr>
+          <w:rFonts w:cs="Times New Roman"/>
+          <w:color w:val="000000" w:themeColor="text1"/>
+          <w:shd w:val="clear" w:color="auto" w:fill="FFFFFF"/>
+        </w:rPr>
+        <w:t xml:space="preserve">4. Поддержка VLAN - Многие современные маршрутизаторы поддерживают виртуальные локальные сети (VLAN), что добавляет дополнительный уровень сегментации. Каждая VLAN получает свой </w:t>
+      </w:r>
+      <w:r>
+        <w:rPr>
+          <w:rFonts w:cs="Times New Roman"/>
+          <w:color w:val="000000" w:themeColor="text1"/>
+          <w:shd w:val="clear" w:color="auto" w:fill="FFFFFF"/>
+        </w:rPr>
+        <w:lastRenderedPageBreak/>
+        <w:t>собственный широковещательный домен, что уменьшает количество широковещательных пакетов в каждой группе.</w:t>
+      </w:r>
+    </w:p>
+    <w:p>
+      <w:pPr>
+        <w:rPr>
+          <w:rFonts w:cs="Times New Roman"/>
+          <w:color w:val="000000" w:themeColor="text1"/>
+        </w:rPr>
+      </w:pPr>
+      <w:r>
+        <w:rPr>
+          <w:rFonts w:cs="Times New Roman"/>
+          <w:color w:val="000000" w:themeColor="text1"/>
+          <w:shd w:val="clear" w:color="auto" w:fill="FFFFFF"/>
+        </w:rPr>
+        <w:t>Таким образом, маршрутизаторы являются важными компонентами для управления и оптимизации сетевого трафика, что помогает предотвращать широковещательные штормы.</w:t>
+      </w:r>
+    </w:p>
+    <w:p>
+      <w:pPr>
+        <w:pStyle w:val="a6"/>
+      </w:pPr>
+      <w:r>
+        <w:t>В</w:t>
+      </w:r>
+      <w:r>
+        <w:t>опрос 64</w:t>
+      </w:r>
+    </w:p>
+    <w:p>
+      <w:pPr>
+        <w:pStyle w:val="a6"/>
+      </w:pPr>
+      <w:r>
+        <w:rPr>
+          <w:snapToGrid w:val="0"/>
+        </w:rPr>
+        <w:t>Какие из следующих устройств сегментируют сетевой трафик? См. пункты-6-13 вопросы ранее, они будут фигурировать в ответах.</w:t>
+      </w:r>
+    </w:p>
+    <w:p>
+      <w:pPr>
+        <w:rPr>
+          <w:rStyle w:val="ad"/>
+          <w:i w:val="0"/>
+          <w:color w:val="000000" w:themeColor="text1"/>
+        </w:rPr>
+      </w:pPr>
+      <w:r>
+        <w:rPr>
+          <w:rStyle w:val="ad"/>
+          <w:i w:val="0"/>
+          <w:color w:val="000000" w:themeColor="text1"/>
+        </w:rPr>
+        <w:t>Устройства, которые сегментируют сетевой трафик, называются “</w:t>
+      </w:r>
+      <w:proofErr w:type="spellStart"/>
+      <w:r>
+        <w:rPr>
+          <w:rStyle w:val="ad"/>
+          <w:i w:val="0"/>
+          <w:color w:val="000000" w:themeColor="text1"/>
+        </w:rPr>
+        <w:t>сегментаторами</w:t>
+      </w:r>
+      <w:proofErr w:type="spellEnd"/>
+      <w:r>
+        <w:rPr>
+          <w:rStyle w:val="ad"/>
+          <w:i w:val="0"/>
+          <w:color w:val="000000" w:themeColor="text1"/>
+        </w:rPr>
+        <w:t>”. К ним относятся:</w:t>
+      </w:r>
+    </w:p>
+    <w:p>
+      <w:pPr>
+        <w:rPr>
+          <w:rStyle w:val="ad"/>
+          <w:i w:val="0"/>
+          <w:color w:val="000000" w:themeColor="text1"/>
+        </w:rPr>
+      </w:pPr>
+      <w:r>
+        <w:rPr>
+          <w:rStyle w:val="ad"/>
+          <w:i w:val="0"/>
+          <w:color w:val="000000" w:themeColor="text1"/>
+        </w:rPr>
+        <w:t>– Маршрутизаторы</w:t>
+      </w:r>
+    </w:p>
+    <w:p>
+      <w:pPr>
+        <w:rPr>
+          <w:rStyle w:val="ad"/>
+          <w:i w:val="0"/>
+          <w:color w:val="000000" w:themeColor="text1"/>
+        </w:rPr>
+      </w:pPr>
+      <w:r>
+        <w:rPr>
+          <w:rStyle w:val="ad"/>
+          <w:i w:val="0"/>
+          <w:color w:val="000000" w:themeColor="text1"/>
+        </w:rPr>
+        <w:t>– Мосты</w:t>
+      </w:r>
+    </w:p>
+    <w:p>
+      <w:pPr>
+        <w:rPr>
+          <w:rStyle w:val="ad"/>
+          <w:i w:val="0"/>
+          <w:color w:val="000000" w:themeColor="text1"/>
+        </w:rPr>
+      </w:pPr>
+      <w:r>
+        <w:rPr>
+          <w:rStyle w:val="ad"/>
+          <w:i w:val="0"/>
+          <w:color w:val="000000" w:themeColor="text1"/>
+        </w:rPr>
+        <w:t>– Коммутаторы</w:t>
+      </w:r>
+    </w:p>
+    <w:p>
+      <w:pPr>
+        <w:rPr>
+          <w:rStyle w:val="ad"/>
+          <w:i w:val="0"/>
+          <w:color w:val="000000" w:themeColor="text1"/>
+        </w:rPr>
+      </w:pPr>
+      <w:r>
+        <w:rPr>
+          <w:rStyle w:val="ad"/>
+          <w:i w:val="0"/>
+          <w:color w:val="000000" w:themeColor="text1"/>
+        </w:rPr>
+        <w:t>– Брандмауэры</w:t>
+      </w:r>
+    </w:p>
+    <w:p>
+      <w:pPr>
+        <w:rPr>
+          <w:rStyle w:val="ad"/>
+          <w:i w:val="0"/>
+          <w:color w:val="000000" w:themeColor="text1"/>
+        </w:rPr>
+      </w:pPr>
+      <w:r>
+        <w:rPr>
+          <w:rStyle w:val="ad"/>
+          <w:i w:val="0"/>
+          <w:color w:val="000000" w:themeColor="text1"/>
+        </w:rPr>
+        <w:t>– Виртуальные локальные сети (VLAN)</w:t>
+      </w:r>
+    </w:p>
+    <w:p>
+      <w:pPr>
+        <w:rPr>
+          <w:rStyle w:val="ad"/>
+          <w:i w:val="0"/>
+          <w:color w:val="000000" w:themeColor="text1"/>
+        </w:rPr>
+      </w:pPr>
+      <w:r>
+        <w:rPr>
+          <w:rStyle w:val="ad"/>
+          <w:i w:val="0"/>
+          <w:color w:val="000000" w:themeColor="text1"/>
+        </w:rPr>
+        <w:t>Эти устройства позволяют разделить сеть на отдельные сегменты, каждый из которых имеет свой собственный сетевой трафик. Это помогает улучшить производительность сети, уменьшить возможность конфликтов и повысить безопасность.</w:t>
+      </w:r>
+    </w:p>
+    <w:p>
+      <w:pPr>
+        <w:rPr>
+          <w:b/>
+          <w:bCs/>
+        </w:rPr>
+      </w:pPr>
+      <w:r>
+        <w:rPr>
+          <w:b/>
+          <w:bCs/>
+        </w:rPr>
+        <w:t>В</w:t>
+      </w:r>
+      <w:r>
+        <w:rPr>
+          <w:b/>
+          <w:bCs/>
+        </w:rPr>
+        <w:t>опрос 65</w:t>
+      </w:r>
+    </w:p>
+    <w:p>
+      <w:pPr>
+        <w:pStyle w:val="a6"/>
+        <w:rPr>
+          <w:snapToGrid w:val="0"/>
+        </w:rPr>
+      </w:pPr>
+      <w:r>
+        <w:rPr>
+          <w:snapToGrid w:val="0"/>
+        </w:rPr>
+        <w:t xml:space="preserve">Какие из следующих утверждений описывают топологию </w:t>
+      </w:r>
+      <w:proofErr w:type="gramStart"/>
+      <w:r>
+        <w:rPr>
+          <w:snapToGrid w:val="0"/>
+        </w:rPr>
+        <w:t>…….</w:t>
+      </w:r>
+      <w:proofErr w:type="gramEnd"/>
+      <w:r>
+        <w:rPr>
+          <w:snapToGrid w:val="0"/>
+        </w:rPr>
+        <w:t xml:space="preserve">. (вместо многоточия будет, </w:t>
+      </w:r>
+      <w:proofErr w:type="gramStart"/>
+      <w:r>
+        <w:rPr>
+          <w:snapToGrid w:val="0"/>
+        </w:rPr>
+        <w:t>например</w:t>
+      </w:r>
+      <w:proofErr w:type="gramEnd"/>
+      <w:r>
+        <w:rPr>
+          <w:snapToGrid w:val="0"/>
+        </w:rPr>
+        <w:t xml:space="preserve"> «звезда», «кольцо», «шина» и т.д.?</w:t>
+      </w:r>
+    </w:p>
+    <w:p>
+      <w:pPr>
+        <w:rPr>
+          <w:lang w:eastAsia="ru-RU"/>
+        </w:rPr>
+      </w:pPr>
+      <w:r>
+        <w:rPr>
+          <w:lang w:eastAsia="ru-RU"/>
+        </w:rPr>
+        <w:t xml:space="preserve">Топология </w:t>
+      </w:r>
+      <w:r>
+        <w:rPr>
+          <w:b/>
+          <w:lang w:eastAsia="ru-RU"/>
+        </w:rPr>
+        <w:t>“звезда”</w:t>
+      </w:r>
+      <w:r>
+        <w:rPr>
+          <w:lang w:eastAsia="ru-RU"/>
+        </w:rPr>
+        <w:t xml:space="preserve"> (</w:t>
+      </w:r>
+      <w:proofErr w:type="spellStart"/>
+      <w:r>
+        <w:rPr>
+          <w:lang w:eastAsia="ru-RU"/>
+        </w:rPr>
+        <w:t>star</w:t>
+      </w:r>
+      <w:proofErr w:type="spellEnd"/>
+      <w:r>
+        <w:rPr>
+          <w:lang w:eastAsia="ru-RU"/>
+        </w:rPr>
+        <w:t xml:space="preserve"> </w:t>
+      </w:r>
+      <w:proofErr w:type="spellStart"/>
+      <w:r>
+        <w:rPr>
+          <w:lang w:eastAsia="ru-RU"/>
+        </w:rPr>
+        <w:t>topology</w:t>
+      </w:r>
+      <w:proofErr w:type="spellEnd"/>
+      <w:r>
+        <w:rPr>
+          <w:lang w:eastAsia="ru-RU"/>
+        </w:rPr>
+        <w:t>) - это тип сетевой топологии, в которой все устройства соединены с центральным узлом, называемым “</w:t>
+      </w:r>
+      <w:proofErr w:type="spellStart"/>
+      <w:r>
+        <w:rPr>
+          <w:lang w:eastAsia="ru-RU"/>
+        </w:rPr>
+        <w:t>хабом</w:t>
+      </w:r>
+      <w:proofErr w:type="spellEnd"/>
+      <w:r>
+        <w:rPr>
+          <w:lang w:eastAsia="ru-RU"/>
+        </w:rPr>
+        <w:t xml:space="preserve">” или “концентратором”. Топология звезда обеспечивает высокую отказоустойчивость, так как при выходе из строя </w:t>
+      </w:r>
+      <w:proofErr w:type="spellStart"/>
+      <w:r>
+        <w:rPr>
+          <w:lang w:eastAsia="ru-RU"/>
+        </w:rPr>
+        <w:t>хаба</w:t>
+      </w:r>
+      <w:proofErr w:type="spellEnd"/>
+      <w:r>
+        <w:rPr>
+          <w:lang w:eastAsia="ru-RU"/>
+        </w:rPr>
+        <w:t xml:space="preserve"> все остальные устройства продолжают работать. Она также позволяет легко расширять сеть, добавляя новые устройства и </w:t>
+      </w:r>
+      <w:proofErr w:type="spellStart"/>
+      <w:r>
+        <w:rPr>
+          <w:lang w:eastAsia="ru-RU"/>
+        </w:rPr>
+        <w:t>хабы</w:t>
+      </w:r>
+      <w:proofErr w:type="spellEnd"/>
+      <w:r>
+        <w:rPr>
+          <w:lang w:eastAsia="ru-RU"/>
+        </w:rPr>
+        <w:t>.</w:t>
+      </w:r>
+    </w:p>
+    <w:p>
+      <w:pPr>
+        <w:rPr>
+          <w:lang w:eastAsia="ru-RU"/>
+        </w:rPr>
+      </w:pPr>
+      <w:r>
+        <w:rPr>
+          <w:lang w:eastAsia="ru-RU"/>
+        </w:rPr>
+        <w:t xml:space="preserve">Топология </w:t>
+      </w:r>
+      <w:r>
+        <w:rPr>
+          <w:b/>
+          <w:lang w:eastAsia="ru-RU"/>
+        </w:rPr>
+        <w:t>кольцо</w:t>
+      </w:r>
+      <w:r>
+        <w:rPr>
+          <w:lang w:eastAsia="ru-RU"/>
+        </w:rPr>
+        <w:t xml:space="preserve"> (</w:t>
+      </w:r>
+      <w:proofErr w:type="spellStart"/>
+      <w:r>
+        <w:rPr>
+          <w:lang w:eastAsia="ru-RU"/>
+        </w:rPr>
+        <w:t>ring</w:t>
+      </w:r>
+      <w:proofErr w:type="spellEnd"/>
+      <w:r>
+        <w:rPr>
+          <w:lang w:eastAsia="ru-RU"/>
+        </w:rPr>
+        <w:t xml:space="preserve"> </w:t>
+      </w:r>
+      <w:proofErr w:type="spellStart"/>
+      <w:r>
+        <w:rPr>
+          <w:lang w:eastAsia="ru-RU"/>
+        </w:rPr>
+        <w:t>topology</w:t>
+      </w:r>
+      <w:proofErr w:type="spellEnd"/>
+      <w:r>
+        <w:rPr>
+          <w:lang w:eastAsia="ru-RU"/>
+        </w:rPr>
+        <w:t>) - это тип сетевой топологии, где каждый узел соединен с двумя соседними узлами, образуя кольцо. Данные передаются по кольцу в одном направлении, и каждый узел ретранслирует сигнал следующему узлу. Эта топология обеспечивает высокую надежность и отказоустойчивость, так как повреждение одного участка не влияет на работу других участков. Однако, для добавления новых узлов необходимо останавливать работу всей сети.</w:t>
+      </w:r>
+    </w:p>
+    <w:p>
+      <w:pPr>
+        <w:rPr>
+          <w:lang w:eastAsia="ru-RU"/>
+        </w:rPr>
+      </w:pPr>
+      <w:r>
+        <w:rPr>
+          <w:lang w:eastAsia="ru-RU"/>
+        </w:rPr>
+        <w:lastRenderedPageBreak/>
+        <w:t xml:space="preserve">Топология </w:t>
+      </w:r>
+      <w:r>
+        <w:rPr>
+          <w:b/>
+          <w:lang w:eastAsia="ru-RU"/>
+        </w:rPr>
+        <w:t>шина</w:t>
+      </w:r>
+      <w:r>
+        <w:rPr>
+          <w:lang w:eastAsia="ru-RU"/>
+        </w:rPr>
+        <w:t xml:space="preserve"> (</w:t>
+      </w:r>
+      <w:proofErr w:type="spellStart"/>
+      <w:r>
+        <w:rPr>
+          <w:lang w:eastAsia="ru-RU"/>
+        </w:rPr>
+        <w:t>bus</w:t>
+      </w:r>
+      <w:proofErr w:type="spellEnd"/>
+      <w:r>
+        <w:rPr>
+          <w:lang w:eastAsia="ru-RU"/>
+        </w:rPr>
+        <w:t xml:space="preserve"> </w:t>
+      </w:r>
+      <w:proofErr w:type="spellStart"/>
+      <w:r>
+        <w:rPr>
+          <w:lang w:eastAsia="ru-RU"/>
+        </w:rPr>
+        <w:t>topology</w:t>
+      </w:r>
+      <w:proofErr w:type="spellEnd"/>
+      <w:r>
+        <w:rPr>
+          <w:lang w:eastAsia="ru-RU"/>
+        </w:rPr>
+        <w:t>) - это вид сетевой топологии, при которой все компьютеры подключены к общему кабелю, который действует как магистраль. Данные отправляются по кабелю и принимаются всеми компьютерами в сети одновременно. Эта топология проста в установке и использовании, но она может быть менее эффективной, чем другие топологии, поскольку вся сеть может замедляться при большом количестве трафика.</w:t>
+      </w:r>
+    </w:p>
+    <w:p>
+      <w:pPr>
+        <w:rPr>
+          <w:lang w:eastAsia="ru-RU"/>
+        </w:rPr>
+      </w:pPr>
+      <w:r>
+        <w:rPr>
+          <w:lang w:eastAsia="ru-RU"/>
+        </w:rPr>
+        <w:t xml:space="preserve">Ячеистая </w:t>
+      </w:r>
+      <w:r>
+        <w:rPr>
+          <w:b/>
+          <w:lang w:eastAsia="ru-RU"/>
+        </w:rPr>
+        <w:t>топология</w:t>
+      </w:r>
+      <w:r>
+        <w:rPr>
+          <w:lang w:eastAsia="ru-RU"/>
+        </w:rPr>
+        <w:t xml:space="preserve"> (</w:t>
+      </w:r>
+      <w:proofErr w:type="spellStart"/>
+      <w:r>
+        <w:rPr>
+          <w:lang w:eastAsia="ru-RU"/>
+        </w:rPr>
+        <w:t>mesh</w:t>
+      </w:r>
+      <w:proofErr w:type="spellEnd"/>
+      <w:r>
+        <w:rPr>
+          <w:lang w:eastAsia="ru-RU"/>
+        </w:rPr>
+        <w:t xml:space="preserve"> </w:t>
+      </w:r>
+      <w:proofErr w:type="spellStart"/>
+      <w:r>
+        <w:rPr>
+          <w:lang w:eastAsia="ru-RU"/>
+        </w:rPr>
+        <w:t>topology</w:t>
+      </w:r>
+      <w:proofErr w:type="spellEnd"/>
+      <w:r>
+        <w:rPr>
+          <w:lang w:eastAsia="ru-RU"/>
+        </w:rPr>
+        <w:t>) - это топология, в которой каждое устройство соединено с несколькими другими устройствами, образуя сеть ячеек. Эта топология обеспечивает высокую отказоустойчивость и масштабируемость, так как добавление новых устройств не влияет на работу существующих. Однако, установка и настройка такой сети может быть сложной и требовать большого количества кабелей.</w:t>
+      </w:r>
+    </w:p>
+    <w:p>
+      <w:r>
+        <w:rPr>
+          <w:lang w:eastAsia="ru-RU"/>
+        </w:rPr>
+        <w:t xml:space="preserve">Топология </w:t>
+      </w:r>
+      <w:r>
+        <w:rPr>
+          <w:b/>
+          <w:lang w:eastAsia="ru-RU"/>
+        </w:rPr>
+        <w:t>дерево</w:t>
+      </w:r>
+      <w:r>
+        <w:rPr>
+          <w:lang w:eastAsia="ru-RU"/>
+        </w:rPr>
+        <w:t xml:space="preserve"> (</w:t>
+      </w:r>
+      <w:proofErr w:type="spellStart"/>
+      <w:r>
+        <w:rPr>
+          <w:lang w:eastAsia="ru-RU"/>
+        </w:rPr>
+        <w:t>tree</w:t>
+      </w:r>
+      <w:proofErr w:type="spellEnd"/>
+      <w:r>
+        <w:rPr>
+          <w:lang w:eastAsia="ru-RU"/>
+        </w:rPr>
+        <w:t xml:space="preserve"> </w:t>
+      </w:r>
+      <w:proofErr w:type="spellStart"/>
+      <w:r>
+        <w:rPr>
+          <w:lang w:eastAsia="ru-RU"/>
+        </w:rPr>
+        <w:t>topology</w:t>
+      </w:r>
+      <w:proofErr w:type="spellEnd"/>
+      <w:r>
+        <w:rPr>
+          <w:lang w:eastAsia="ru-RU"/>
+        </w:rPr>
+        <w:t>) - это иерархическая топология, где каждый уровень узла соединен только с одним вышестоящим узлом. Эта топология обычно используется в больших сетях с несколькими уровнями иерархии, таких как корпоративные сети или интернет. Топология дерево обеспечивает масштабируемость и отказоустойчивость, но может быть сложной в настройке и управлении.</w:t>
+      </w:r>
+    </w:p>
+    <w:p>
+      <w:hyperlink r:id="rId99" w:history="1">
+        <w:r>
+          <w:rPr>
+            <w:rStyle w:val="a9"/>
+          </w:rPr>
+          <w:t>https://digitalocean.ru/n/chto-takoe-topologiya-lokalnoj-seti</w:t>
+        </w:r>
+      </w:hyperlink>
+    </w:p>
+    <w:p>
+      <w:r>
+        <w:rPr>
+          <w:noProof/>
+          <w:lang w:eastAsia="ru-RU"/>
+        </w:rPr>
+        <w:drawing>
+          <wp:inline distT="0" distB="0" distL="0" distR="0" wp14:anchorId="2E86E75B" wp14:editId="086647C2">
+            <wp:extent cx="4080905" cy="2735580"/>
+            <wp:effectExtent l="0" t="0" r="0" b="7620"/>
+            <wp:docPr id="74" name="Рисунок 74"/>
+            <wp:cNvGraphicFramePr>
+              <a:graphicFrameLocks xmlns:a="http://schemas.openxmlformats.org/drawingml/2006/main" noChangeAspect="1"/>
+            </wp:cNvGraphicFramePr>
+            <a:graphic xmlns:a="http://schemas.openxmlformats.org/drawingml/2006/main">
+              <a:graphicData uri="http://schemas.openxmlformats.org/drawingml/2006/picture">
+                <pic:pic xmlns:pic="http://schemas.openxmlformats.org/drawingml/2006/picture">
+                  <pic:nvPicPr>
+                    <pic:cNvPr id="1" name=""/>
+                    <pic:cNvPicPr/>
+                  </pic:nvPicPr>
+                  <pic:blipFill>
+                    <a:blip r:embed="rId100"/>
+                    <a:stretch>
+                      <a:fillRect/>
+                    </a:stretch>
+                  </pic:blipFill>
+                  <pic:spPr>
+                    <a:xfrm>
+                      <a:off x="0" y="0"/>
+                      <a:ext cx="4115965" cy="2759082"/>
+                    </a:xfrm>
+                    <a:prstGeom prst="rect">
+                      <a:avLst/>
+                    </a:prstGeom>
+                  </pic:spPr>
+                </pic:pic>
+              </a:graphicData>
+            </a:graphic>
+          </wp:inline>
+        </w:drawing>
+      </w:r>
+    </w:p>
+    <w:p>
+      <w:pPr>
+        <w:rPr>
+          <w:b/>
+          <w:bCs/>
+        </w:rPr>
+      </w:pPr>
+    </w:p>
+    <w:p>
+      <w:pPr>
+        <w:rPr>
+          <w:b/>
+          <w:bCs/>
+        </w:rPr>
+      </w:pPr>
+    </w:p>
+    <w:p>
+      <w:pPr>
+        <w:rPr>
+          <w:b/>
+          <w:bCs/>
+        </w:rPr>
+      </w:pPr>
+    </w:p>
+    <w:p>
+      <w:pPr>
+        <w:rPr>
+          <w:b/>
+          <w:bCs/>
+        </w:rPr>
+      </w:pPr>
+    </w:p>
+    <w:p>
+      <w:pPr>
+        <w:rPr>
+          <w:b/>
+          <w:bCs/>
+        </w:rPr>
+      </w:pPr>
+    </w:p>
+    <w:p>
+      <w:pPr>
+        <w:rPr>
+          <w:b/>
+          <w:bCs/>
+        </w:rPr>
+      </w:pPr>
+    </w:p>
+    <w:p>
+      <w:pPr>
+        <w:rPr>
+          <w:b/>
+          <w:bCs/>
+        </w:rPr>
+      </w:pPr>
+      <w:r>
+        <w:rPr>
+          <w:b/>
+          <w:bCs/>
+        </w:rPr>
+        <w:lastRenderedPageBreak/>
+        <w:t>Вопрос 66</w:t>
+      </w:r>
+    </w:p>
+    <w:p>
+      <w:pPr>
+        <w:pStyle w:val="a6"/>
+        <w:rPr>
+          <w:snapToGrid w:val="0"/>
+        </w:rPr>
+      </w:pPr>
+      <w:r>
+        <w:rPr>
+          <w:snapToGrid w:val="0"/>
+        </w:rPr>
+        <w:t>Какие из этих аппаратных устройств могут быть использованы для усиления широкополосного сигнала через длинный кабель?</w:t>
+      </w:r>
+    </w:p>
+    <w:p>
+      <w:pPr>
+        <w:pStyle w:val="a6"/>
+        <w:rPr>
+          <w:bCs/>
+        </w:rPr>
+      </w:pPr>
+      <w:r>
+        <w:rPr>
+          <w:snapToGrid w:val="0"/>
+        </w:rPr>
+        <w:t>См. пункты-6-13 вопросы ранее, они будут фигурировать в ответах.</w:t>
+      </w:r>
+    </w:p>
+    <w:p>
+      <w:pPr>
+        <w:rPr>
+          <w:snapToGrid w:val="0"/>
+        </w:rPr>
+      </w:pPr>
+      <w:r>
+        <w:rPr>
+          <w:snapToGrid w:val="0"/>
+        </w:rPr>
+        <w:t>Для усиления широкополосного сигнала через длинный кабель могут использоваться различные устройства, включая:</w:t>
+      </w:r>
+    </w:p>
+    <w:p>
+      <w:pPr>
+        <w:rPr>
+          <w:snapToGrid w:val="0"/>
+        </w:rPr>
+      </w:pPr>
+      <w:r>
+        <w:rPr>
+          <w:snapToGrid w:val="0"/>
+        </w:rPr>
+        <w:t>– сетевые усилители (</w:t>
+      </w:r>
+      <w:proofErr w:type="spellStart"/>
+      <w:r>
+        <w:rPr>
+          <w:snapToGrid w:val="0"/>
+        </w:rPr>
+        <w:t>repeaters</w:t>
+      </w:r>
+      <w:proofErr w:type="spellEnd"/>
+      <w:r>
+        <w:rPr>
+          <w:snapToGrid w:val="0"/>
+        </w:rPr>
+        <w:t>) - они усиливают сигнал и передают его дальше по кабелю;</w:t>
+      </w:r>
+    </w:p>
+    <w:p>
+      <w:pPr>
+        <w:rPr>
+          <w:snapToGrid w:val="0"/>
+        </w:rPr>
+      </w:pPr>
+      <w:r>
+        <w:rPr>
+          <w:snapToGrid w:val="0"/>
+        </w:rPr>
+        <w:t xml:space="preserve">– </w:t>
+      </w:r>
+      <w:proofErr w:type="spellStart"/>
+      <w:r>
+        <w:rPr>
+          <w:snapToGrid w:val="0"/>
+        </w:rPr>
+        <w:t>медиаконвертеры</w:t>
+      </w:r>
+      <w:proofErr w:type="spellEnd"/>
+      <w:r>
+        <w:rPr>
+          <w:snapToGrid w:val="0"/>
+        </w:rPr>
+        <w:t xml:space="preserve"> - они преобразуют сигналы из одной формы в другую, например, из витой пары в оптоволокно;</w:t>
+      </w:r>
+    </w:p>
+    <w:p>
+      <w:pPr>
+        <w:rPr>
+          <w:snapToGrid w:val="0"/>
+        </w:rPr>
+      </w:pPr>
+      <w:r>
+        <w:rPr>
+          <w:snapToGrid w:val="0"/>
+        </w:rPr>
+        <w:t xml:space="preserve">– </w:t>
+      </w:r>
+      <w:proofErr w:type="spellStart"/>
+      <w:r>
+        <w:rPr>
+          <w:snapToGrid w:val="0"/>
+        </w:rPr>
+        <w:t>PoE</w:t>
+      </w:r>
+      <w:proofErr w:type="spellEnd"/>
+      <w:r>
+        <w:rPr>
+          <w:snapToGrid w:val="0"/>
+        </w:rPr>
+        <w:t>-инжекторы - они обеспечивают питание удаленных устройств, таких как IP-камеры или точки доступа, через сетевой кабель;</w:t>
+      </w:r>
+    </w:p>
+    <w:p>
+      <w:pPr>
+        <w:rPr>
+          <w:snapToGrid w:val="0"/>
+        </w:rPr>
+      </w:pPr>
+      <w:r>
+        <w:rPr>
+          <w:snapToGrid w:val="0"/>
+        </w:rPr>
+        <w:t>– маршрутизаторы - они могут иметь встроенные функции усиления сигнала;</w:t>
+      </w:r>
+    </w:p>
+    <w:p>
+      <w:pPr>
+        <w:rPr>
+          <w:snapToGrid w:val="0"/>
+        </w:rPr>
+      </w:pPr>
+      <w:r>
+        <w:rPr>
+          <w:snapToGrid w:val="0"/>
+        </w:rPr>
+        <w:t>– мосты и коммутаторы - они могут усиливать сигнал и перераспределять его между несколькими устройствами.</w:t>
+      </w:r>
+      <w:bookmarkStart w:id="0" w:name="_GoBack"/>
+      <w:bookmarkEnd w:id="0"/>
+    </w:p>
+    <w:p>
+      <w:pPr>
         <w:sectPr>
           <w:pgSz w:w="11910" w:h="16840"/>
           <w:pgMar w:top="1100" w:right="570" w:bottom="993" w:left="1701" w:header="720" w:footer="720" w:gutter="0"/>
           <w:cols w:space="720"/>
         </w:sectPr>
       </w:pPr>
+      <w:r>
+        <w:rPr>
+          <w:snapToGrid w:val="0"/>
+        </w:rPr>
+        <w:t>Важно выбирать устройства, которые совместимы с вашим оборудованием и кабелем, а также обеспечивают необходимое усиление сигнала для корректной работы сети.</w:t>
+      </w:r>
     </w:p>
     <w:p>
       <w:pPr>
@@ -16126,6 +20834,96 @@
     </w:lvl>
   </w:abstractNum>
   <w:abstractNum w:abstractNumId="1" w15:restartNumberingAfterBreak="0">
+    <w:nsid w:val="03DA6894"/>
+    <w:multiLevelType w:val="hybridMultilevel"/>
+    <w:tmpl w:val="950EAFEA"/>
+    <w:lvl w:ilvl="0" w:tplc="FF6ECBEC">
+      <w:start w:val="1"/>
+      <w:numFmt w:val="decimal"/>
+      <w:lvlText w:val="%1."/>
+      <w:lvlJc w:val="left"/>
+      <w:pPr>
+        <w:ind w:left="466" w:hanging="360"/>
+      </w:pPr>
+      <w:rPr>
+        <w:rFonts w:cs="Times New Roman" w:hint="default"/>
+        <w:color w:val="000000"/>
+      </w:rPr>
+    </w:lvl>
+    <w:lvl w:ilvl="1" w:tplc="04190019" w:tentative="1">
+      <w:start w:val="1"/>
+      <w:numFmt w:val="lowerLetter"/>
+      <w:lvlText w:val="%2."/>
+      <w:lvlJc w:val="left"/>
+      <w:pPr>
+        <w:ind w:left="1186" w:hanging="360"/>
+      </w:pPr>
+    </w:lvl>
+    <w:lvl w:ilvl="2" w:tplc="0419001B" w:tentative="1">
+      <w:start w:val="1"/>
+      <w:numFmt w:val="lowerRoman"/>
+      <w:lvlText w:val="%3."/>
+      <w:lvlJc w:val="right"/>
+      <w:pPr>
+        <w:ind w:left="1906" w:hanging="180"/>
+      </w:pPr>
+    </w:lvl>
+    <w:lvl w:ilvl="3" w:tplc="0419000F" w:tentative="1">
+      <w:start w:val="1"/>
+      <w:numFmt w:val="decimal"/>
+      <w:lvlText w:val="%4."/>
+      <w:lvlJc w:val="left"/>
+      <w:pPr>
+        <w:ind w:left="2626" w:hanging="360"/>
+      </w:pPr>
+    </w:lvl>
+    <w:lvl w:ilvl="4" w:tplc="04190019" w:tentative="1">
+      <w:start w:val="1"/>
+      <w:numFmt w:val="lowerLetter"/>
+      <w:lvlText w:val="%5."/>
+      <w:lvlJc w:val="left"/>
+      <w:pPr>
+        <w:ind w:left="3346" w:hanging="360"/>
+      </w:pPr>
+    </w:lvl>
+    <w:lvl w:ilvl="5" w:tplc="0419001B" w:tentative="1">
+      <w:start w:val="1"/>
+      <w:numFmt w:val="lowerRoman"/>
+      <w:lvlText w:val="%6."/>
+      <w:lvlJc w:val="right"/>
+      <w:pPr>
+        <w:ind w:left="4066" w:hanging="180"/>
+      </w:pPr>
+    </w:lvl>
+    <w:lvl w:ilvl="6" w:tplc="0419000F" w:tentative="1">
+      <w:start w:val="1"/>
+      <w:numFmt w:val="decimal"/>
+      <w:lvlText w:val="%7."/>
+      <w:lvlJc w:val="left"/>
+      <w:pPr>
+        <w:ind w:left="4786" w:hanging="360"/>
+      </w:pPr>
+    </w:lvl>
+    <w:lvl w:ilvl="7" w:tplc="04190019" w:tentative="1">
+      <w:start w:val="1"/>
+      <w:numFmt w:val="lowerLetter"/>
+      <w:lvlText w:val="%8."/>
+      <w:lvlJc w:val="left"/>
+      <w:pPr>
+        <w:ind w:left="5506" w:hanging="360"/>
+      </w:pPr>
+    </w:lvl>
+    <w:lvl w:ilvl="8" w:tplc="0419001B" w:tentative="1">
+      <w:start w:val="1"/>
+      <w:numFmt w:val="lowerRoman"/>
+      <w:lvlText w:val="%9."/>
+      <w:lvlJc w:val="right"/>
+      <w:pPr>
+        <w:ind w:left="6226" w:hanging="180"/>
+      </w:pPr>
+    </w:lvl>
+  </w:abstractNum>
+  <w:abstractNum w:abstractNumId="2" w15:restartNumberingAfterBreak="0">
     <w:nsid w:val="071C5C16"/>
     <w:multiLevelType w:val="hybridMultilevel"/>
     <w:tmpl w:val="EBF0EEA4"/>
@@ -16247,7 +21045,7 @@
       </w:rPr>
     </w:lvl>
   </w:abstractNum>
-  <w:abstractNum w:abstractNumId="2" w15:restartNumberingAfterBreak="0">
+  <w:abstractNum w:abstractNumId="3" w15:restartNumberingAfterBreak="0">
     <w:nsid w:val="082B1413"/>
     <w:multiLevelType w:val="hybridMultilevel"/>
     <w:tmpl w:val="B95EBF4E"/>
@@ -16360,7 +21158,97 @@
       </w:rPr>
     </w:lvl>
   </w:abstractNum>
-  <w:abstractNum w:abstractNumId="3" w15:restartNumberingAfterBreak="0">
+  <w:abstractNum w:abstractNumId="4" w15:restartNumberingAfterBreak="0">
+    <w:nsid w:val="09315E9A"/>
+    <w:multiLevelType w:val="hybridMultilevel"/>
+    <w:tmpl w:val="0B52B2A8"/>
+    <w:lvl w:ilvl="0" w:tplc="FF6ECBEC">
+      <w:start w:val="1"/>
+      <w:numFmt w:val="decimal"/>
+      <w:lvlText w:val="%1."/>
+      <w:lvlJc w:val="left"/>
+      <w:pPr>
+        <w:ind w:left="572" w:hanging="360"/>
+      </w:pPr>
+      <w:rPr>
+        <w:rFonts w:cs="Times New Roman" w:hint="default"/>
+        <w:color w:val="000000"/>
+      </w:rPr>
+    </w:lvl>
+    <w:lvl w:ilvl="1" w:tplc="04190019" w:tentative="1">
+      <w:start w:val="1"/>
+      <w:numFmt w:val="lowerLetter"/>
+      <w:lvlText w:val="%2."/>
+      <w:lvlJc w:val="left"/>
+      <w:pPr>
+        <w:ind w:left="1546" w:hanging="360"/>
+      </w:pPr>
+    </w:lvl>
+    <w:lvl w:ilvl="2" w:tplc="0419001B" w:tentative="1">
+      <w:start w:val="1"/>
+      <w:numFmt w:val="lowerRoman"/>
+      <w:lvlText w:val="%3."/>
+      <w:lvlJc w:val="right"/>
+      <w:pPr>
+        <w:ind w:left="2266" w:hanging="180"/>
+      </w:pPr>
+    </w:lvl>
+    <w:lvl w:ilvl="3" w:tplc="0419000F" w:tentative="1">
+      <w:start w:val="1"/>
+      <w:numFmt w:val="decimal"/>
+      <w:lvlText w:val="%4."/>
+      <w:lvlJc w:val="left"/>
+      <w:pPr>
+        <w:ind w:left="2986" w:hanging="360"/>
+      </w:pPr>
+    </w:lvl>
+    <w:lvl w:ilvl="4" w:tplc="04190019" w:tentative="1">
+      <w:start w:val="1"/>
+      <w:numFmt w:val="lowerLetter"/>
+      <w:lvlText w:val="%5."/>
+      <w:lvlJc w:val="left"/>
+      <w:pPr>
+        <w:ind w:left="3706" w:hanging="360"/>
+      </w:pPr>
+    </w:lvl>
+    <w:lvl w:ilvl="5" w:tplc="0419001B" w:tentative="1">
+      <w:start w:val="1"/>
+      <w:numFmt w:val="lowerRoman"/>
+      <w:lvlText w:val="%6."/>
+      <w:lvlJc w:val="right"/>
+      <w:pPr>
+        <w:ind w:left="4426" w:hanging="180"/>
+      </w:pPr>
+    </w:lvl>
+    <w:lvl w:ilvl="6" w:tplc="0419000F" w:tentative="1">
+      <w:start w:val="1"/>
+      <w:numFmt w:val="decimal"/>
+      <w:lvlText w:val="%7."/>
+      <w:lvlJc w:val="left"/>
+      <w:pPr>
+        <w:ind w:left="5146" w:hanging="360"/>
+      </w:pPr>
+    </w:lvl>
+    <w:lvl w:ilvl="7" w:tplc="04190019" w:tentative="1">
+      <w:start w:val="1"/>
+      <w:numFmt w:val="lowerLetter"/>
+      <w:lvlText w:val="%8."/>
+      <w:lvlJc w:val="left"/>
+      <w:pPr>
+        <w:ind w:left="5866" w:hanging="360"/>
+      </w:pPr>
+    </w:lvl>
+    <w:lvl w:ilvl="8" w:tplc="0419001B" w:tentative="1">
+      <w:start w:val="1"/>
+      <w:numFmt w:val="lowerRoman"/>
+      <w:lvlText w:val="%9."/>
+      <w:lvlJc w:val="right"/>
+      <w:pPr>
+        <w:ind w:left="6586" w:hanging="180"/>
+      </w:pPr>
+    </w:lvl>
+  </w:abstractNum>
+  <w:abstractNum w:abstractNumId="5" w15:restartNumberingAfterBreak="0">
     <w:nsid w:val="0AD428C1"/>
     <w:multiLevelType w:val="hybridMultilevel"/>
     <w:tmpl w:val="69928226"/>
@@ -16476,7 +21364,7 @@
       </w:rPr>
     </w:lvl>
   </w:abstractNum>
-  <w:abstractNum w:abstractNumId="4" w15:restartNumberingAfterBreak="0">
+  <w:abstractNum w:abstractNumId="6" w15:restartNumberingAfterBreak="0">
     <w:nsid w:val="0CFB3767"/>
     <w:multiLevelType w:val="hybridMultilevel"/>
     <w:tmpl w:val="5AA26284"/>
@@ -16562,7 +21450,7 @@
       </w:pPr>
     </w:lvl>
   </w:abstractNum>
-  <w:abstractNum w:abstractNumId="5" w15:restartNumberingAfterBreak="0">
+  <w:abstractNum w:abstractNumId="7" w15:restartNumberingAfterBreak="0">
     <w:nsid w:val="0FA019F9"/>
     <w:multiLevelType w:val="hybridMultilevel"/>
     <w:tmpl w:val="39083854"/>
@@ -16648,7 +21536,7 @@
       </w:pPr>
     </w:lvl>
   </w:abstractNum>
-  <w:abstractNum w:abstractNumId="6" w15:restartNumberingAfterBreak="0">
+  <w:abstractNum w:abstractNumId="8" w15:restartNumberingAfterBreak="0">
     <w:nsid w:val="127C411E"/>
     <w:multiLevelType w:val="hybridMultilevel"/>
     <w:tmpl w:val="CDD28E4C"/>
@@ -16770,7 +21658,7 @@
       </w:rPr>
     </w:lvl>
   </w:abstractNum>
-  <w:abstractNum w:abstractNumId="7" w15:restartNumberingAfterBreak="0">
+  <w:abstractNum w:abstractNumId="9" w15:restartNumberingAfterBreak="0">
     <w:nsid w:val="13A9628F"/>
     <w:multiLevelType w:val="hybridMultilevel"/>
     <w:tmpl w:val="859E9592"/>
@@ -16883,7 +21771,7 @@
       </w:rPr>
     </w:lvl>
   </w:abstractNum>
-  <w:abstractNum w:abstractNumId="8" w15:restartNumberingAfterBreak="0">
+  <w:abstractNum w:abstractNumId="10" w15:restartNumberingAfterBreak="0">
     <w:nsid w:val="13C80BB7"/>
     <w:multiLevelType w:val="hybridMultilevel"/>
     <w:tmpl w:val="53904B0A"/>
@@ -16996,7 +21884,7 @@
       </w:rPr>
     </w:lvl>
   </w:abstractNum>
-  <w:abstractNum w:abstractNumId="9" w15:restartNumberingAfterBreak="0">
+  <w:abstractNum w:abstractNumId="11" w15:restartNumberingAfterBreak="0">
     <w:nsid w:val="16851BAF"/>
     <w:multiLevelType w:val="hybridMultilevel"/>
     <w:tmpl w:val="110E828E"/>
@@ -17085,7 +21973,7 @@
       </w:pPr>
     </w:lvl>
   </w:abstractNum>
-  <w:abstractNum w:abstractNumId="10" w15:restartNumberingAfterBreak="0">
+  <w:abstractNum w:abstractNumId="12" w15:restartNumberingAfterBreak="0">
     <w:nsid w:val="17DF699F"/>
     <w:multiLevelType w:val="hybridMultilevel"/>
     <w:tmpl w:val="71428F0E"/>
@@ -17174,7 +22062,7 @@
       </w:pPr>
     </w:lvl>
   </w:abstractNum>
-  <w:abstractNum w:abstractNumId="11" w15:restartNumberingAfterBreak="0">
+  <w:abstractNum w:abstractNumId="13" w15:restartNumberingAfterBreak="0">
     <w:nsid w:val="21451343"/>
     <w:multiLevelType w:val="hybridMultilevel"/>
     <w:tmpl w:val="28941BA6"/>
@@ -17287,7 +22175,7 @@
       </w:rPr>
     </w:lvl>
   </w:abstractNum>
-  <w:abstractNum w:abstractNumId="12" w15:restartNumberingAfterBreak="0">
+  <w:abstractNum w:abstractNumId="14" w15:restartNumberingAfterBreak="0">
     <w:nsid w:val="21EB6935"/>
     <w:multiLevelType w:val="hybridMultilevel"/>
     <w:tmpl w:val="DAE62B5C"/>
@@ -17400,7 +22288,7 @@
       </w:rPr>
     </w:lvl>
   </w:abstractNum>
-  <w:abstractNum w:abstractNumId="13" w15:restartNumberingAfterBreak="0">
+  <w:abstractNum w:abstractNumId="15" w15:restartNumberingAfterBreak="0">
     <w:nsid w:val="2220656C"/>
     <w:multiLevelType w:val="hybridMultilevel"/>
     <w:tmpl w:val="38C0887C"/>
@@ -17522,7 +22410,120 @@
       </w:rPr>
     </w:lvl>
   </w:abstractNum>
-  <w:abstractNum w:abstractNumId="14" w15:restartNumberingAfterBreak="0">
+  <w:abstractNum w:abstractNumId="16" w15:restartNumberingAfterBreak="0">
+    <w:nsid w:val="23AD6D76"/>
+    <w:multiLevelType w:val="hybridMultilevel"/>
+    <w:tmpl w:val="37FE6C00"/>
+    <w:lvl w:ilvl="0" w:tplc="04190001">
+      <w:start w:val="1"/>
+      <w:numFmt w:val="bullet"/>
+      <w:lvlText w:val=""/>
+      <w:lvlJc w:val="left"/>
+      <w:pPr>
+        <w:ind w:left="1429" w:hanging="360"/>
+      </w:pPr>
+      <w:rPr>
+        <w:rFonts w:ascii="Symbol" w:hAnsi="Symbol" w:hint="default"/>
+      </w:rPr>
+    </w:lvl>
+    <w:lvl w:ilvl="1" w:tplc="04190003" w:tentative="1">
+      <w:start w:val="1"/>
+      <w:numFmt w:val="bullet"/>
+      <w:lvlText w:val="o"/>
+      <w:lvlJc w:val="left"/>
+      <w:pPr>
+        <w:ind w:left="2149" w:hanging="360"/>
+      </w:pPr>
+      <w:rPr>
+        <w:rFonts w:ascii="Courier New" w:hAnsi="Courier New" w:cs="Courier New" w:hint="default"/>
+      </w:rPr>
+    </w:lvl>
+    <w:lvl w:ilvl="2" w:tplc="04190005" w:tentative="1">
+      <w:start w:val="1"/>
+      <w:numFmt w:val="bullet"/>
+      <w:lvlText w:val=""/>
+      <w:lvlJc w:val="left"/>
+      <w:pPr>
+        <w:ind w:left="2869" w:hanging="360"/>
+      </w:pPr>
+      <w:rPr>
+        <w:rFonts w:ascii="Wingdings" w:hAnsi="Wingdings" w:hint="default"/>
+      </w:rPr>
+    </w:lvl>
+    <w:lvl w:ilvl="3" w:tplc="04190001" w:tentative="1">
+      <w:start w:val="1"/>
+      <w:numFmt w:val="bullet"/>
+      <w:lvlText w:val=""/>
+      <w:lvlJc w:val="left"/>
+      <w:pPr>
+        <w:ind w:left="3589" w:hanging="360"/>
+      </w:pPr>
+      <w:rPr>
+        <w:rFonts w:ascii="Symbol" w:hAnsi="Symbol" w:hint="default"/>
+      </w:rPr>
+    </w:lvl>
+    <w:lvl w:ilvl="4" w:tplc="04190003" w:tentative="1">
+      <w:start w:val="1"/>
+      <w:numFmt w:val="bullet"/>
+      <w:lvlText w:val="o"/>
+      <w:lvlJc w:val="left"/>
+      <w:pPr>
+        <w:ind w:left="4309" w:hanging="360"/>
+      </w:pPr>
+      <w:rPr>
+        <w:rFonts w:ascii="Courier New" w:hAnsi="Courier New" w:cs="Courier New" w:hint="default"/>
+      </w:rPr>
+    </w:lvl>
+    <w:lvl w:ilvl="5" w:tplc="04190005" w:tentative="1">
+      <w:start w:val="1"/>
+      <w:numFmt w:val="bullet"/>
+      <w:lvlText w:val=""/>
+      <w:lvlJc w:val="left"/>
+      <w:pPr>
+        <w:ind w:left="5029" w:hanging="360"/>
+      </w:pPr>
+      <w:rPr>
+        <w:rFonts w:ascii="Wingdings" w:hAnsi="Wingdings" w:hint="default"/>
+      </w:rPr>
+    </w:lvl>
+    <w:lvl w:ilvl="6" w:tplc="04190001" w:tentative="1">
+      <w:start w:val="1"/>
+      <w:numFmt w:val="bullet"/>
+      <w:lvlText w:val=""/>
+      <w:lvlJc w:val="left"/>
+      <w:pPr>
+        <w:ind w:left="5749" w:hanging="360"/>
+      </w:pPr>
+      <w:rPr>
+        <w:rFonts w:ascii="Symbol" w:hAnsi="Symbol" w:hint="default"/>
+      </w:rPr>
+    </w:lvl>
+    <w:lvl w:ilvl="7" w:tplc="04190003" w:tentative="1">
+      <w:start w:val="1"/>
+      <w:numFmt w:val="bullet"/>
+      <w:lvlText w:val="o"/>
+      <w:lvlJc w:val="left"/>
+      <w:pPr>
+        <w:ind w:left="6469" w:hanging="360"/>
+      </w:pPr>
+      <w:rPr>
+        <w:rFonts w:ascii="Courier New" w:hAnsi="Courier New" w:cs="Courier New" w:hint="default"/>
+      </w:rPr>
+    </w:lvl>
+    <w:lvl w:ilvl="8" w:tplc="04190005" w:tentative="1">
+      <w:start w:val="1"/>
+      <w:numFmt w:val="bullet"/>
+      <w:lvlText w:val=""/>
+      <w:lvlJc w:val="left"/>
+      <w:pPr>
+        <w:ind w:left="7189" w:hanging="360"/>
+      </w:pPr>
+      <w:rPr>
+        <w:rFonts w:ascii="Wingdings" w:hAnsi="Wingdings" w:hint="default"/>
+      </w:rPr>
+    </w:lvl>
+  </w:abstractNum>
+  <w:abstractNum w:abstractNumId="17" w15:restartNumberingAfterBreak="0">
     <w:nsid w:val="27760D6D"/>
     <w:multiLevelType w:val="hybridMultilevel"/>
     <w:tmpl w:val="7C5A12FC"/>
@@ -17635,7 +22636,7 @@
       </w:rPr>
     </w:lvl>
   </w:abstractNum>
-  <w:abstractNum w:abstractNumId="15" w15:restartNumberingAfterBreak="0">
+  <w:abstractNum w:abstractNumId="18" w15:restartNumberingAfterBreak="0">
     <w:nsid w:val="27BC0C1D"/>
     <w:multiLevelType w:val="hybridMultilevel"/>
     <w:tmpl w:val="ADE48600"/>
@@ -17757,7 +22758,7 @@
       </w:rPr>
     </w:lvl>
   </w:abstractNum>
-  <w:abstractNum w:abstractNumId="16" w15:restartNumberingAfterBreak="0">
+  <w:abstractNum w:abstractNumId="19" w15:restartNumberingAfterBreak="0">
     <w:nsid w:val="2F9F240C"/>
     <w:multiLevelType w:val="hybridMultilevel"/>
     <w:tmpl w:val="40767F34"/>
@@ -17846,7 +22847,7 @@
       </w:pPr>
     </w:lvl>
   </w:abstractNum>
-  <w:abstractNum w:abstractNumId="17" w15:restartNumberingAfterBreak="0">
+  <w:abstractNum w:abstractNumId="20" w15:restartNumberingAfterBreak="0">
     <w:nsid w:val="373A783D"/>
     <w:multiLevelType w:val="hybridMultilevel"/>
     <w:tmpl w:val="15C81C4A"/>
@@ -17932,7 +22933,7 @@
       </w:pPr>
     </w:lvl>
   </w:abstractNum>
-  <w:abstractNum w:abstractNumId="18" w15:restartNumberingAfterBreak="0">
+  <w:abstractNum w:abstractNumId="21" w15:restartNumberingAfterBreak="0">
     <w:nsid w:val="3F7A6EEB"/>
     <w:multiLevelType w:val="hybridMultilevel"/>
     <w:tmpl w:val="18D27776"/>
@@ -18054,7 +23055,7 @@
       </w:rPr>
     </w:lvl>
   </w:abstractNum>
-  <w:abstractNum w:abstractNumId="19" w15:restartNumberingAfterBreak="0">
+  <w:abstractNum w:abstractNumId="22" w15:restartNumberingAfterBreak="0">
     <w:nsid w:val="3F7D638B"/>
     <w:multiLevelType w:val="hybridMultilevel"/>
     <w:tmpl w:val="303E02A6"/>
@@ -18176,7 +23177,7 @@
       </w:rPr>
     </w:lvl>
   </w:abstractNum>
-  <w:abstractNum w:abstractNumId="20" w15:restartNumberingAfterBreak="0">
+  <w:abstractNum w:abstractNumId="23" w15:restartNumberingAfterBreak="0">
     <w:nsid w:val="42393D27"/>
     <w:multiLevelType w:val="hybridMultilevel"/>
     <w:tmpl w:val="6BB43C20"/>
@@ -18298,7 +23299,7 @@
       </w:rPr>
     </w:lvl>
   </w:abstractNum>
-  <w:abstractNum w:abstractNumId="21" w15:restartNumberingAfterBreak="0">
+  <w:abstractNum w:abstractNumId="24" w15:restartNumberingAfterBreak="0">
     <w:nsid w:val="46D77B4D"/>
     <w:multiLevelType w:val="hybridMultilevel"/>
     <w:tmpl w:val="FE8C0E9A"/>
@@ -18420,7 +23421,7 @@
       </w:rPr>
     </w:lvl>
   </w:abstractNum>
-  <w:abstractNum w:abstractNumId="22" w15:restartNumberingAfterBreak="0">
+  <w:abstractNum w:abstractNumId="25" w15:restartNumberingAfterBreak="0">
     <w:nsid w:val="49952CDA"/>
     <w:multiLevelType w:val="hybridMultilevel"/>
     <w:tmpl w:val="CE7A9DF2"/>
@@ -18542,7 +23543,269 @@
       </w:rPr>
     </w:lvl>
   </w:abstractNum>
-  <w:abstractNum w:abstractNumId="23" w15:restartNumberingAfterBreak="0">
+  <w:abstractNum w:abstractNumId="26" w15:restartNumberingAfterBreak="0">
+    <w:nsid w:val="55AE3BF0"/>
+    <w:multiLevelType w:val="multilevel"/>
+    <w:tmpl w:val="5FB4D3A4"/>
+    <w:lvl w:ilvl="0">
+      <w:start w:val="1"/>
+      <w:numFmt w:val="bullet"/>
+      <w:lvlText w:val=""/>
+      <w:lvlJc w:val="left"/>
+      <w:pPr>
+        <w:tabs>
+          <w:tab w:val="num" w:pos="720"/>
+        </w:tabs>
+        <w:ind w:left="720" w:hanging="360"/>
+      </w:pPr>
+      <w:rPr>
+        <w:rFonts w:ascii="Symbol" w:hAnsi="Symbol" w:hint="default"/>
+        <w:sz w:val="20"/>
+      </w:rPr>
+    </w:lvl>
+    <w:lvl w:ilvl="1" w:tentative="1">
+      <w:start w:val="1"/>
+      <w:numFmt w:val="bullet"/>
+      <w:lvlText w:val="o"/>
+      <w:lvlJc w:val="left"/>
+      <w:pPr>
+        <w:tabs>
+          <w:tab w:val="num" w:pos="1440"/>
+        </w:tabs>
+        <w:ind w:left="1440" w:hanging="360"/>
+      </w:pPr>
+      <w:rPr>
+        <w:rFonts w:ascii="Courier New" w:hAnsi="Courier New" w:hint="default"/>
+        <w:sz w:val="20"/>
+      </w:rPr>
+    </w:lvl>
+    <w:lvl w:ilvl="2" w:tentative="1">
+      <w:start w:val="1"/>
+      <w:numFmt w:val="bullet"/>
+      <w:lvlText w:val=""/>
+      <w:lvlJc w:val="left"/>
+      <w:pPr>
+        <w:tabs>
+          <w:tab w:val="num" w:pos="2160"/>
+        </w:tabs>
+        <w:ind w:left="2160" w:hanging="360"/>
+      </w:pPr>
+      <w:rPr>
+        <w:rFonts w:ascii="Wingdings" w:hAnsi="Wingdings" w:hint="default"/>
+        <w:sz w:val="20"/>
+      </w:rPr>
+    </w:lvl>
+    <w:lvl w:ilvl="3" w:tentative="1">
+      <w:start w:val="1"/>
+      <w:numFmt w:val="bullet"/>
+      <w:lvlText w:val=""/>
+      <w:lvlJc w:val="left"/>
+      <w:pPr>
+        <w:tabs>
+          <w:tab w:val="num" w:pos="2880"/>
+        </w:tabs>
+        <w:ind w:left="2880" w:hanging="360"/>
+      </w:pPr>
+      <w:rPr>
+        <w:rFonts w:ascii="Wingdings" w:hAnsi="Wingdings" w:hint="default"/>
+        <w:sz w:val="20"/>
+      </w:rPr>
+    </w:lvl>
+    <w:lvl w:ilvl="4" w:tentative="1">
+      <w:start w:val="1"/>
+      <w:numFmt w:val="bullet"/>
+      <w:lvlText w:val=""/>
+      <w:lvlJc w:val="left"/>
+      <w:pPr>
+        <w:tabs>
+          <w:tab w:val="num" w:pos="3600"/>
+        </w:tabs>
+        <w:ind w:left="3600" w:hanging="360"/>
+      </w:pPr>
+      <w:rPr>
+        <w:rFonts w:ascii="Wingdings" w:hAnsi="Wingdings" w:hint="default"/>
+        <w:sz w:val="20"/>
+      </w:rPr>
+    </w:lvl>
+    <w:lvl w:ilvl="5" w:tentative="1">
+      <w:start w:val="1"/>
+      <w:numFmt w:val="bullet"/>
+      <w:lvlText w:val=""/>
+      <w:lvlJc w:val="left"/>
+      <w:pPr>
+        <w:tabs>
+          <w:tab w:val="num" w:pos="4320"/>
+        </w:tabs>
+        <w:ind w:left="4320" w:hanging="360"/>
+      </w:pPr>
+      <w:rPr>
+        <w:rFonts w:ascii="Wingdings" w:hAnsi="Wingdings" w:hint="default"/>
+        <w:sz w:val="20"/>
+      </w:rPr>
+    </w:lvl>
+    <w:lvl w:ilvl="6" w:tentative="1">
+      <w:start w:val="1"/>
+      <w:numFmt w:val="bullet"/>
+      <w:lvlText w:val=""/>
+      <w:lvlJc w:val="left"/>
+      <w:pPr>
+        <w:tabs>
+          <w:tab w:val="num" w:pos="5040"/>
+        </w:tabs>
+        <w:ind w:left="5040" w:hanging="360"/>
+      </w:pPr>
+      <w:rPr>
+        <w:rFonts w:ascii="Wingdings" w:hAnsi="Wingdings" w:hint="default"/>
+        <w:sz w:val="20"/>
+      </w:rPr>
+    </w:lvl>
+    <w:lvl w:ilvl="7" w:tentative="1">
+      <w:start w:val="1"/>
+      <w:numFmt w:val="bullet"/>
+      <w:lvlText w:val=""/>
+      <w:lvlJc w:val="left"/>
+      <w:pPr>
+        <w:tabs>
+          <w:tab w:val="num" w:pos="5760"/>
+        </w:tabs>
+        <w:ind w:left="5760" w:hanging="360"/>
+      </w:pPr>
+      <w:rPr>
+        <w:rFonts w:ascii="Wingdings" w:hAnsi="Wingdings" w:hint="default"/>
+        <w:sz w:val="20"/>
+      </w:rPr>
+    </w:lvl>
+    <w:lvl w:ilvl="8" w:tentative="1">
+      <w:start w:val="1"/>
+      <w:numFmt w:val="bullet"/>
+      <w:lvlText w:val=""/>
+      <w:lvlJc w:val="left"/>
+      <w:pPr>
+        <w:tabs>
+          <w:tab w:val="num" w:pos="6480"/>
+        </w:tabs>
+        <w:ind w:left="6480" w:hanging="360"/>
+      </w:pPr>
+      <w:rPr>
+        <w:rFonts w:ascii="Wingdings" w:hAnsi="Wingdings" w:hint="default"/>
+        <w:sz w:val="20"/>
+      </w:rPr>
+    </w:lvl>
+  </w:abstractNum>
+  <w:abstractNum w:abstractNumId="27" w15:restartNumberingAfterBreak="0">
+    <w:nsid w:val="619F5173"/>
+    <w:multiLevelType w:val="hybridMultilevel"/>
+    <w:tmpl w:val="AB16DC8C"/>
+    <w:lvl w:ilvl="0" w:tplc="04190001">
+      <w:start w:val="1"/>
+      <w:numFmt w:val="bullet"/>
+      <w:lvlText w:val=""/>
+      <w:lvlJc w:val="left"/>
+      <w:pPr>
+        <w:ind w:left="1429" w:hanging="360"/>
+      </w:pPr>
+      <w:rPr>
+        <w:rFonts w:ascii="Symbol" w:hAnsi="Symbol" w:hint="default"/>
+      </w:rPr>
+    </w:lvl>
+    <w:lvl w:ilvl="1" w:tplc="04190003" w:tentative="1">
+      <w:start w:val="1"/>
+      <w:numFmt w:val="bullet"/>
+      <w:lvlText w:val="o"/>
+      <w:lvlJc w:val="left"/>
+      <w:pPr>
+        <w:ind w:left="2149" w:hanging="360"/>
+      </w:pPr>
+      <w:rPr>
+        <w:rFonts w:ascii="Courier New" w:hAnsi="Courier New" w:cs="Courier New" w:hint="default"/>
+      </w:rPr>
+    </w:lvl>
+    <w:lvl w:ilvl="2" w:tplc="04190005" w:tentative="1">
+      <w:start w:val="1"/>
+      <w:numFmt w:val="bullet"/>
+      <w:lvlText w:val=""/>
+      <w:lvlJc w:val="left"/>
+      <w:pPr>
+        <w:ind w:left="2869" w:hanging="360"/>
+      </w:pPr>
+      <w:rPr>
+        <w:rFonts w:ascii="Wingdings" w:hAnsi="Wingdings" w:hint="default"/>
+      </w:rPr>
+    </w:lvl>
+    <w:lvl w:ilvl="3" w:tplc="04190001" w:tentative="1">
+      <w:start w:val="1"/>
+      <w:numFmt w:val="bullet"/>
+      <w:lvlText w:val=""/>
+      <w:lvlJc w:val="left"/>
+      <w:pPr>
+        <w:ind w:left="3589" w:hanging="360"/>
+      </w:pPr>
+      <w:rPr>
+        <w:rFonts w:ascii="Symbol" w:hAnsi="Symbol" w:hint="default"/>
+      </w:rPr>
+    </w:lvl>
+    <w:lvl w:ilvl="4" w:tplc="04190003" w:tentative="1">
+      <w:start w:val="1"/>
+      <w:numFmt w:val="bullet"/>
+      <w:lvlText w:val="o"/>
+      <w:lvlJc w:val="left"/>
+      <w:pPr>
+        <w:ind w:left="4309" w:hanging="360"/>
+      </w:pPr>
+      <w:rPr>
+        <w:rFonts w:ascii="Courier New" w:hAnsi="Courier New" w:cs="Courier New" w:hint="default"/>
+      </w:rPr>
+    </w:lvl>
+    <w:lvl w:ilvl="5" w:tplc="04190005" w:tentative="1">
+      <w:start w:val="1"/>
+      <w:numFmt w:val="bullet"/>
+      <w:lvlText w:val=""/>
+      <w:lvlJc w:val="left"/>
+      <w:pPr>
+        <w:ind w:left="5029" w:hanging="360"/>
+      </w:pPr>
+      <w:rPr>
+        <w:rFonts w:ascii="Wingdings" w:hAnsi="Wingdings" w:hint="default"/>
+      </w:rPr>
+    </w:lvl>
+    <w:lvl w:ilvl="6" w:tplc="04190001" w:tentative="1">
+      <w:start w:val="1"/>
+      <w:numFmt w:val="bullet"/>
+      <w:lvlText w:val=""/>
+      <w:lvlJc w:val="left"/>
+      <w:pPr>
+        <w:ind w:left="5749" w:hanging="360"/>
+      </w:pPr>
+      <w:rPr>
+        <w:rFonts w:ascii="Symbol" w:hAnsi="Symbol" w:hint="default"/>
+      </w:rPr>
+    </w:lvl>
+    <w:lvl w:ilvl="7" w:tplc="04190003" w:tentative="1">
+      <w:start w:val="1"/>
+      <w:numFmt w:val="bullet"/>
+      <w:lvlText w:val="o"/>
+      <w:lvlJc w:val="left"/>
+      <w:pPr>
+        <w:ind w:left="6469" w:hanging="360"/>
+      </w:pPr>
+      <w:rPr>
+        <w:rFonts w:ascii="Courier New" w:hAnsi="Courier New" w:cs="Courier New" w:hint="default"/>
+      </w:rPr>
+    </w:lvl>
+    <w:lvl w:ilvl="8" w:tplc="04190005" w:tentative="1">
+      <w:start w:val="1"/>
+      <w:numFmt w:val="bullet"/>
+      <w:lvlText w:val=""/>
+      <w:lvlJc w:val="left"/>
+      <w:pPr>
+        <w:ind w:left="7189" w:hanging="360"/>
+      </w:pPr>
+      <w:rPr>
+        <w:rFonts w:ascii="Wingdings" w:hAnsi="Wingdings" w:hint="default"/>
+      </w:rPr>
+    </w:lvl>
+  </w:abstractNum>
+  <w:abstractNum w:abstractNumId="28" w15:restartNumberingAfterBreak="0">
     <w:nsid w:val="645D2099"/>
     <w:multiLevelType w:val="hybridMultilevel"/>
     <w:tmpl w:val="1D189892"/>
@@ -18628,7 +23891,7 @@
       </w:pPr>
     </w:lvl>
   </w:abstractNum>
-  <w:abstractNum w:abstractNumId="24" w15:restartNumberingAfterBreak="0">
+  <w:abstractNum w:abstractNumId="29" w15:restartNumberingAfterBreak="0">
     <w:nsid w:val="6ADD608A"/>
     <w:multiLevelType w:val="hybridMultilevel"/>
     <w:tmpl w:val="ADD20800"/>
@@ -18741,7 +24004,7 @@
       </w:rPr>
     </w:lvl>
   </w:abstractNum>
-  <w:abstractNum w:abstractNumId="25" w15:restartNumberingAfterBreak="0">
+  <w:abstractNum w:abstractNumId="30" w15:restartNumberingAfterBreak="0">
     <w:nsid w:val="6C4E495E"/>
     <w:multiLevelType w:val="hybridMultilevel"/>
     <w:tmpl w:val="A76ED99C"/>
@@ -18827,7 +24090,120 @@
       </w:pPr>
     </w:lvl>
   </w:abstractNum>
-  <w:abstractNum w:abstractNumId="26" w15:restartNumberingAfterBreak="0">
+  <w:abstractNum w:abstractNumId="31" w15:restartNumberingAfterBreak="0">
+    <w:nsid w:val="6F0C6D40"/>
+    <w:multiLevelType w:val="multilevel"/>
+    <w:tmpl w:val="E97CC9DE"/>
+    <w:lvl w:ilvl="0">
+      <w:start w:val="1"/>
+      <w:numFmt w:val="decimal"/>
+      <w:lvlText w:val="%1."/>
+      <w:lvlJc w:val="left"/>
+      <w:pPr>
+        <w:tabs>
+          <w:tab w:val="num" w:pos="720"/>
+        </w:tabs>
+        <w:ind w:left="720" w:hanging="360"/>
+      </w:pPr>
+    </w:lvl>
+    <w:lvl w:ilvl="1" w:tentative="1">
+      <w:start w:val="1"/>
+      <w:numFmt w:val="decimal"/>
+      <w:lvlText w:val="%2."/>
+      <w:lvlJc w:val="left"/>
+      <w:pPr>
+        <w:tabs>
+          <w:tab w:val="num" w:pos="1440"/>
+        </w:tabs>
+        <w:ind w:left="1440" w:hanging="360"/>
+      </w:pPr>
+    </w:lvl>
+    <w:lvl w:ilvl="2" w:tentative="1">
+      <w:start w:val="1"/>
+      <w:numFmt w:val="decimal"/>
+      <w:lvlText w:val="%3."/>
+      <w:lvlJc w:val="left"/>
+      <w:pPr>
+        <w:tabs>
+          <w:tab w:val="num" w:pos="2160"/>
+        </w:tabs>
+        <w:ind w:left="2160" w:hanging="360"/>
+      </w:pPr>
+    </w:lvl>
+    <w:lvl w:ilvl="3" w:tentative="1">
+      <w:start w:val="1"/>
+      <w:numFmt w:val="decimal"/>
+      <w:lvlText w:val="%4."/>
+      <w:lvlJc w:val="left"/>
+      <w:pPr>
+        <w:tabs>
+          <w:tab w:val="num" w:pos="2880"/>
+        </w:tabs>
+        <w:ind w:left="2880" w:hanging="360"/>
+      </w:pPr>
+    </w:lvl>
+    <w:lvl w:ilvl="4" w:tentative="1">
+      <w:start w:val="1"/>
+      <w:numFmt w:val="decimal"/>
+      <w:lvlText w:val="%5."/>
+      <w:lvlJc w:val="left"/>
+      <w:pPr>
+        <w:tabs>
+          <w:tab w:val="num" w:pos="3600"/>
+        </w:tabs>
+        <w:ind w:left="3600" w:hanging="360"/>
+      </w:pPr>
+    </w:lvl>
+    <w:lvl w:ilvl="5" w:tentative="1">
+      <w:start w:val="1"/>
+      <w:numFmt w:val="decimal"/>
+      <w:lvlText w:val="%6."/>
+      <w:lvlJc w:val="left"/>
+      <w:pPr>
+        <w:tabs>
+          <w:tab w:val="num" w:pos="4320"/>
+        </w:tabs>
+        <w:ind w:left="4320" w:hanging="360"/>
+      </w:pPr>
+    </w:lvl>
+    <w:lvl w:ilvl="6" w:tentative="1">
+      <w:start w:val="1"/>
+      <w:numFmt w:val="decimal"/>
+      <w:lvlText w:val="%7."/>
+      <w:lvlJc w:val="left"/>
+      <w:pPr>
+        <w:tabs>
+          <w:tab w:val="num" w:pos="5040"/>
+        </w:tabs>
+        <w:ind w:left="5040" w:hanging="360"/>
+      </w:pPr>
+    </w:lvl>
+    <w:lvl w:ilvl="7" w:tentative="1">
+      <w:start w:val="1"/>
+      <w:numFmt w:val="decimal"/>
+      <w:lvlText w:val="%8."/>
+      <w:lvlJc w:val="left"/>
+      <w:pPr>
+        <w:tabs>
+          <w:tab w:val="num" w:pos="5760"/>
+        </w:tabs>
+        <w:ind w:left="5760" w:hanging="360"/>
+      </w:pPr>
+    </w:lvl>
+    <w:lvl w:ilvl="8" w:tentative="1">
+      <w:start w:val="1"/>
+      <w:numFmt w:val="decimal"/>
+      <w:lvlText w:val="%9."/>
+      <w:lvlJc w:val="left"/>
+      <w:pPr>
+        <w:tabs>
+          <w:tab w:val="num" w:pos="6480"/>
+        </w:tabs>
+        <w:ind w:left="6480" w:hanging="360"/>
+      </w:pPr>
+    </w:lvl>
+  </w:abstractNum>
+  <w:abstractNum w:abstractNumId="32" w15:restartNumberingAfterBreak="0">
     <w:nsid w:val="768A60D5"/>
     <w:multiLevelType w:val="hybridMultilevel"/>
     <w:tmpl w:val="31A29548"/>
@@ -18943,7 +24319,7 @@
       </w:rPr>
     </w:lvl>
   </w:abstractNum>
-  <w:abstractNum w:abstractNumId="27" w15:restartNumberingAfterBreak="0">
+  <w:abstractNum w:abstractNumId="33" w15:restartNumberingAfterBreak="0">
     <w:nsid w:val="77C47DF9"/>
     <w:multiLevelType w:val="hybridMultilevel"/>
     <w:tmpl w:val="308828F2"/>
@@ -19065,7 +24441,7 @@
       </w:rPr>
     </w:lvl>
   </w:abstractNum>
-  <w:abstractNum w:abstractNumId="28" w15:restartNumberingAfterBreak="0">
+  <w:abstractNum w:abstractNumId="34" w15:restartNumberingAfterBreak="0">
     <w:nsid w:val="7DAD3296"/>
     <w:multiLevelType w:val="hybridMultilevel"/>
     <w:tmpl w:val="71624046"/>
@@ -19154,92 +24530,226 @@
       </w:pPr>
     </w:lvl>
   </w:abstractNum>
+  <w:abstractNum w:abstractNumId="35" w15:restartNumberingAfterBreak="0">
+    <w:nsid w:val="7DB26FE9"/>
+    <w:multiLevelType w:val="multilevel"/>
+    <w:tmpl w:val="26E810B2"/>
+    <w:lvl w:ilvl="0">
+      <w:start w:val="1"/>
+      <w:numFmt w:val="decimal"/>
+      <w:lvlText w:val="%1."/>
+      <w:lvlJc w:val="left"/>
+      <w:pPr>
+        <w:tabs>
+          <w:tab w:val="num" w:pos="720"/>
+        </w:tabs>
+        <w:ind w:left="720" w:hanging="360"/>
+      </w:pPr>
+    </w:lvl>
+    <w:lvl w:ilvl="1" w:tentative="1">
+      <w:start w:val="1"/>
+      <w:numFmt w:val="decimal"/>
+      <w:lvlText w:val="%2."/>
+      <w:lvlJc w:val="left"/>
+      <w:pPr>
+        <w:tabs>
+          <w:tab w:val="num" w:pos="1440"/>
+        </w:tabs>
+        <w:ind w:left="1440" w:hanging="360"/>
+      </w:pPr>
+    </w:lvl>
+    <w:lvl w:ilvl="2" w:tentative="1">
+      <w:start w:val="1"/>
+      <w:numFmt w:val="decimal"/>
+      <w:lvlText w:val="%3."/>
+      <w:lvlJc w:val="left"/>
+      <w:pPr>
+        <w:tabs>
+          <w:tab w:val="num" w:pos="2160"/>
+        </w:tabs>
+        <w:ind w:left="2160" w:hanging="360"/>
+      </w:pPr>
+    </w:lvl>
+    <w:lvl w:ilvl="3" w:tentative="1">
+      <w:start w:val="1"/>
+      <w:numFmt w:val="decimal"/>
+      <w:lvlText w:val="%4."/>
+      <w:lvlJc w:val="left"/>
+      <w:pPr>
+        <w:tabs>
+          <w:tab w:val="num" w:pos="2880"/>
+        </w:tabs>
+        <w:ind w:left="2880" w:hanging="360"/>
+      </w:pPr>
+    </w:lvl>
+    <w:lvl w:ilvl="4" w:tentative="1">
+      <w:start w:val="1"/>
+      <w:numFmt w:val="decimal"/>
+      <w:lvlText w:val="%5."/>
+      <w:lvlJc w:val="left"/>
+      <w:pPr>
+        <w:tabs>
+          <w:tab w:val="num" w:pos="3600"/>
+        </w:tabs>
+        <w:ind w:left="3600" w:hanging="360"/>
+      </w:pPr>
+    </w:lvl>
+    <w:lvl w:ilvl="5" w:tentative="1">
+      <w:start w:val="1"/>
+      <w:numFmt w:val="decimal"/>
+      <w:lvlText w:val="%6."/>
+      <w:lvlJc w:val="left"/>
+      <w:pPr>
+        <w:tabs>
+          <w:tab w:val="num" w:pos="4320"/>
+        </w:tabs>
+        <w:ind w:left="4320" w:hanging="360"/>
+      </w:pPr>
+    </w:lvl>
+    <w:lvl w:ilvl="6" w:tentative="1">
+      <w:start w:val="1"/>
+      <w:numFmt w:val="decimal"/>
+      <w:lvlText w:val="%7."/>
+      <w:lvlJc w:val="left"/>
+      <w:pPr>
+        <w:tabs>
+          <w:tab w:val="num" w:pos="5040"/>
+        </w:tabs>
+        <w:ind w:left="5040" w:hanging="360"/>
+      </w:pPr>
+    </w:lvl>
+    <w:lvl w:ilvl="7" w:tentative="1">
+      <w:start w:val="1"/>
+      <w:numFmt w:val="decimal"/>
+      <w:lvlText w:val="%8."/>
+      <w:lvlJc w:val="left"/>
+      <w:pPr>
+        <w:tabs>
+          <w:tab w:val="num" w:pos="5760"/>
+        </w:tabs>
+        <w:ind w:left="5760" w:hanging="360"/>
+      </w:pPr>
+    </w:lvl>
+    <w:lvl w:ilvl="8" w:tentative="1">
+      <w:start w:val="1"/>
+      <w:numFmt w:val="decimal"/>
+      <w:lvlText w:val="%9."/>
+      <w:lvlJc w:val="left"/>
+      <w:pPr>
+        <w:tabs>
+          <w:tab w:val="num" w:pos="6480"/>
+        </w:tabs>
+        <w:ind w:left="6480" w:hanging="360"/>
+      </w:pPr>
+    </w:lvl>
+  </w:abstractNum>
   <w:num w:numId="1">
     <w:abstractNumId w:val="0"/>
   </w:num>
   <w:num w:numId="2">
+    <w:abstractNumId w:val="18"/>
+  </w:num>
+  <w:num w:numId="3">
+    <w:abstractNumId w:val="20"/>
+  </w:num>
+  <w:num w:numId="4">
+    <w:abstractNumId w:val="28"/>
+  </w:num>
+  <w:num w:numId="5">
+    <w:abstractNumId w:val="30"/>
+  </w:num>
+  <w:num w:numId="6">
+    <w:abstractNumId w:val="6"/>
+  </w:num>
+  <w:num w:numId="7">
+    <w:abstractNumId w:val="17"/>
+  </w:num>
+  <w:num w:numId="8">
+    <w:abstractNumId w:val="14"/>
+  </w:num>
+  <w:num w:numId="9">
+    <w:abstractNumId w:val="9"/>
+  </w:num>
+  <w:num w:numId="10">
+    <w:abstractNumId w:val="34"/>
+  </w:num>
+  <w:num w:numId="11">
+    <w:abstractNumId w:val="3"/>
+  </w:num>
+  <w:num w:numId="12">
+    <w:abstractNumId w:val="13"/>
+  </w:num>
+  <w:num w:numId="13">
+    <w:abstractNumId w:val="29"/>
+  </w:num>
+  <w:num w:numId="14">
+    <w:abstractNumId w:val="2"/>
+  </w:num>
+  <w:num w:numId="15">
     <w:abstractNumId w:val="15"/>
   </w:num>
-  <w:num w:numId="3">
-    <w:abstractNumId w:val="17"/>
+  <w:num w:numId="16">
+    <w:abstractNumId w:val="8"/>
   </w:num>
-  <w:num w:numId="4">
+  <w:num w:numId="17">
+    <w:abstractNumId w:val="24"/>
+  </w:num>
+  <w:num w:numId="18">
+    <w:abstractNumId w:val="21"/>
+  </w:num>
+  <w:num w:numId="19">
     <w:abstractNumId w:val="23"/>
   </w:num>
-  <w:num w:numId="5">
+  <w:num w:numId="20">
     <w:abstractNumId w:val="25"/>
   </w:num>
-  <w:num w:numId="6">
+  <w:num w:numId="21">
+    <w:abstractNumId w:val="7"/>
+  </w:num>
+  <w:num w:numId="22">
+    <w:abstractNumId w:val="10"/>
+  </w:num>
+  <w:num w:numId="23">
+    <w:abstractNumId w:val="11"/>
+  </w:num>
+  <w:num w:numId="24">
+    <w:abstractNumId w:val="5"/>
+  </w:num>
+  <w:num w:numId="25">
+    <w:abstractNumId w:val="32"/>
+  </w:num>
+  <w:num w:numId="26">
+    <w:abstractNumId w:val="22"/>
+  </w:num>
+  <w:num w:numId="27">
+    <w:abstractNumId w:val="33"/>
+  </w:num>
+  <w:num w:numId="28">
+    <w:abstractNumId w:val="19"/>
+  </w:num>
+  <w:num w:numId="29">
+    <w:abstractNumId w:val="12"/>
+  </w:num>
+  <w:num w:numId="30">
+    <w:abstractNumId w:val="35"/>
+  </w:num>
+  <w:num w:numId="31">
+    <w:abstractNumId w:val="31"/>
+  </w:num>
+  <w:num w:numId="32">
+    <w:abstractNumId w:val="26"/>
+  </w:num>
+  <w:num w:numId="33">
+    <w:abstractNumId w:val="1"/>
+  </w:num>
+  <w:num w:numId="34">
+    <w:abstractNumId w:val="27"/>
+  </w:num>
+  <w:num w:numId="35">
     <w:abstractNumId w:val="4"/>
   </w:num>
-  <w:num w:numId="7">
-    <w:abstractNumId w:val="14"/>
-  </w:num>
-  <w:num w:numId="8">
-    <w:abstractNumId w:val="12"/>
-  </w:num>
-  <w:num w:numId="9">
-    <w:abstractNumId w:val="7"/>
-  </w:num>
-  <w:num w:numId="10">
-    <w:abstractNumId w:val="28"/>
-  </w:num>
-  <w:num w:numId="11">
-    <w:abstractNumId w:val="2"/>
-  </w:num>
-  <w:num w:numId="12">
-    <w:abstractNumId w:val="11"/>
-  </w:num>
-  <w:num w:numId="13">
-    <w:abstractNumId w:val="24"/>
-  </w:num>
-  <w:num w:numId="14">
-    <w:abstractNumId w:val="1"/>
-  </w:num>
-  <w:num w:numId="15">
-    <w:abstractNumId w:val="13"/>
-  </w:num>
-  <w:num w:numId="16">
-    <w:abstractNumId w:val="6"/>
-  </w:num>
-  <w:num w:numId="17">
-    <w:abstractNumId w:val="21"/>
-  </w:num>
-  <w:num w:numId="18">
-    <w:abstractNumId w:val="18"/>
-  </w:num>
-  <w:num w:numId="19">
-    <w:abstractNumId w:val="20"/>
-  </w:num>
-  <w:num w:numId="20">
-    <w:abstractNumId w:val="22"/>
-  </w:num>
-  <w:num w:numId="21">
-    <w:abstractNumId w:val="5"/>
-  </w:num>
-  <w:num w:numId="22">
-    <w:abstractNumId w:val="8"/>
-  </w:num>
-  <w:num w:numId="23">
-    <w:abstractNumId w:val="9"/>
-  </w:num>
-  <w:num w:numId="24">
-    <w:abstractNumId w:val="3"/>
-  </w:num>
-  <w:num w:numId="25">
-    <w:abstractNumId w:val="26"/>
-  </w:num>
-  <w:num w:numId="26">
-    <w:abstractNumId w:val="19"/>
-  </w:num>
-  <w:num w:numId="27">
-    <w:abstractNumId w:val="27"/>
-  </w:num>
-  <w:num w:numId="28">
+  <w:num w:numId="36">
     <w:abstractNumId w:val="16"/>
-  </w:num>
-  <w:num w:numId="29">
-    <w:abstractNumId w:val="10"/>
   </w:num>
 </w:numbering>
 </file>
@@ -19637,7 +25147,7 @@
   <w:style w:type="paragraph" w:default="1" w:styleId="a">
     <w:name w:val="Normal"/>
     <w:qFormat/>
-    <w:rsid w:val="00813016"/>
+    <w:rsid w:val="0014580B"/>
     <w:pPr>
       <w:spacing w:after="0" w:line="300" w:lineRule="auto"/>
       <w:ind w:firstLine="709"/>
@@ -19697,7 +25207,6 @@
   <w:style w:type="character" w:default="1" w:styleId="a0">
     <w:name w:val="Default Paragraph Font"/>
     <w:uiPriority w:val="1"/>
-    <w:semiHidden/>
     <w:unhideWhenUsed/>
   </w:style>
   <w:style w:type="table" w:default="1" w:styleId="a1">
@@ -19932,6 +25441,116 @@
     <w:rsid w:val="00E92D34"/>
     <w:rPr>
       <w:color w:val="808080"/>
+    </w:rPr>
+  </w:style>
+  <w:style w:type="paragraph" w:customStyle="1" w:styleId="futurismarkdown-paragraph">
+    <w:name w:val="futurismarkdown-paragraph"/>
+    <w:basedOn w:val="a"/>
+    <w:rsid w:val="00A91AB1"/>
+    <w:pPr>
+      <w:spacing w:before="100" w:beforeAutospacing="1" w:after="100" w:afterAutospacing="1" w:line="240" w:lineRule="auto"/>
+      <w:ind w:firstLine="0"/>
+      <w:jc w:val="left"/>
+    </w:pPr>
+    <w:rPr>
+      <w:rFonts w:eastAsia="Times New Roman" w:cs="Times New Roman"/>
+      <w:kern w:val="0"/>
+      <w:sz w:val="24"/>
+      <w:szCs w:val="24"/>
+      <w:lang w:eastAsia="ru-RU"/>
+      <w14:ligatures w14:val="none"/>
+    </w:rPr>
+  </w:style>
+  <w:style w:type="paragraph" w:customStyle="1" w:styleId="futurismarkdown-listitem">
+    <w:name w:val="futurismarkdown-listitem"/>
+    <w:basedOn w:val="a"/>
+    <w:rsid w:val="00A91AB1"/>
+    <w:pPr>
+      <w:spacing w:before="100" w:beforeAutospacing="1" w:after="100" w:afterAutospacing="1" w:line="240" w:lineRule="auto"/>
+      <w:ind w:firstLine="0"/>
+      <w:jc w:val="left"/>
+    </w:pPr>
+    <w:rPr>
+      <w:rFonts w:eastAsia="Times New Roman" w:cs="Times New Roman"/>
+      <w:kern w:val="0"/>
+      <w:sz w:val="24"/>
+      <w:szCs w:val="24"/>
+      <w:lang w:eastAsia="ru-RU"/>
+      <w14:ligatures w14:val="none"/>
+    </w:rPr>
+  </w:style>
+  <w:style w:type="character" w:customStyle="1" w:styleId="fontstyle01">
+    <w:name w:val="fontstyle01"/>
+    <w:basedOn w:val="a0"/>
+    <w:rsid w:val="0058441D"/>
+    <w:rPr>
+      <w:rFonts w:ascii="Times New Roman" w:hAnsi="Times New Roman" w:cs="Times New Roman" w:hint="default"/>
+      <w:b/>
+      <w:bCs/>
+      <w:i w:val="0"/>
+      <w:iCs w:val="0"/>
+      <w:color w:val="000000"/>
+      <w:sz w:val="24"/>
+      <w:szCs w:val="24"/>
+    </w:rPr>
+  </w:style>
+  <w:style w:type="character" w:customStyle="1" w:styleId="fontstyle21">
+    <w:name w:val="fontstyle21"/>
+    <w:basedOn w:val="a0"/>
+    <w:rsid w:val="0058441D"/>
+    <w:rPr>
+      <w:rFonts w:ascii="Times New Roman" w:hAnsi="Times New Roman" w:cs="Times New Roman" w:hint="default"/>
+      <w:b w:val="0"/>
+      <w:bCs w:val="0"/>
+      <w:i w:val="0"/>
+      <w:iCs w:val="0"/>
+      <w:color w:val="000000"/>
+      <w:sz w:val="24"/>
+      <w:szCs w:val="24"/>
+    </w:rPr>
+  </w:style>
+  <w:style w:type="table" w:styleId="ac">
+    <w:name w:val="Table Grid"/>
+    <w:basedOn w:val="a1"/>
+    <w:uiPriority w:val="39"/>
+    <w:rsid w:val="0058441D"/>
+    <w:pPr>
+      <w:spacing w:after="0" w:line="240" w:lineRule="auto"/>
+    </w:pPr>
+    <w:tblPr>
+      <w:tblBorders>
+        <w:top w:val="single" w:sz="4" w:space="0" w:color="auto"/>
+        <w:left w:val="single" w:sz="4" w:space="0" w:color="auto"/>
+        <w:bottom w:val="single" w:sz="4" w:space="0" w:color="auto"/>
+        <w:right w:val="single" w:sz="4" w:space="0" w:color="auto"/>
+        <w:insideH w:val="single" w:sz="4" w:space="0" w:color="auto"/>
+        <w:insideV w:val="single" w:sz="4" w:space="0" w:color="auto"/>
+      </w:tblBorders>
+    </w:tblPr>
+  </w:style>
+  <w:style w:type="paragraph" w:customStyle="1" w:styleId="11">
+    <w:name w:val="Обычный1"/>
+    <w:rsid w:val="00F14B5A"/>
+    <w:pPr>
+      <w:spacing w:after="0" w:line="240" w:lineRule="auto"/>
+    </w:pPr>
+    <w:rPr>
+      <w:rFonts w:ascii="Times New Roman" w:eastAsia="Times New Roman" w:hAnsi="Times New Roman" w:cs="Times New Roman"/>
+      <w:sz w:val="28"/>
+      <w:szCs w:val="20"/>
+      <w:lang w:eastAsia="ru-RU"/>
+    </w:rPr>
+  </w:style>
+  <w:style w:type="character" w:styleId="ad">
+    <w:name w:val="Subtle Emphasis"/>
+    <w:basedOn w:val="a0"/>
+    <w:uiPriority w:val="19"/>
+    <w:qFormat/>
+    <w:rsid w:val="00F14B5A"/>
+    <w:rPr>
+      <w:i/>
+      <w:iCs/>
+      <w:color w:val="404040" w:themeColor="text1" w:themeTint="BF"/>
     </w:rPr>
   </w:style>
 </w:styles>
@@ -20203,7 +25822,7 @@
 </file>
 
 <file path=customXml/itemProps1.xml><?xml version="1.0" encoding="utf-8"?>
-<ds:datastoreItem xmlns:ds="http://schemas.openxmlformats.org/officeDocument/2006/customXml" ds:itemID="{578110F2-6028-4069-9AD9-4A0C2DD74ACB}">
+<ds:datastoreItem xmlns:ds="http://schemas.openxmlformats.org/officeDocument/2006/customXml" ds:itemID="{A7A16098-B378-4E7C-9764-B62D14599383}">
   <ds:schemaRefs>
     <ds:schemaRef ds:uri="http://schemas.openxmlformats.org/officeDocument/2006/bibliography"/>
   </ds:schemaRefs>
